--- a/articles/spread/spreadAnalytics.docx
+++ b/articles/spread/spreadAnalytics.docx
@@ -214,47 +214,58 @@
         <w:t>To load the functions, synthetic data, and explore interactively:</w:t>
       </w:r>
     </w:p>
-    <w:tbl>
-      <w:tblPr>
-        <w:tblW w:type="auto" w:w="0"/>
-        <w:jc w:val="left"/>
-        <w:tblLook w:firstColumn="1" w:firstRow="1" w:lastColumn="0" w:lastRow="0" w:noHBand="0" w:noVBand="1" w:val="04A0"/>
-      </w:tblPr>
-      <w:tblGrid>
-        <w:gridCol w:w="10080"/>
-      </w:tblGrid>
-      <w:tr>
-        <w:tc>
-          <w:tcPr>
-            <w:tcW w:type="dxa" w:w="9360"/>
-            <w:shd w:val="clear" w:color="auto" w:fill="1a2733"/>
-            <w:tcMar>
-              <w:top w:w="120" w:type="dxa"/>
-              <w:bottom w:w="120" w:type="dxa"/>
-              <w:left w:w="160" w:type="dxa"/>
-              <w:right w:w="160" w:type="dxa"/>
-            </w:tcMar>
-          </w:tcPr>
-          <w:p>
-            <w:pPr>
-              <w:spacing w:after="0"/>
-            </w:pPr>
-            <w:r>
-              <w:rPr>
-                <w:rFonts w:ascii="Consolas" w:hAnsi="Consolas"/>
-                <w:color w:val="E7ECEF"/>
-                <w:sz w:val="17"/>
-              </w:rPr>
-              <w:t xml:space="preserve">  q ./scripts/initSpread.q</w:t>
-            </w:r>
-          </w:p>
-        </w:tc>
-      </w:tr>
-    </w:tbl>
     <w:p>
       <w:pPr>
-        <w:spacing w:after="80"/>
+        <w:jc w:val="center"/>
       </w:pPr>
+      <w:r>
+        <w:drawing>
+          <wp:inline xmlns:a="http://schemas.openxmlformats.org/drawingml/2006/main" xmlns:pic="http://schemas.openxmlformats.org/drawingml/2006/picture">
+            <wp:extent cx="2572512" cy="1139952"/>
+            <wp:docPr id="1" name="Picture 1"/>
+            <wp:cNvGraphicFramePr>
+              <a:graphicFrameLocks noChangeAspect="1"/>
+            </wp:cNvGraphicFramePr>
+            <a:graphic>
+              <a:graphicData uri="http://schemas.openxmlformats.org/drawingml/2006/picture">
+                <pic:pic>
+                  <pic:nvPicPr>
+                    <pic:cNvPr id="0" name="01_run-initSpread.png"/>
+                    <pic:cNvPicPr/>
+                  </pic:nvPicPr>
+                  <pic:blipFill>
+                    <a:blip r:embed="rId9"/>
+                    <a:stretch>
+                      <a:fillRect/>
+                    </a:stretch>
+                  </pic:blipFill>
+                  <pic:spPr>
+                    <a:xfrm>
+                      <a:off x="0" y="0"/>
+                      <a:ext cx="2572512" cy="1139952"/>
+                    </a:xfrm>
+                    <a:prstGeom prst="rect"/>
+                  </pic:spPr>
+                </pic:pic>
+              </a:graphicData>
+            </a:graphic>
+          </wp:inline>
+        </w:drawing>
+      </w:r>
+    </w:p>
+    <w:p>
+      <w:pPr>
+        <w:spacing w:after="240"/>
+        <w:jc w:val="center"/>
+      </w:pPr>
+      <w:r>
+        <w:rPr>
+          <w:i/>
+          <w:color w:val="6B6A66"/>
+          <w:sz w:val="17"/>
+        </w:rPr>
+        <w:t>q ./scripts/initSpread.q</w:t>
+      </w:r>
     </w:p>
     <w:p>
       <w:pPr>
@@ -269,47 +280,58 @@
         <w:t>To run the test suite (hard assertions, ground-truth checks included):</w:t>
       </w:r>
     </w:p>
-    <w:tbl>
-      <w:tblPr>
-        <w:tblW w:type="auto" w:w="0"/>
-        <w:jc w:val="left"/>
-        <w:tblLook w:firstColumn="1" w:firstRow="1" w:lastColumn="0" w:lastRow="0" w:noHBand="0" w:noVBand="1" w:val="04A0"/>
-      </w:tblPr>
-      <w:tblGrid>
-        <w:gridCol w:w="10080"/>
-      </w:tblGrid>
-      <w:tr>
-        <w:tc>
-          <w:tcPr>
-            <w:tcW w:type="dxa" w:w="9360"/>
-            <w:shd w:val="clear" w:color="auto" w:fill="1a2733"/>
-            <w:tcMar>
-              <w:top w:w="120" w:type="dxa"/>
-              <w:bottom w:w="120" w:type="dxa"/>
-              <w:left w:w="160" w:type="dxa"/>
-              <w:right w:w="160" w:type="dxa"/>
-            </w:tcMar>
-          </w:tcPr>
-          <w:p>
-            <w:pPr>
-              <w:spacing w:after="0"/>
-            </w:pPr>
-            <w:r>
-              <w:rPr>
-                <w:rFonts w:ascii="Consolas" w:hAnsi="Consolas"/>
-                <w:color w:val="E7ECEF"/>
-                <w:sz w:val="17"/>
-              </w:rPr>
-              <w:t xml:space="preserve">  q ./test/testSpread.q</w:t>
-            </w:r>
-          </w:p>
-        </w:tc>
-      </w:tr>
-    </w:tbl>
     <w:p>
       <w:pPr>
-        <w:spacing w:after="80"/>
+        <w:jc w:val="center"/>
       </w:pPr>
+      <w:r>
+        <w:drawing>
+          <wp:inline xmlns:a="http://schemas.openxmlformats.org/drawingml/2006/main" xmlns:pic="http://schemas.openxmlformats.org/drawingml/2006/picture">
+            <wp:extent cx="2371344" cy="1139952"/>
+            <wp:docPr id="2" name="Picture 2"/>
+            <wp:cNvGraphicFramePr>
+              <a:graphicFrameLocks noChangeAspect="1"/>
+            </wp:cNvGraphicFramePr>
+            <a:graphic>
+              <a:graphicData uri="http://schemas.openxmlformats.org/drawingml/2006/picture">
+                <pic:pic>
+                  <pic:nvPicPr>
+                    <pic:cNvPr id="0" name="02_run-testSpread.png"/>
+                    <pic:cNvPicPr/>
+                  </pic:nvPicPr>
+                  <pic:blipFill>
+                    <a:blip r:embed="rId10"/>
+                    <a:stretch>
+                      <a:fillRect/>
+                    </a:stretch>
+                  </pic:blipFill>
+                  <pic:spPr>
+                    <a:xfrm>
+                      <a:off x="0" y="0"/>
+                      <a:ext cx="2371344" cy="1139952"/>
+                    </a:xfrm>
+                    <a:prstGeom prst="rect"/>
+                  </pic:spPr>
+                </pic:pic>
+              </a:graphicData>
+            </a:graphic>
+          </wp:inline>
+        </w:drawing>
+      </w:r>
+    </w:p>
+    <w:p>
+      <w:pPr>
+        <w:spacing w:after="240"/>
+        <w:jc w:val="center"/>
+      </w:pPr>
+      <w:r>
+        <w:rPr>
+          <w:i/>
+          <w:color w:val="6B6A66"/>
+          <w:sz w:val="17"/>
+        </w:rPr>
+        <w:t>q ./test/testSpread.q</w:t>
+      </w:r>
     </w:p>
     <w:p>
       <w:pPr>
@@ -336,511 +358,111 @@
         <w:t>A quote is modelled as seven named components summing to a total:</w:t>
       </w:r>
     </w:p>
-    <w:tbl>
-      <w:tblPr>
-        <w:tblW w:type="auto" w:w="0"/>
-        <w:jc w:val="left"/>
-        <w:tblLook w:firstColumn="1" w:firstRow="1" w:lastColumn="0" w:lastRow="0" w:noHBand="0" w:noVBand="1" w:val="04A0"/>
-      </w:tblPr>
-      <w:tblGrid>
-        <w:gridCol w:w="10080"/>
-      </w:tblGrid>
-      <w:tr>
-        <w:tc>
-          <w:tcPr>
-            <w:tcW w:type="dxa" w:w="9360"/>
-            <w:shd w:val="clear" w:color="auto" w:fill="1a2733"/>
-            <w:tcMar>
-              <w:top w:w="120" w:type="dxa"/>
-              <w:bottom w:w="120" w:type="dxa"/>
-              <w:left w:w="160" w:type="dxa"/>
-              <w:right w:w="160" w:type="dxa"/>
-            </w:tcMar>
-          </w:tcPr>
-          <w:p>
-            <w:pPr>
-              <w:spacing w:after="0"/>
-            </w:pPr>
-            <w:r>
-              <w:rPr>
-                <w:rFonts w:ascii="Consolas" w:hAnsi="Consolas"/>
-                <w:color w:val="E7ECEF"/>
-                <w:sz w:val="17"/>
-              </w:rPr>
-              <w:t>.spread.componentCols:`refSprd`baseSprd`clientSprd`volSprd`smoothSprd`fallbackSprd`alphaSprd;</w:t>
-            </w:r>
-          </w:p>
-          <w:p>
-            <w:pPr>
-              <w:spacing w:after="0"/>
-            </w:pPr>
-            <w:r>
-              <w:rPr>
-                <w:rFonts w:ascii="Consolas" w:hAnsi="Consolas"/>
-                <w:color w:val="E7ECEF"/>
-                <w:sz w:val="17"/>
-              </w:rPr>
-              <w:t xml:space="preserve"> </w:t>
-            </w:r>
-          </w:p>
-          <w:p>
-            <w:pPr>
-              <w:spacing w:after="0"/>
-            </w:pPr>
-            <w:r>
-              <w:rPr>
-                <w:rFonts w:ascii="Consolas" w:hAnsi="Consolas"/>
-                <w:color w:val="E7ECEF"/>
-                <w:sz w:val="17"/>
-              </w:rPr>
-              <w:t>.spread.compose:{[tab]</w:t>
-            </w:r>
-          </w:p>
-          <w:p>
-            <w:pPr>
-              <w:spacing w:after="0"/>
-            </w:pPr>
-            <w:r>
-              <w:rPr>
-                <w:rFonts w:ascii="Consolas" w:hAnsi="Consolas"/>
-                <w:color w:val="E7ECEF"/>
-                <w:sz w:val="17"/>
-              </w:rPr>
-              <w:t xml:space="preserve">  update totalSprd:sum value flip .spread.componentCols#tab from tab</w:t>
-            </w:r>
-          </w:p>
-          <w:p>
-            <w:pPr>
-              <w:spacing w:after="0"/>
-            </w:pPr>
-            <w:r>
-              <w:rPr>
-                <w:rFonts w:ascii="Consolas" w:hAnsi="Consolas"/>
-                <w:color w:val="E7ECEF"/>
-                <w:sz w:val="17"/>
-              </w:rPr>
-              <w:t xml:space="preserve"> };</w:t>
-            </w:r>
-          </w:p>
-        </w:tc>
-      </w:tr>
-    </w:tbl>
     <w:p>
       <w:pPr>
-        <w:spacing w:after="80"/>
+        <w:jc w:val="center"/>
       </w:pPr>
+      <w:r>
+        <w:drawing>
+          <wp:inline xmlns:a="http://schemas.openxmlformats.org/drawingml/2006/main" xmlns:pic="http://schemas.openxmlformats.org/drawingml/2006/picture">
+            <wp:extent cx="5943600" cy="1627048"/>
+            <wp:docPr id="3" name="Picture 3"/>
+            <wp:cNvGraphicFramePr>
+              <a:graphicFrameLocks noChangeAspect="1"/>
+            </wp:cNvGraphicFramePr>
+            <a:graphic>
+              <a:graphicData uri="http://schemas.openxmlformats.org/drawingml/2006/picture">
+                <pic:pic>
+                  <pic:nvPicPr>
+                    <pic:cNvPr id="0" name="03_componentCols-compose.png"/>
+                    <pic:cNvPicPr/>
+                  </pic:nvPicPr>
+                  <pic:blipFill>
+                    <a:blip r:embed="rId11"/>
+                    <a:stretch>
+                      <a:fillRect/>
+                    </a:stretch>
+                  </pic:blipFill>
+                  <pic:spPr>
+                    <a:xfrm>
+                      <a:off x="0" y="0"/>
+                      <a:ext cx="5943600" cy="1627048"/>
+                    </a:xfrm>
+                    <a:prstGeom prst="rect"/>
+                  </pic:spPr>
+                </pic:pic>
+              </a:graphicData>
+            </a:graphic>
+          </wp:inline>
+        </w:drawing>
+      </w:r>
     </w:p>
-    <w:tbl>
-      <w:tblPr>
-        <w:tblW w:type="auto" w:w="0"/>
-        <w:jc w:val="left"/>
-        <w:tblLayout w:type="autofit"/>
-        <w:tblLook w:firstColumn="1" w:firstRow="1" w:lastColumn="0" w:lastRow="0" w:noHBand="0" w:noVBand="1" w:val="04A0"/>
-      </w:tblPr>
-      <w:tblGrid>
-        <w:gridCol w:w="5040"/>
-        <w:gridCol w:w="5040"/>
-      </w:tblGrid>
-      <w:tr>
-        <w:tc>
-          <w:tcPr>
-            <w:tcW w:type="dxa" w:w="2246"/>
-            <w:shd w:val="clear" w:color="auto" w:fill="eef0ee"/>
-            <w:tcBorders>
-              <w:top w:val="single" w:sz="4" w:color="c3c2b7"/>
-              <w:left w:val="single" w:sz="4" w:color="c3c2b7"/>
-              <w:bottom w:val="single" w:sz="4" w:color="c3c2b7"/>
-              <w:right w:val="single" w:sz="4" w:color="c3c2b7"/>
-            </w:tcBorders>
-          </w:tcPr>
-          <w:p>
-            <w:pPr>
-              <w:spacing w:after="40"/>
-            </w:pPr>
-            <w:r>
-              <w:rPr>
-                <w:b/>
-                <w:color w:val="0B0B0B"/>
-                <w:sz w:val="18"/>
-              </w:rPr>
-              <w:t>Component</w:t>
-            </w:r>
-          </w:p>
-        </w:tc>
-        <w:tc>
-          <w:tcPr>
-            <w:tcW w:type="dxa" w:w="7114"/>
-            <w:shd w:val="clear" w:color="auto" w:fill="eef0ee"/>
-            <w:tcBorders>
-              <w:top w:val="single" w:sz="4" w:color="c3c2b7"/>
-              <w:left w:val="single" w:sz="4" w:color="c3c2b7"/>
-              <w:bottom w:val="single" w:sz="4" w:color="c3c2b7"/>
-              <w:right w:val="single" w:sz="4" w:color="c3c2b7"/>
-            </w:tcBorders>
-          </w:tcPr>
-          <w:p>
-            <w:pPr>
-              <w:spacing w:after="40"/>
-            </w:pPr>
-            <w:r>
-              <w:rPr>
-                <w:b/>
-                <w:color w:val="0B0B0B"/>
-                <w:sz w:val="18"/>
-              </w:rPr>
-              <w:t>What it represents</w:t>
-            </w:r>
-          </w:p>
-        </w:tc>
-      </w:tr>
-      <w:tr>
-        <w:tc>
-          <w:tcPr>
-            <w:tcW w:type="dxa" w:w="2246"/>
-            <w:tcBorders>
-              <w:top w:val="single" w:sz="4" w:color="c3c2b7"/>
-              <w:left w:val="single" w:sz="4" w:color="c3c2b7"/>
-              <w:bottom w:val="single" w:sz="4" w:color="c3c2b7"/>
-              <w:right w:val="single" w:sz="4" w:color="c3c2b7"/>
-            </w:tcBorders>
-          </w:tcPr>
-          <w:p>
-            <w:pPr>
-              <w:spacing w:after="40"/>
-            </w:pPr>
-            <w:r>
-              <w:rPr>
-                <w:rFonts w:ascii="Consolas" w:hAnsi="Consolas"/>
-                <w:color w:val="1C5CAB"/>
-                <w:sz w:val="17"/>
-              </w:rPr>
-              <w:t>refSprd</w:t>
-            </w:r>
-          </w:p>
-        </w:tc>
-        <w:tc>
-          <w:tcPr>
-            <w:tcW w:type="dxa" w:w="7114"/>
-            <w:tcBorders>
-              <w:top w:val="single" w:sz="4" w:color="c3c2b7"/>
-              <w:left w:val="single" w:sz="4" w:color="c3c2b7"/>
-              <w:bottom w:val="single" w:sz="4" w:color="c3c2b7"/>
-              <w:right w:val="single" w:sz="4" w:color="c3c2b7"/>
-            </w:tcBorders>
-          </w:tcPr>
-          <w:p>
-            <w:pPr>
-              <w:spacing w:after="40"/>
-            </w:pPr>
-            <w:r>
-              <w:rPr>
-                <w:color w:val="3A3A38"/>
-                <w:sz w:val="18"/>
-              </w:rPr>
-              <w:t>reference/baseline spread before any adjustment</w:t>
-            </w:r>
-          </w:p>
-        </w:tc>
-      </w:tr>
-      <w:tr>
-        <w:tc>
-          <w:tcPr>
-            <w:tcW w:type="dxa" w:w="2246"/>
-            <w:tcBorders>
-              <w:top w:val="single" w:sz="4" w:color="c3c2b7"/>
-              <w:left w:val="single" w:sz="4" w:color="c3c2b7"/>
-              <w:bottom w:val="single" w:sz="4" w:color="c3c2b7"/>
-              <w:right w:val="single" w:sz="4" w:color="c3c2b7"/>
-            </w:tcBorders>
-          </w:tcPr>
-          <w:p>
-            <w:pPr>
-              <w:spacing w:after="40"/>
-            </w:pPr>
-            <w:r>
-              <w:rPr>
-                <w:rFonts w:ascii="Consolas" w:hAnsi="Consolas"/>
-                <w:color w:val="1C5CAB"/>
-                <w:sz w:val="17"/>
-              </w:rPr>
-              <w:t>baseSprd</w:t>
-            </w:r>
-          </w:p>
-        </w:tc>
-        <w:tc>
-          <w:tcPr>
-            <w:tcW w:type="dxa" w:w="7114"/>
-            <w:tcBorders>
-              <w:top w:val="single" w:sz="4" w:color="c3c2b7"/>
-              <w:left w:val="single" w:sz="4" w:color="c3c2b7"/>
-              <w:bottom w:val="single" w:sz="4" w:color="c3c2b7"/>
-              <w:right w:val="single" w:sz="4" w:color="c3c2b7"/>
-            </w:tcBorders>
-          </w:tcPr>
-          <w:p>
-            <w:pPr>
-              <w:spacing w:after="40"/>
-            </w:pPr>
-            <w:r>
-              <w:rPr>
-                <w:color w:val="3A3A38"/>
-                <w:sz w:val="18"/>
-              </w:rPr>
-              <w:t>core pricing-engine markup</w:t>
-            </w:r>
-          </w:p>
-        </w:tc>
-      </w:tr>
-      <w:tr>
-        <w:tc>
-          <w:tcPr>
-            <w:tcW w:type="dxa" w:w="2246"/>
-            <w:tcBorders>
-              <w:top w:val="single" w:sz="4" w:color="c3c2b7"/>
-              <w:left w:val="single" w:sz="4" w:color="c3c2b7"/>
-              <w:bottom w:val="single" w:sz="4" w:color="c3c2b7"/>
-              <w:right w:val="single" w:sz="4" w:color="c3c2b7"/>
-            </w:tcBorders>
-          </w:tcPr>
-          <w:p>
-            <w:pPr>
-              <w:spacing w:after="40"/>
-            </w:pPr>
-            <w:r>
-              <w:rPr>
-                <w:rFonts w:ascii="Consolas" w:hAnsi="Consolas"/>
-                <w:color w:val="1C5CAB"/>
-                <w:sz w:val="17"/>
-              </w:rPr>
-              <w:t>clientSprd</w:t>
-            </w:r>
-          </w:p>
-        </w:tc>
-        <w:tc>
-          <w:tcPr>
-            <w:tcW w:type="dxa" w:w="7114"/>
-            <w:tcBorders>
-              <w:top w:val="single" w:sz="4" w:color="c3c2b7"/>
-              <w:left w:val="single" w:sz="4" w:color="c3c2b7"/>
-              <w:bottom w:val="single" w:sz="4" w:color="c3c2b7"/>
-              <w:right w:val="single" w:sz="4" w:color="c3c2b7"/>
-            </w:tcBorders>
-          </w:tcPr>
-          <w:p>
-            <w:pPr>
-              <w:spacing w:after="40"/>
-            </w:pPr>
-            <w:r>
-              <w:rPr>
-                <w:color w:val="3A3A38"/>
-                <w:sz w:val="18"/>
-              </w:rPr>
-              <w:t>client-tier/relationship skew</w:t>
-            </w:r>
-          </w:p>
-        </w:tc>
-      </w:tr>
-      <w:tr>
-        <w:tc>
-          <w:tcPr>
-            <w:tcW w:type="dxa" w:w="2246"/>
-            <w:tcBorders>
-              <w:top w:val="single" w:sz="4" w:color="c3c2b7"/>
-              <w:left w:val="single" w:sz="4" w:color="c3c2b7"/>
-              <w:bottom w:val="single" w:sz="4" w:color="c3c2b7"/>
-              <w:right w:val="single" w:sz="4" w:color="c3c2b7"/>
-            </w:tcBorders>
-          </w:tcPr>
-          <w:p>
-            <w:pPr>
-              <w:spacing w:after="40"/>
-            </w:pPr>
-            <w:r>
-              <w:rPr>
-                <w:rFonts w:ascii="Consolas" w:hAnsi="Consolas"/>
-                <w:color w:val="1C5CAB"/>
-                <w:sz w:val="17"/>
-              </w:rPr>
-              <w:t>volSprd</w:t>
-            </w:r>
-          </w:p>
-        </w:tc>
-        <w:tc>
-          <w:tcPr>
-            <w:tcW w:type="dxa" w:w="7114"/>
-            <w:tcBorders>
-              <w:top w:val="single" w:sz="4" w:color="c3c2b7"/>
-              <w:left w:val="single" w:sz="4" w:color="c3c2b7"/>
-              <w:bottom w:val="single" w:sz="4" w:color="c3c2b7"/>
-              <w:right w:val="single" w:sz="4" w:color="c3c2b7"/>
-            </w:tcBorders>
-          </w:tcPr>
-          <w:p>
-            <w:pPr>
-              <w:spacing w:after="40"/>
-            </w:pPr>
-            <w:r>
-              <w:rPr>
-                <w:color w:val="3A3A38"/>
-                <w:sz w:val="18"/>
-              </w:rPr>
-              <w:t>volatility risk buffer — widens under elevated vol</w:t>
-            </w:r>
-          </w:p>
-        </w:tc>
-      </w:tr>
-      <w:tr>
-        <w:tc>
-          <w:tcPr>
-            <w:tcW w:type="dxa" w:w="2246"/>
-            <w:tcBorders>
-              <w:top w:val="single" w:sz="4" w:color="c3c2b7"/>
-              <w:left w:val="single" w:sz="4" w:color="c3c2b7"/>
-              <w:bottom w:val="single" w:sz="4" w:color="c3c2b7"/>
-              <w:right w:val="single" w:sz="4" w:color="c3c2b7"/>
-            </w:tcBorders>
-          </w:tcPr>
-          <w:p>
-            <w:pPr>
-              <w:spacing w:after="40"/>
-            </w:pPr>
-            <w:r>
-              <w:rPr>
-                <w:rFonts w:ascii="Consolas" w:hAnsi="Consolas"/>
-                <w:color w:val="1C5CAB"/>
-                <w:sz w:val="17"/>
-              </w:rPr>
-              <w:t>smoothSprd</w:t>
-            </w:r>
-          </w:p>
-        </w:tc>
-        <w:tc>
-          <w:tcPr>
-            <w:tcW w:type="dxa" w:w="7114"/>
-            <w:tcBorders>
-              <w:top w:val="single" w:sz="4" w:color="c3c2b7"/>
-              <w:left w:val="single" w:sz="4" w:color="c3c2b7"/>
-              <w:bottom w:val="single" w:sz="4" w:color="c3c2b7"/>
-              <w:right w:val="single" w:sz="4" w:color="c3c2b7"/>
-            </w:tcBorders>
-          </w:tcPr>
-          <w:p>
-            <w:pPr>
-              <w:spacing w:after="40"/>
-            </w:pPr>
-            <w:r>
-              <w:rPr>
-                <w:color w:val="3A3A38"/>
-                <w:sz w:val="18"/>
-              </w:rPr>
-              <w:t>quote-stability smoothing — dampens jumps between quotes</w:t>
-            </w:r>
-          </w:p>
-        </w:tc>
-      </w:tr>
-      <w:tr>
-        <w:tc>
-          <w:tcPr>
-            <w:tcW w:type="dxa" w:w="2246"/>
-            <w:tcBorders>
-              <w:top w:val="single" w:sz="4" w:color="c3c2b7"/>
-              <w:left w:val="single" w:sz="4" w:color="c3c2b7"/>
-              <w:bottom w:val="single" w:sz="4" w:color="c3c2b7"/>
-              <w:right w:val="single" w:sz="4" w:color="c3c2b7"/>
-            </w:tcBorders>
-          </w:tcPr>
-          <w:p>
-            <w:pPr>
-              <w:spacing w:after="40"/>
-            </w:pPr>
-            <w:r>
-              <w:rPr>
-                <w:rFonts w:ascii="Consolas" w:hAnsi="Consolas"/>
-                <w:color w:val="1C5CAB"/>
-                <w:sz w:val="17"/>
-              </w:rPr>
-              <w:t>fallbackSprd</w:t>
-            </w:r>
-          </w:p>
-        </w:tc>
-        <w:tc>
-          <w:tcPr>
-            <w:tcW w:type="dxa" w:w="7114"/>
-            <w:tcBorders>
-              <w:top w:val="single" w:sz="4" w:color="c3c2b7"/>
-              <w:left w:val="single" w:sz="4" w:color="c3c2b7"/>
-              <w:bottom w:val="single" w:sz="4" w:color="c3c2b7"/>
-              <w:right w:val="single" w:sz="4" w:color="c3c2b7"/>
-            </w:tcBorders>
-          </w:tcPr>
-          <w:p>
-            <w:pPr>
-              <w:spacing w:after="40"/>
-            </w:pPr>
-            <w:r>
-              <w:rPr>
-                <w:color w:val="3A3A38"/>
-                <w:sz w:val="18"/>
-              </w:rPr>
-              <w:t>supplemental buffer, used when other inputs are thin</w:t>
-            </w:r>
-          </w:p>
-        </w:tc>
-      </w:tr>
-      <w:tr>
-        <w:tc>
-          <w:tcPr>
-            <w:tcW w:type="dxa" w:w="2246"/>
-            <w:tcBorders>
-              <w:top w:val="single" w:sz="4" w:color="c3c2b7"/>
-              <w:left w:val="single" w:sz="4" w:color="c3c2b7"/>
-              <w:bottom w:val="single" w:sz="4" w:color="c3c2b7"/>
-              <w:right w:val="single" w:sz="4" w:color="c3c2b7"/>
-            </w:tcBorders>
-          </w:tcPr>
-          <w:p>
-            <w:pPr>
-              <w:spacing w:after="40"/>
-            </w:pPr>
-            <w:r>
-              <w:rPr>
-                <w:rFonts w:ascii="Consolas" w:hAnsi="Consolas"/>
-                <w:color w:val="1C5CAB"/>
-                <w:sz w:val="17"/>
-              </w:rPr>
-              <w:t>alphaSprd</w:t>
-            </w:r>
-          </w:p>
-        </w:tc>
-        <w:tc>
-          <w:tcPr>
-            <w:tcW w:type="dxa" w:w="7114"/>
-            <w:tcBorders>
-              <w:top w:val="single" w:sz="4" w:color="c3c2b7"/>
-              <w:left w:val="single" w:sz="4" w:color="c3c2b7"/>
-              <w:bottom w:val="single" w:sz="4" w:color="c3c2b7"/>
-              <w:right w:val="single" w:sz="4" w:color="c3c2b7"/>
-            </w:tcBorders>
-          </w:tcPr>
-          <w:p>
-            <w:pPr>
-              <w:spacing w:after="40"/>
-            </w:pPr>
-            <w:r>
-              <w:rPr>
-                <w:color w:val="3A3A38"/>
-                <w:sz w:val="18"/>
-              </w:rPr>
-              <w:t>directional-signal adjustment</w:t>
-            </w:r>
-          </w:p>
-        </w:tc>
-      </w:tr>
-    </w:tbl>
     <w:p>
       <w:pPr>
-        <w:spacing w:after="120"/>
+        <w:spacing w:after="240"/>
+        <w:jc w:val="center"/>
       </w:pPr>
+      <w:r>
+        <w:rPr>
+          <w:i/>
+          <w:color w:val="6B6A66"/>
+          <w:sz w:val="17"/>
+        </w:rPr>
+        <w:t>.spread.componentCols + .spread.compose</w:t>
+      </w:r>
+    </w:p>
+    <w:p>
+      <w:pPr>
+        <w:jc w:val="center"/>
+      </w:pPr>
+      <w:r>
+        <w:drawing>
+          <wp:inline xmlns:a="http://schemas.openxmlformats.org/drawingml/2006/main" xmlns:pic="http://schemas.openxmlformats.org/drawingml/2006/picture">
+            <wp:extent cx="4492752" cy="2767584"/>
+            <wp:docPr id="4" name="Picture 4"/>
+            <wp:cNvGraphicFramePr>
+              <a:graphicFrameLocks noChangeAspect="1"/>
+            </wp:cNvGraphicFramePr>
+            <a:graphic>
+              <a:graphicData uri="http://schemas.openxmlformats.org/drawingml/2006/picture">
+                <pic:pic>
+                  <pic:nvPicPr>
+                    <pic:cNvPr id="0" name="14_component-table.png"/>
+                    <pic:cNvPicPr/>
+                  </pic:nvPicPr>
+                  <pic:blipFill>
+                    <a:blip r:embed="rId12"/>
+                    <a:stretch>
+                      <a:fillRect/>
+                    </a:stretch>
+                  </pic:blipFill>
+                  <pic:spPr>
+                    <a:xfrm>
+                      <a:off x="0" y="0"/>
+                      <a:ext cx="4492752" cy="2767584"/>
+                    </a:xfrm>
+                    <a:prstGeom prst="rect"/>
+                  </pic:spPr>
+                </pic:pic>
+              </a:graphicData>
+            </a:graphic>
+          </wp:inline>
+        </w:drawing>
+      </w:r>
+    </w:p>
+    <w:p>
+      <w:pPr>
+        <w:spacing w:after="240"/>
+        <w:jc w:val="center"/>
+      </w:pPr>
+      <w:r>
+        <w:rPr>
+          <w:i/>
+          <w:color w:val="6B6A66"/>
+          <w:sz w:val="17"/>
+        </w:rPr>
+        <w:t>Component reference table</w:t>
+      </w:r>
     </w:p>
     <w:p>
       <w:pPr>
@@ -1004,242 +626,58 @@
         <w:t>.</w:t>
       </w:r>
     </w:p>
-    <w:tbl>
-      <w:tblPr>
-        <w:tblW w:type="auto" w:w="0"/>
-        <w:jc w:val="left"/>
-        <w:tblLook w:firstColumn="1" w:firstRow="1" w:lastColumn="0" w:lastRow="0" w:noHBand="0" w:noVBand="1" w:val="04A0"/>
-      </w:tblPr>
-      <w:tblGrid>
-        <w:gridCol w:w="10080"/>
-      </w:tblGrid>
-      <w:tr>
-        <w:tc>
-          <w:tcPr>
-            <w:tcW w:type="dxa" w:w="9360"/>
-            <w:shd w:val="clear" w:color="auto" w:fill="1a2733"/>
-            <w:tcMar>
-              <w:top w:w="120" w:type="dxa"/>
-              <w:bottom w:w="120" w:type="dxa"/>
-              <w:left w:w="160" w:type="dxa"/>
-              <w:right w:w="160" w:type="dxa"/>
-            </w:tcMar>
-          </w:tcPr>
-          <w:p>
-            <w:pPr>
-              <w:spacing w:after="0"/>
-            </w:pPr>
-            <w:r>
-              <w:rPr>
-                <w:rFonts w:ascii="Consolas" w:hAnsi="Consolas"/>
-                <w:color w:val="E7ECEF"/>
-                <w:sz w:val="17"/>
-              </w:rPr>
-              <w:t>q)meta scenario`quotes</w:t>
-            </w:r>
-          </w:p>
-          <w:p>
-            <w:pPr>
-              <w:spacing w:after="0"/>
-            </w:pPr>
-            <w:r>
-              <w:rPr>
-                <w:rFonts w:ascii="Consolas" w:hAnsi="Consolas"/>
-                <w:color w:val="E7ECEF"/>
-                <w:sz w:val="17"/>
-              </w:rPr>
-              <w:t>c           | t f a</w:t>
-            </w:r>
-          </w:p>
-          <w:p>
-            <w:pPr>
-              <w:spacing w:after="0"/>
-            </w:pPr>
-            <w:r>
-              <w:rPr>
-                <w:rFonts w:ascii="Consolas" w:hAnsi="Consolas"/>
-                <w:color w:val="E7ECEF"/>
-                <w:sz w:val="17"/>
-              </w:rPr>
-              <w:t>------------| -----</w:t>
-            </w:r>
-          </w:p>
-          <w:p>
-            <w:pPr>
-              <w:spacing w:after="0"/>
-            </w:pPr>
-            <w:r>
-              <w:rPr>
-                <w:rFonts w:ascii="Consolas" w:hAnsi="Consolas"/>
-                <w:color w:val="E7ECEF"/>
-                <w:sz w:val="17"/>
-              </w:rPr>
-              <w:t>time        | p   s</w:t>
-            </w:r>
-          </w:p>
-          <w:p>
-            <w:pPr>
-              <w:spacing w:after="0"/>
-            </w:pPr>
-            <w:r>
-              <w:rPr>
-                <w:rFonts w:ascii="Consolas" w:hAnsi="Consolas"/>
-                <w:color w:val="E7ECEF"/>
-                <w:sz w:val="17"/>
-              </w:rPr>
-              <w:t>sym         | s</w:t>
-            </w:r>
-          </w:p>
-          <w:p>
-            <w:pPr>
-              <w:spacing w:after="0"/>
-            </w:pPr>
-            <w:r>
-              <w:rPr>
-                <w:rFonts w:ascii="Consolas" w:hAnsi="Consolas"/>
-                <w:color w:val="E7ECEF"/>
-                <w:sz w:val="17"/>
-              </w:rPr>
-              <w:t>aggression  | s</w:t>
-            </w:r>
-          </w:p>
-          <w:p>
-            <w:pPr>
-              <w:spacing w:after="0"/>
-            </w:pPr>
-            <w:r>
-              <w:rPr>
-                <w:rFonts w:ascii="Consolas" w:hAnsi="Consolas"/>
-                <w:color w:val="E7ECEF"/>
-                <w:sz w:val="17"/>
-              </w:rPr>
-              <w:t>marketStatus| s</w:t>
-            </w:r>
-          </w:p>
-          <w:p>
-            <w:pPr>
-              <w:spacing w:after="0"/>
-            </w:pPr>
-            <w:r>
-              <w:rPr>
-                <w:rFonts w:ascii="Consolas" w:hAnsi="Consolas"/>
-                <w:color w:val="E7ECEF"/>
-                <w:sz w:val="17"/>
-              </w:rPr>
-              <w:t>weight      | f</w:t>
-            </w:r>
-          </w:p>
-          <w:p>
-            <w:pPr>
-              <w:spacing w:after="0"/>
-            </w:pPr>
-            <w:r>
-              <w:rPr>
-                <w:rFonts w:ascii="Consolas" w:hAnsi="Consolas"/>
-                <w:color w:val="E7ECEF"/>
-                <w:sz w:val="17"/>
-              </w:rPr>
-              <w:t>refSprd     | f</w:t>
-            </w:r>
-          </w:p>
-          <w:p>
-            <w:pPr>
-              <w:spacing w:after="0"/>
-            </w:pPr>
-            <w:r>
-              <w:rPr>
-                <w:rFonts w:ascii="Consolas" w:hAnsi="Consolas"/>
-                <w:color w:val="E7ECEF"/>
-                <w:sz w:val="17"/>
-              </w:rPr>
-              <w:t>baseSprd    | f</w:t>
-            </w:r>
-          </w:p>
-          <w:p>
-            <w:pPr>
-              <w:spacing w:after="0"/>
-            </w:pPr>
-            <w:r>
-              <w:rPr>
-                <w:rFonts w:ascii="Consolas" w:hAnsi="Consolas"/>
-                <w:color w:val="E7ECEF"/>
-                <w:sz w:val="17"/>
-              </w:rPr>
-              <w:t>clientSprd  | f</w:t>
-            </w:r>
-          </w:p>
-          <w:p>
-            <w:pPr>
-              <w:spacing w:after="0"/>
-            </w:pPr>
-            <w:r>
-              <w:rPr>
-                <w:rFonts w:ascii="Consolas" w:hAnsi="Consolas"/>
-                <w:color w:val="E7ECEF"/>
-                <w:sz w:val="17"/>
-              </w:rPr>
-              <w:t>volSprd     | f</w:t>
-            </w:r>
-          </w:p>
-          <w:p>
-            <w:pPr>
-              <w:spacing w:after="0"/>
-            </w:pPr>
-            <w:r>
-              <w:rPr>
-                <w:rFonts w:ascii="Consolas" w:hAnsi="Consolas"/>
-                <w:color w:val="E7ECEF"/>
-                <w:sz w:val="17"/>
-              </w:rPr>
-              <w:t>smoothSprd  | f</w:t>
-            </w:r>
-          </w:p>
-          <w:p>
-            <w:pPr>
-              <w:spacing w:after="0"/>
-            </w:pPr>
-            <w:r>
-              <w:rPr>
-                <w:rFonts w:ascii="Consolas" w:hAnsi="Consolas"/>
-                <w:color w:val="E7ECEF"/>
-                <w:sz w:val="17"/>
-              </w:rPr>
-              <w:t>fallbackSprd| f</w:t>
-            </w:r>
-          </w:p>
-          <w:p>
-            <w:pPr>
-              <w:spacing w:after="0"/>
-            </w:pPr>
-            <w:r>
-              <w:rPr>
-                <w:rFonts w:ascii="Consolas" w:hAnsi="Consolas"/>
-                <w:color w:val="E7ECEF"/>
-                <w:sz w:val="17"/>
-              </w:rPr>
-              <w:t>alphaSprd   | f</w:t>
-            </w:r>
-          </w:p>
-          <w:p>
-            <w:pPr>
-              <w:spacing w:after="0"/>
-            </w:pPr>
-            <w:r>
-              <w:rPr>
-                <w:rFonts w:ascii="Consolas" w:hAnsi="Consolas"/>
-                <w:color w:val="E7ECEF"/>
-                <w:sz w:val="17"/>
-              </w:rPr>
-              <w:t>totalSprd   | f</w:t>
-            </w:r>
-          </w:p>
-        </w:tc>
-      </w:tr>
-    </w:tbl>
     <w:p>
       <w:pPr>
-        <w:spacing w:after="80"/>
+        <w:jc w:val="center"/>
       </w:pPr>
+      <w:r>
+        <w:drawing>
+          <wp:inline xmlns:a="http://schemas.openxmlformats.org/drawingml/2006/main" xmlns:pic="http://schemas.openxmlformats.org/drawingml/2006/picture">
+            <wp:extent cx="2304288" cy="4102608"/>
+            <wp:docPr id="5" name="Picture 5"/>
+            <wp:cNvGraphicFramePr>
+              <a:graphicFrameLocks noChangeAspect="1"/>
+            </wp:cNvGraphicFramePr>
+            <a:graphic>
+              <a:graphicData uri="http://schemas.openxmlformats.org/drawingml/2006/picture">
+                <pic:pic>
+                  <pic:nvPicPr>
+                    <pic:cNvPr id="0" name="04_meta-quotes.png"/>
+                    <pic:cNvPicPr/>
+                  </pic:nvPicPr>
+                  <pic:blipFill>
+                    <a:blip r:embed="rId13"/>
+                    <a:stretch>
+                      <a:fillRect/>
+                    </a:stretch>
+                  </pic:blipFill>
+                  <pic:spPr>
+                    <a:xfrm>
+                      <a:off x="0" y="0"/>
+                      <a:ext cx="2304288" cy="4102608"/>
+                    </a:xfrm>
+                    <a:prstGeom prst="rect"/>
+                  </pic:spPr>
+                </pic:pic>
+              </a:graphicData>
+            </a:graphic>
+          </wp:inline>
+        </w:drawing>
+      </w:r>
+    </w:p>
+    <w:p>
+      <w:pPr>
+        <w:spacing w:after="240"/>
+        <w:jc w:val="center"/>
+      </w:pPr>
+      <w:r>
+        <w:rPr>
+          <w:i/>
+          <w:color w:val="6B6A66"/>
+          <w:sz w:val="17"/>
+        </w:rPr>
+        <w:t>q)meta scenario`quotes</w:t>
+      </w:r>
     </w:p>
     <w:p>
       <w:pPr>
@@ -1568,151 +1006,58 @@
         <w:t xml:space="preserve"> whether you're rolling up by regime, by time, or by nothing at all. Rather than writing that three times, one private helper builds the aggregate-column spec and every public rollup threads through it:</w:t>
       </w:r>
     </w:p>
-    <w:tbl>
-      <w:tblPr>
-        <w:tblW w:type="auto" w:w="0"/>
-        <w:jc w:val="left"/>
-        <w:tblLook w:firstColumn="1" w:firstRow="1" w:lastColumn="0" w:lastRow="0" w:noHBand="0" w:noVBand="1" w:val="04A0"/>
-      </w:tblPr>
-      <w:tblGrid>
-        <w:gridCol w:w="10080"/>
-      </w:tblGrid>
-      <w:tr>
-        <w:tc>
-          <w:tcPr>
-            <w:tcW w:type="dxa" w:w="9360"/>
-            <w:shd w:val="clear" w:color="auto" w:fill="1a2733"/>
-            <w:tcMar>
-              <w:top w:w="120" w:type="dxa"/>
-              <w:bottom w:w="120" w:type="dxa"/>
-              <w:left w:w="160" w:type="dxa"/>
-              <w:right w:w="160" w:type="dxa"/>
-            </w:tcMar>
-          </w:tcPr>
-          <w:p>
-            <w:pPr>
-              <w:spacing w:after="0"/>
-            </w:pPr>
-            <w:r>
-              <w:rPr>
-                <w:rFonts w:ascii="Consolas" w:hAnsi="Consolas"/>
-                <w:color w:val="E7ECEF"/>
-                <w:sz w:val="17"/>
-              </w:rPr>
-              <w:t>.spread.priv.wavgAggCols:{[wCols]</w:t>
-            </w:r>
-          </w:p>
-          <w:p>
-            <w:pPr>
-              <w:spacing w:after="0"/>
-            </w:pPr>
-            <w:r>
-              <w:rPr>
-                <w:rFonts w:ascii="Consolas" w:hAnsi="Consolas"/>
-                <w:color w:val="E7ECEF"/>
-                <w:sz w:val="17"/>
-              </w:rPr>
-              <w:t xml:space="preserve">  (`weight,wCols)!enlist[(sum;`weight)],{(wavg;`weight;x)} each wCols</w:t>
-            </w:r>
-          </w:p>
-          <w:p>
-            <w:pPr>
-              <w:spacing w:after="0"/>
-            </w:pPr>
-            <w:r>
-              <w:rPr>
-                <w:rFonts w:ascii="Consolas" w:hAnsi="Consolas"/>
-                <w:color w:val="E7ECEF"/>
-                <w:sz w:val="17"/>
-              </w:rPr>
-              <w:t xml:space="preserve"> };</w:t>
-            </w:r>
-          </w:p>
-          <w:p>
-            <w:pPr>
-              <w:spacing w:after="0"/>
-            </w:pPr>
-            <w:r>
-              <w:rPr>
-                <w:rFonts w:ascii="Consolas" w:hAnsi="Consolas"/>
-                <w:color w:val="E7ECEF"/>
-                <w:sz w:val="17"/>
-              </w:rPr>
-              <w:t xml:space="preserve"> </w:t>
-            </w:r>
-          </w:p>
-          <w:p>
-            <w:pPr>
-              <w:spacing w:after="0"/>
-            </w:pPr>
-            <w:r>
-              <w:rPr>
-                <w:rFonts w:ascii="Consolas" w:hAnsi="Consolas"/>
-                <w:color w:val="E7ECEF"/>
-                <w:sz w:val="17"/>
-              </w:rPr>
-              <w:t>.spread.wavgBy:{[tab;keyCols]</w:t>
-            </w:r>
-          </w:p>
-          <w:p>
-            <w:pPr>
-              <w:spacing w:after="0"/>
-            </w:pPr>
-            <w:r>
-              <w:rPr>
-                <w:rFonts w:ascii="Consolas" w:hAnsi="Consolas"/>
-                <w:color w:val="E7ECEF"/>
-                <w:sz w:val="17"/>
-              </w:rPr>
-              <w:t xml:space="preserve">  t:$[`totalSprd in cols tab;tab;.spread.compose tab];</w:t>
-            </w:r>
-          </w:p>
-          <w:p>
-            <w:pPr>
-              <w:spacing w:after="0"/>
-            </w:pPr>
-            <w:r>
-              <w:rPr>
-                <w:rFonts w:ascii="Consolas" w:hAnsi="Consolas"/>
-                <w:color w:val="E7ECEF"/>
-                <w:sz w:val="17"/>
-              </w:rPr>
-              <w:t xml:space="preserve">  wCols:.spread.componentCols,`totalSprd;</w:t>
-            </w:r>
-          </w:p>
-          <w:p>
-            <w:pPr>
-              <w:spacing w:after="0"/>
-            </w:pPr>
-            <w:r>
-              <w:rPr>
-                <w:rFonts w:ascii="Consolas" w:hAnsi="Consolas"/>
-                <w:color w:val="E7ECEF"/>
-                <w:sz w:val="17"/>
-              </w:rPr>
-              <w:t xml:space="preserve">  ?[t;();keyCols!keyCols;.spread.priv.wavgAggCols wCols]</w:t>
-            </w:r>
-          </w:p>
-          <w:p>
-            <w:pPr>
-              <w:spacing w:after="0"/>
-            </w:pPr>
-            <w:r>
-              <w:rPr>
-                <w:rFonts w:ascii="Consolas" w:hAnsi="Consolas"/>
-                <w:color w:val="E7ECEF"/>
-                <w:sz w:val="17"/>
-              </w:rPr>
-              <w:t xml:space="preserve"> };</w:t>
-            </w:r>
-          </w:p>
-        </w:tc>
-      </w:tr>
-    </w:tbl>
     <w:p>
       <w:pPr>
-        <w:spacing w:after="80"/>
+        <w:jc w:val="center"/>
       </w:pPr>
+      <w:r>
+        <w:drawing>
+          <wp:inline xmlns:a="http://schemas.openxmlformats.org/drawingml/2006/main" xmlns:pic="http://schemas.openxmlformats.org/drawingml/2006/picture">
+            <wp:extent cx="5455920" cy="2718816"/>
+            <wp:docPr id="6" name="Picture 6"/>
+            <wp:cNvGraphicFramePr>
+              <a:graphicFrameLocks noChangeAspect="1"/>
+            </wp:cNvGraphicFramePr>
+            <a:graphic>
+              <a:graphicData uri="http://schemas.openxmlformats.org/drawingml/2006/picture">
+                <pic:pic>
+                  <pic:nvPicPr>
+                    <pic:cNvPr id="0" name="05_wavgAggCols-wavgBy.png"/>
+                    <pic:cNvPicPr/>
+                  </pic:nvPicPr>
+                  <pic:blipFill>
+                    <a:blip r:embed="rId14"/>
+                    <a:stretch>
+                      <a:fillRect/>
+                    </a:stretch>
+                  </pic:blipFill>
+                  <pic:spPr>
+                    <a:xfrm>
+                      <a:off x="0" y="0"/>
+                      <a:ext cx="5455920" cy="2718816"/>
+                    </a:xfrm>
+                    <a:prstGeom prst="rect"/>
+                  </pic:spPr>
+                </pic:pic>
+              </a:graphicData>
+            </a:graphic>
+          </wp:inline>
+        </w:drawing>
+      </w:r>
+    </w:p>
+    <w:p>
+      <w:pPr>
+        <w:spacing w:after="240"/>
+        <w:jc w:val="center"/>
+      </w:pPr>
+      <w:r>
+        <w:rPr>
+          <w:i/>
+          <w:color w:val="6B6A66"/>
+          <w:sz w:val="17"/>
+        </w:rPr>
+        <w:t>.spread.priv.wavgAggCols + .spread.wavgBy</w:t>
+      </w:r>
     </w:p>
     <w:p>
       <w:pPr>
@@ -2304,99 +1649,58 @@
         <w:t xml:space="preserve"> uses) plus noise — standing in for a rate the model didn't produce itself, for testing reconciliation.</w:t>
       </w:r>
     </w:p>
-    <w:tbl>
-      <w:tblPr>
-        <w:tblW w:type="auto" w:w="0"/>
-        <w:jc w:val="left"/>
-        <w:tblLook w:firstColumn="1" w:firstRow="1" w:lastColumn="0" w:lastRow="0" w:noHBand="0" w:noVBand="1" w:val="04A0"/>
-      </w:tblPr>
-      <w:tblGrid>
-        <w:gridCol w:w="10080"/>
-      </w:tblGrid>
-      <w:tr>
-        <w:tc>
-          <w:tcPr>
-            <w:tcW w:type="dxa" w:w="9360"/>
-            <w:shd w:val="clear" w:color="auto" w:fill="1a2733"/>
-            <w:tcMar>
-              <w:top w:w="120" w:type="dxa"/>
-              <w:bottom w:w="120" w:type="dxa"/>
-              <w:left w:w="160" w:type="dxa"/>
-              <w:right w:w="160" w:type="dxa"/>
-            </w:tcMar>
-          </w:tcPr>
-          <w:p>
-            <w:pPr>
-              <w:spacing w:after="0"/>
-            </w:pPr>
-            <w:r>
-              <w:rPr>
-                <w:rFonts w:ascii="Consolas" w:hAnsi="Consolas"/>
-                <w:color w:val="E7ECEF"/>
-                <w:sz w:val="17"/>
-              </w:rPr>
-              <w:t>stressFactor:?[marketStatus=`stressed;.spreadSynth.config.stressVolMult;1f];</w:t>
-            </w:r>
-          </w:p>
-          <w:p>
-            <w:pPr>
-              <w:spacing w:after="0"/>
-            </w:pPr>
-            <w:r>
-              <w:rPr>
-                <w:rFonts w:ascii="Consolas" w:hAnsi="Consolas"/>
-                <w:color w:val="E7ECEF"/>
-                <w:sz w:val="17"/>
-              </w:rPr>
-              <w:t>volSprd:0.1*baseLevel*stressFactor*noise[n];</w:t>
-            </w:r>
-          </w:p>
-          <w:p>
-            <w:pPr>
-              <w:spacing w:after="0"/>
-            </w:pPr>
-            <w:r>
-              <w:rPr>
-                <w:rFonts w:ascii="Consolas" w:hAnsi="Consolas"/>
-                <w:color w:val="E7ECEF"/>
-                <w:sz w:val="17"/>
-              </w:rPr>
-              <w:t>...</w:t>
-            </w:r>
-          </w:p>
-          <w:p>
-            <w:pPr>
-              <w:spacing w:after="0"/>
-            </w:pPr>
-            <w:r>
-              <w:rPr>
-                <w:rFonts w:ascii="Consolas" w:hAnsi="Consolas"/>
-                <w:color w:val="E7ECEF"/>
-                <w:sz w:val="17"/>
-              </w:rPr>
-              <w:t>benchmark:update benchmarkSprd:totalSprd-richness+0.01*.spreadSynth.priv.randNorm[n]</w:t>
-            </w:r>
-          </w:p>
-          <w:p>
-            <w:pPr>
-              <w:spacing w:after="0"/>
-            </w:pPr>
-            <w:r>
-              <w:rPr>
-                <w:rFonts w:ascii="Consolas" w:hAnsi="Consolas"/>
-                <w:color w:val="E7ECEF"/>
-                <w:sz w:val="17"/>
-              </w:rPr>
-              <w:t xml:space="preserve">  from select time,sym,totalSprd from quotes;</w:t>
-            </w:r>
-          </w:p>
-        </w:tc>
-      </w:tr>
-    </w:tbl>
     <w:p>
       <w:pPr>
-        <w:spacing w:after="80"/>
+        <w:jc w:val="center"/>
       </w:pPr>
+      <w:r>
+        <w:drawing>
+          <wp:inline xmlns:a="http://schemas.openxmlformats.org/drawingml/2006/main" xmlns:pic="http://schemas.openxmlformats.org/drawingml/2006/picture">
+            <wp:extent cx="5943600" cy="1779151"/>
+            <wp:docPr id="7" name="Picture 7"/>
+            <wp:cNvGraphicFramePr>
+              <a:graphicFrameLocks noChangeAspect="1"/>
+            </wp:cNvGraphicFramePr>
+            <a:graphic>
+              <a:graphicData uri="http://schemas.openxmlformats.org/drawingml/2006/picture">
+                <pic:pic>
+                  <pic:nvPicPr>
+                    <pic:cNvPr id="0" name="06_spreadGenerator-injection.png"/>
+                    <pic:cNvPicPr/>
+                  </pic:nvPicPr>
+                  <pic:blipFill>
+                    <a:blip r:embed="rId15"/>
+                    <a:stretch>
+                      <a:fillRect/>
+                    </a:stretch>
+                  </pic:blipFill>
+                  <pic:spPr>
+                    <a:xfrm>
+                      <a:off x="0" y="0"/>
+                      <a:ext cx="5943600" cy="1779151"/>
+                    </a:xfrm>
+                    <a:prstGeom prst="rect"/>
+                  </pic:spPr>
+                </pic:pic>
+              </a:graphicData>
+            </a:graphic>
+          </wp:inline>
+        </w:drawing>
+      </w:r>
+    </w:p>
+    <w:p>
+      <w:pPr>
+        <w:spacing w:after="240"/>
+        <w:jc w:val="center"/>
+      </w:pPr>
+      <w:r>
+        <w:rPr>
+          <w:i/>
+          <w:color w:val="6B6A66"/>
+          <w:sz w:val="17"/>
+        </w:rPr>
+        <w:t>Injected stress/benchmark snippet</w:t>
+      </w:r>
     </w:p>
     <w:p>
       <w:pPr>
@@ -2503,99 +1807,58 @@
         <w:t xml:space="preserve"> asserts on non-interactively:</w:t>
       </w:r>
     </w:p>
-    <w:tbl>
-      <w:tblPr>
-        <w:tblW w:type="auto" w:w="0"/>
-        <w:jc w:val="left"/>
-        <w:tblLook w:firstColumn="1" w:firstRow="1" w:lastColumn="0" w:lastRow="0" w:noHBand="0" w:noVBand="1" w:val="04A0"/>
-      </w:tblPr>
-      <w:tblGrid>
-        <w:gridCol w:w="10080"/>
-      </w:tblGrid>
-      <w:tr>
-        <w:tc>
-          <w:tcPr>
-            <w:tcW w:type="dxa" w:w="9360"/>
-            <w:shd w:val="clear" w:color="auto" w:fill="1a2733"/>
-            <w:tcMar>
-              <w:top w:w="120" w:type="dxa"/>
-              <w:bottom w:w="120" w:type="dxa"/>
-              <w:left w:w="160" w:type="dxa"/>
-              <w:right w:w="160" w:type="dxa"/>
-            </w:tcMar>
-          </w:tcPr>
-          <w:p>
-            <w:pPr>
-              <w:spacing w:after="0"/>
-            </w:pPr>
-            <w:r>
-              <w:rPr>
-                <w:rFonts w:ascii="Consolas" w:hAnsi="Consolas"/>
-                <w:color w:val="E7ECEF"/>
-                <w:sz w:val="17"/>
-              </w:rPr>
-              <w:t>q)recovery</w:t>
-            </w:r>
-          </w:p>
-          <w:p>
-            <w:pPr>
-              <w:spacing w:after="0"/>
-            </w:pPr>
-            <w:r>
-              <w:rPr>
-                <w:rFonts w:ascii="Consolas" w:hAnsi="Consolas"/>
-                <w:color w:val="E7ECEF"/>
-                <w:sz w:val="17"/>
-              </w:rPr>
-              <w:t>check         expected recovered relErrPct  pass</w:t>
-            </w:r>
-          </w:p>
-          <w:p>
-            <w:pPr>
-              <w:spacing w:after="0"/>
-            </w:pPr>
-            <w:r>
-              <w:rPr>
-                <w:rFonts w:ascii="Consolas" w:hAnsi="Consolas"/>
-                <w:color w:val="E7ECEF"/>
-                <w:sz w:val="17"/>
-              </w:rPr>
-              <w:t>------------------------------------------------</w:t>
-            </w:r>
-          </w:p>
-          <w:p>
-            <w:pPr>
-              <w:spacing w:after="0"/>
-            </w:pPr>
-            <w:r>
-              <w:rPr>
-                <w:rFonts w:ascii="Consolas" w:hAnsi="Consolas"/>
-                <w:color w:val="E7ECEF"/>
-                <w:sz w:val="17"/>
-              </w:rPr>
-              <w:t>stressVolMult 4        4.004076  0.101891   1</w:t>
-            </w:r>
-          </w:p>
-          <w:p>
-            <w:pPr>
-              <w:spacing w:after="0"/>
-            </w:pPr>
-            <w:r>
-              <w:rPr>
-                <w:rFonts w:ascii="Consolas" w:hAnsi="Consolas"/>
-                <w:color w:val="E7ECEF"/>
-                <w:sz w:val="17"/>
-              </w:rPr>
-              <w:t>richnessBps   500      500.2515  0.05029823 1</w:t>
-            </w:r>
-          </w:p>
-        </w:tc>
-      </w:tr>
-    </w:tbl>
     <w:p>
       <w:pPr>
-        <w:spacing w:after="80"/>
+        <w:jc w:val="center"/>
       </w:pPr>
+      <w:r>
+        <w:drawing>
+          <wp:inline xmlns:a="http://schemas.openxmlformats.org/drawingml/2006/main" xmlns:pic="http://schemas.openxmlformats.org/drawingml/2006/picture">
+            <wp:extent cx="4047744" cy="1932432"/>
+            <wp:docPr id="8" name="Picture 8"/>
+            <wp:cNvGraphicFramePr>
+              <a:graphicFrameLocks noChangeAspect="1"/>
+            </wp:cNvGraphicFramePr>
+            <a:graphic>
+              <a:graphicData uri="http://schemas.openxmlformats.org/drawingml/2006/picture">
+                <pic:pic>
+                  <pic:nvPicPr>
+                    <pic:cNvPr id="0" name="07_recovery-output.png"/>
+                    <pic:cNvPicPr/>
+                  </pic:nvPicPr>
+                  <pic:blipFill>
+                    <a:blip r:embed="rId16"/>
+                    <a:stretch>
+                      <a:fillRect/>
+                    </a:stretch>
+                  </pic:blipFill>
+                  <pic:spPr>
+                    <a:xfrm>
+                      <a:off x="0" y="0"/>
+                      <a:ext cx="4047744" cy="1932432"/>
+                    </a:xfrm>
+                    <a:prstGeom prst="rect"/>
+                  </pic:spPr>
+                </pic:pic>
+              </a:graphicData>
+            </a:graphic>
+          </wp:inline>
+        </w:drawing>
+      </w:r>
+    </w:p>
+    <w:p>
+      <w:pPr>
+        <w:spacing w:after="240"/>
+        <w:jc w:val="center"/>
+      </w:pPr>
+      <w:r>
+        <w:rPr>
+          <w:i/>
+          <w:color w:val="6B6A66"/>
+          <w:sz w:val="17"/>
+        </w:rPr>
+        <w:t>q)recovery</w:t>
+      </w:r>
     </w:p>
     <w:p>
       <w:pPr>
@@ -2816,73 +2079,58 @@
         <w:t xml:space="preserve"> market status:</w:t>
       </w:r>
     </w:p>
-    <w:tbl>
-      <w:tblPr>
-        <w:tblW w:type="auto" w:w="0"/>
-        <w:jc w:val="left"/>
-        <w:tblLook w:firstColumn="1" w:firstRow="1" w:lastColumn="0" w:lastRow="0" w:noHBand="0" w:noVBand="1" w:val="04A0"/>
-      </w:tblPr>
-      <w:tblGrid>
-        <w:gridCol w:w="10080"/>
-      </w:tblGrid>
-      <w:tr>
-        <w:tc>
-          <w:tcPr>
-            <w:tcW w:type="dxa" w:w="9360"/>
-            <w:shd w:val="clear" w:color="auto" w:fill="1a2733"/>
-            <w:tcMar>
-              <w:top w:w="120" w:type="dxa"/>
-              <w:bottom w:w="120" w:type="dxa"/>
-              <w:left w:w="160" w:type="dxa"/>
-              <w:right w:w="160" w:type="dxa"/>
-            </w:tcMar>
-          </w:tcPr>
-          <w:p>
-            <w:pPr>
-              <w:spacing w:after="0"/>
-            </w:pPr>
-            <w:r>
-              <w:rPr>
-                <w:rFonts w:ascii="Consolas" w:hAnsi="Consolas"/>
-                <w:color w:val="E7ECEF"/>
-                <w:sz w:val="17"/>
-              </w:rPr>
-              <w:t>aggression marketStatus  baseSprd   clientSprd</w:t>
-            </w:r>
-          </w:p>
-          <w:p>
-            <w:pPr>
-              <w:spacing w:after="0"/>
-            </w:pPr>
-            <w:r>
-              <w:rPr>
-                <w:rFonts w:ascii="Consolas" w:hAnsi="Consolas"/>
-                <w:color w:val="E7ECEF"/>
-                <w:sz w:val="17"/>
-              </w:rPr>
-              <w:t>low        normal        0.3585052  0.1343631</w:t>
-            </w:r>
-          </w:p>
-          <w:p>
-            <w:pPr>
-              <w:spacing w:after="0"/>
-            </w:pPr>
-            <w:r>
-              <w:rPr>
-                <w:rFonts w:ascii="Consolas" w:hAnsi="Consolas"/>
-                <w:color w:val="E7ECEF"/>
-                <w:sz w:val="17"/>
-              </w:rPr>
-              <w:t>high       normal        0.1438458  0.05404622</w:t>
-            </w:r>
-          </w:p>
-        </w:tc>
-      </w:tr>
-    </w:tbl>
     <w:p>
       <w:pPr>
-        <w:spacing w:after="80"/>
+        <w:jc w:val="center"/>
       </w:pPr>
+      <w:r>
+        <w:drawing>
+          <wp:inline xmlns:a="http://schemas.openxmlformats.org/drawingml/2006/main" xmlns:pic="http://schemas.openxmlformats.org/drawingml/2006/picture">
+            <wp:extent cx="3913632" cy="1536192"/>
+            <wp:docPr id="9" name="Picture 9"/>
+            <wp:cNvGraphicFramePr>
+              <a:graphicFrameLocks noChangeAspect="1"/>
+            </wp:cNvGraphicFramePr>
+            <a:graphic>
+              <a:graphicData uri="http://schemas.openxmlformats.org/drawingml/2006/picture">
+                <pic:pic>
+                  <pic:nvPicPr>
+                    <pic:cNvPr id="0" name="08_byRegime-output.png"/>
+                    <pic:cNvPicPr/>
+                  </pic:nvPicPr>
+                  <pic:blipFill>
+                    <a:blip r:embed="rId17"/>
+                    <a:stretch>
+                      <a:fillRect/>
+                    </a:stretch>
+                  </pic:blipFill>
+                  <pic:spPr>
+                    <a:xfrm>
+                      <a:off x="0" y="0"/>
+                      <a:ext cx="3913632" cy="1536192"/>
+                    </a:xfrm>
+                    <a:prstGeom prst="rect"/>
+                  </pic:spPr>
+                </pic:pic>
+              </a:graphicData>
+            </a:graphic>
+          </wp:inline>
+        </w:drawing>
+      </w:r>
+    </w:p>
+    <w:p>
+      <w:pPr>
+        <w:spacing w:after="240"/>
+        <w:jc w:val="center"/>
+      </w:pPr>
+      <w:r>
+        <w:rPr>
+          <w:i/>
+          <w:color w:val="6B6A66"/>
+          <w:sz w:val="17"/>
+        </w:rPr>
+        <w:t>byRegime aggression comparison</w:t>
+      </w:r>
     </w:p>
     <w:p>
       <w:pPr>
@@ -2942,7 +2190,7 @@
         <w:drawing>
           <wp:inline xmlns:a="http://schemas.openxmlformats.org/drawingml/2006/main" xmlns:pic="http://schemas.openxmlformats.org/drawingml/2006/picture">
             <wp:extent cx="5943600" cy="5701553"/>
-            <wp:docPr id="1" name="Picture 1"/>
+            <wp:docPr id="10" name="Picture 10"/>
             <wp:cNvGraphicFramePr>
               <a:graphicFrameLocks noChangeAspect="1"/>
             </wp:cNvGraphicFramePr>
@@ -2954,7 +2202,7 @@
                     <pic:cNvPicPr/>
                   </pic:nvPicPr>
                   <pic:blipFill>
-                    <a:blip r:embed="rId9"/>
+                    <a:blip r:embed="rId18"/>
                     <a:stretch>
                       <a:fillRect/>
                     </a:stretch>
@@ -3037,7 +2285,7 @@
         <w:drawing>
           <wp:inline xmlns:a="http://schemas.openxmlformats.org/drawingml/2006/main" xmlns:pic="http://schemas.openxmlformats.org/drawingml/2006/picture">
             <wp:extent cx="5943600" cy="3251078"/>
-            <wp:docPr id="2" name="Picture 2"/>
+            <wp:docPr id="11" name="Picture 11"/>
             <wp:cNvGraphicFramePr>
               <a:graphicFrameLocks noChangeAspect="1"/>
             </wp:cNvGraphicFramePr>
@@ -3049,7 +2297,7 @@
                     <pic:cNvPicPr/>
                   </pic:nvPicPr>
                   <pic:blipFill>
-                    <a:blip r:embed="rId10"/>
+                    <a:blip r:embed="rId19"/>
                     <a:stretch>
                       <a:fillRect/>
                     </a:stretch>
@@ -3292,47 +2540,58 @@
         <w:t xml:space="preserve"> result, rather than raw quotes, gives share-over-time for free:</w:t>
       </w:r>
     </w:p>
-    <w:tbl>
-      <w:tblPr>
-        <w:tblW w:type="auto" w:w="0"/>
-        <w:jc w:val="left"/>
-        <w:tblLook w:firstColumn="1" w:firstRow="1" w:lastColumn="0" w:lastRow="0" w:noHBand="0" w:noVBand="1" w:val="04A0"/>
-      </w:tblPr>
-      <w:tblGrid>
-        <w:gridCol w:w="10080"/>
-      </w:tblGrid>
-      <w:tr>
-        <w:tc>
-          <w:tcPr>
-            <w:tcW w:type="dxa" w:w="9360"/>
-            <w:shd w:val="clear" w:color="auto" w:fill="1a2733"/>
-            <w:tcMar>
-              <w:top w:w="120" w:type="dxa"/>
-              <w:bottom w:w="120" w:type="dxa"/>
-              <w:left w:w="160" w:type="dxa"/>
-              <w:right w:w="160" w:type="dxa"/>
-            </w:tcMar>
-          </w:tcPr>
-          <w:p>
-            <w:pPr>
-              <w:spacing w:after="0"/>
-            </w:pPr>
-            <w:r>
-              <w:rPr>
-                <w:rFonts w:ascii="Consolas" w:hAnsi="Consolas"/>
-                <w:color w:val="E7ECEF"/>
-                <w:sz w:val="17"/>
-              </w:rPr>
-              <w:t>.spread.shareByTime:{[tab;bucket;extraKeyCols] .spread.decompose .spread.byTime[tab;bucket;extraKeyCols]};</w:t>
-            </w:r>
-          </w:p>
-        </w:tc>
-      </w:tr>
-    </w:tbl>
     <w:p>
       <w:pPr>
-        <w:spacing w:after="80"/>
+        <w:jc w:val="center"/>
       </w:pPr>
+      <w:r>
+        <w:drawing>
+          <wp:inline xmlns:a="http://schemas.openxmlformats.org/drawingml/2006/main" xmlns:pic="http://schemas.openxmlformats.org/drawingml/2006/picture">
+            <wp:extent cx="5943600" cy="854307"/>
+            <wp:docPr id="12" name="Picture 12"/>
+            <wp:cNvGraphicFramePr>
+              <a:graphicFrameLocks noChangeAspect="1"/>
+            </wp:cNvGraphicFramePr>
+            <a:graphic>
+              <a:graphicData uri="http://schemas.openxmlformats.org/drawingml/2006/picture">
+                <pic:pic>
+                  <pic:nvPicPr>
+                    <pic:cNvPr id="0" name="09_shareByTime.png"/>
+                    <pic:cNvPicPr/>
+                  </pic:nvPicPr>
+                  <pic:blipFill>
+                    <a:blip r:embed="rId20"/>
+                    <a:stretch>
+                      <a:fillRect/>
+                    </a:stretch>
+                  </pic:blipFill>
+                  <pic:spPr>
+                    <a:xfrm>
+                      <a:off x="0" y="0"/>
+                      <a:ext cx="5943600" cy="854307"/>
+                    </a:xfrm>
+                    <a:prstGeom prst="rect"/>
+                  </pic:spPr>
+                </pic:pic>
+              </a:graphicData>
+            </a:graphic>
+          </wp:inline>
+        </w:drawing>
+      </w:r>
+    </w:p>
+    <w:p>
+      <w:pPr>
+        <w:spacing w:after="240"/>
+        <w:jc w:val="center"/>
+      </w:pPr>
+      <w:r>
+        <w:rPr>
+          <w:i/>
+          <w:color w:val="6B6A66"/>
+          <w:sz w:val="17"/>
+        </w:rPr>
+        <w:t>.spread.shareByTime</w:t>
+      </w:r>
     </w:p>
     <w:p>
       <w:pPr>
@@ -3519,7 +2778,7 @@
         <w:drawing>
           <wp:inline xmlns:a="http://schemas.openxmlformats.org/drawingml/2006/main" xmlns:pic="http://schemas.openxmlformats.org/drawingml/2006/picture">
             <wp:extent cx="5943600" cy="3251078"/>
-            <wp:docPr id="3" name="Picture 3"/>
+            <wp:docPr id="13" name="Picture 13"/>
             <wp:cNvGraphicFramePr>
               <a:graphicFrameLocks noChangeAspect="1"/>
             </wp:cNvGraphicFramePr>
@@ -3531,7 +2790,7 @@
                     <pic:cNvPicPr/>
                   </pic:nvPicPr>
                   <pic:blipFill>
-                    <a:blip r:embed="rId11"/>
+                    <a:blip r:embed="rId21"/>
                     <a:stretch>
                       <a:fillRect/>
                     </a:stretch>
@@ -3843,99 +3102,58 @@
         <w:t>:</w:t>
       </w:r>
     </w:p>
-    <w:tbl>
-      <w:tblPr>
-        <w:tblW w:type="auto" w:w="0"/>
-        <w:jc w:val="left"/>
-        <w:tblLook w:firstColumn="1" w:firstRow="1" w:lastColumn="0" w:lastRow="0" w:noHBand="0" w:noVBand="1" w:val="04A0"/>
-      </w:tblPr>
-      <w:tblGrid>
-        <w:gridCol w:w="10080"/>
-      </w:tblGrid>
-      <w:tr>
-        <w:tc>
-          <w:tcPr>
-            <w:tcW w:type="dxa" w:w="9360"/>
-            <w:shd w:val="clear" w:color="auto" w:fill="1a2733"/>
-            <w:tcMar>
-              <w:top w:w="120" w:type="dxa"/>
-              <w:bottom w:w="120" w:type="dxa"/>
-              <w:left w:w="160" w:type="dxa"/>
-              <w:right w:w="160" w:type="dxa"/>
-            </w:tcMar>
-          </w:tcPr>
-          <w:p>
-            <w:pPr>
-              <w:spacing w:after="0"/>
-            </w:pPr>
-            <w:r>
-              <w:rPr>
-                <w:rFonts w:ascii="Consolas" w:hAnsi="Consolas"/>
-                <w:color w:val="E7ECEF"/>
-                <w:sz w:val="17"/>
-              </w:rPr>
-              <w:t>.spread.priv.wpctl:{[p;w;x]</w:t>
-            </w:r>
-          </w:p>
-          <w:p>
-            <w:pPr>
-              <w:spacing w:after="0"/>
-            </w:pPr>
-            <w:r>
-              <w:rPr>
-                <w:rFonts w:ascii="Consolas" w:hAnsi="Consolas"/>
-                <w:color w:val="E7ECEF"/>
-                <w:sz w:val="17"/>
-              </w:rPr>
-              <w:t xml:space="preserve">  ord:iasc x;</w:t>
-            </w:r>
-          </w:p>
-          <w:p>
-            <w:pPr>
-              <w:spacing w:after="0"/>
-            </w:pPr>
-            <w:r>
-              <w:rPr>
-                <w:rFonts w:ascii="Consolas" w:hAnsi="Consolas"/>
-                <w:color w:val="E7ECEF"/>
-                <w:sz w:val="17"/>
-              </w:rPr>
-              <w:t xml:space="preserve">  cw:(sums w ord)%sum w;</w:t>
-            </w:r>
-          </w:p>
-          <w:p>
-            <w:pPr>
-              <w:spacing w:after="0"/>
-            </w:pPr>
-            <w:r>
-              <w:rPr>
-                <w:rFonts w:ascii="Consolas" w:hAnsi="Consolas"/>
-                <w:color w:val="E7ECEF"/>
-                <w:sz w:val="17"/>
-              </w:rPr>
-              <w:t xml:space="preserve">  (x ord) first where cw&gt;=p</w:t>
-            </w:r>
-          </w:p>
-          <w:p>
-            <w:pPr>
-              <w:spacing w:after="0"/>
-            </w:pPr>
-            <w:r>
-              <w:rPr>
-                <w:rFonts w:ascii="Consolas" w:hAnsi="Consolas"/>
-                <w:color w:val="E7ECEF"/>
-                <w:sz w:val="17"/>
-              </w:rPr>
-              <w:t xml:space="preserve"> };</w:t>
-            </w:r>
-          </w:p>
-        </w:tc>
-      </w:tr>
-    </w:tbl>
     <w:p>
       <w:pPr>
-        <w:spacing w:after="80"/>
+        <w:jc w:val="center"/>
       </w:pPr>
+      <w:r>
+        <w:drawing>
+          <wp:inline xmlns:a="http://schemas.openxmlformats.org/drawingml/2006/main" xmlns:pic="http://schemas.openxmlformats.org/drawingml/2006/picture">
+            <wp:extent cx="2639568" cy="1932432"/>
+            <wp:docPr id="14" name="Picture 14"/>
+            <wp:cNvGraphicFramePr>
+              <a:graphicFrameLocks noChangeAspect="1"/>
+            </wp:cNvGraphicFramePr>
+            <a:graphic>
+              <a:graphicData uri="http://schemas.openxmlformats.org/drawingml/2006/picture">
+                <pic:pic>
+                  <pic:nvPicPr>
+                    <pic:cNvPr id="0" name="10_wpctl.png"/>
+                    <pic:cNvPicPr/>
+                  </pic:nvPicPr>
+                  <pic:blipFill>
+                    <a:blip r:embed="rId22"/>
+                    <a:stretch>
+                      <a:fillRect/>
+                    </a:stretch>
+                  </pic:blipFill>
+                  <pic:spPr>
+                    <a:xfrm>
+                      <a:off x="0" y="0"/>
+                      <a:ext cx="2639568" cy="1932432"/>
+                    </a:xfrm>
+                    <a:prstGeom prst="rect"/>
+                  </pic:spPr>
+                </pic:pic>
+              </a:graphicData>
+            </a:graphic>
+          </wp:inline>
+        </w:drawing>
+      </w:r>
+    </w:p>
+    <w:p>
+      <w:pPr>
+        <w:spacing w:after="240"/>
+        <w:jc w:val="center"/>
+      </w:pPr>
+      <w:r>
+        <w:rPr>
+          <w:i/>
+          <w:color w:val="6B6A66"/>
+          <w:sz w:val="17"/>
+        </w:rPr>
+        <w:t>.spread.priv.wpctl</w:t>
+      </w:r>
     </w:p>
     <w:p>
       <w:pPr>
@@ -4231,99 +3449,58 @@
         <w:t xml:space="preserve"> with it swapped in:</w:t>
       </w:r>
     </w:p>
-    <w:tbl>
-      <w:tblPr>
-        <w:tblW w:type="auto" w:w="0"/>
-        <w:jc w:val="left"/>
-        <w:tblLook w:firstColumn="1" w:firstRow="1" w:lastColumn="0" w:lastRow="0" w:noHBand="0" w:noVBand="1" w:val="04A0"/>
-      </w:tblPr>
-      <w:tblGrid>
-        <w:gridCol w:w="10080"/>
-      </w:tblGrid>
-      <w:tr>
-        <w:tc>
-          <w:tcPr>
-            <w:tcW w:type="dxa" w:w="9360"/>
-            <w:shd w:val="clear" w:color="auto" w:fill="1a2733"/>
-            <w:tcMar>
-              <w:top w:w="120" w:type="dxa"/>
-              <w:bottom w:w="120" w:type="dxa"/>
-              <w:left w:w="160" w:type="dxa"/>
-              <w:right w:w="160" w:type="dxa"/>
-            </w:tcMar>
-          </w:tcPr>
-          <w:p>
-            <w:pPr>
-              <w:spacing w:after="0"/>
-            </w:pPr>
-            <w:r>
-              <w:rPr>
-                <w:rFonts w:ascii="Consolas" w:hAnsi="Consolas"/>
-                <w:color w:val="E7ECEF"/>
-                <w:sz w:val="17"/>
-              </w:rPr>
-              <w:t>.spread.pctlByTime:{[tab;bucket;extraKeyCols;percentiles]</w:t>
-            </w:r>
-          </w:p>
-          <w:p>
-            <w:pPr>
-              <w:spacing w:after="0"/>
-            </w:pPr>
-            <w:r>
-              <w:rPr>
-                <w:rFonts w:ascii="Consolas" w:hAnsi="Consolas"/>
-                <w:color w:val="E7ECEF"/>
-                <w:sz w:val="17"/>
-              </w:rPr>
-              <w:t xml:space="preserve">  t:$[`totalSprd in cols tab;tab;.spread.compose tab];</w:t>
-            </w:r>
-          </w:p>
-          <w:p>
-            <w:pPr>
-              <w:spacing w:after="0"/>
-            </w:pPr>
-            <w:r>
-              <w:rPr>
-                <w:rFonts w:ascii="Consolas" w:hAnsi="Consolas"/>
-                <w:color w:val="E7ECEF"/>
-                <w:sz w:val="17"/>
-              </w:rPr>
-              <w:t xml:space="preserve">  aggC:(extraKeyCols!extraKeyCols),enlist[`time]!enlist .spread.util.timeBucket[bucket;`time];</w:t>
-            </w:r>
-          </w:p>
-          <w:p>
-            <w:pPr>
-              <w:spacing w:after="0"/>
-            </w:pPr>
-            <w:r>
-              <w:rPr>
-                <w:rFonts w:ascii="Consolas" w:hAnsi="Consolas"/>
-                <w:color w:val="E7ECEF"/>
-                <w:sz w:val="17"/>
-              </w:rPr>
-              <w:t xml:space="preserve">  ?[t;();aggC;.spread.priv.pctlAggCols[percentiles;`totalSprd]]</w:t>
-            </w:r>
-          </w:p>
-          <w:p>
-            <w:pPr>
-              <w:spacing w:after="0"/>
-            </w:pPr>
-            <w:r>
-              <w:rPr>
-                <w:rFonts w:ascii="Consolas" w:hAnsi="Consolas"/>
-                <w:color w:val="E7ECEF"/>
-                <w:sz w:val="17"/>
-              </w:rPr>
-              <w:t xml:space="preserve"> };</w:t>
-            </w:r>
-          </w:p>
-        </w:tc>
-      </w:tr>
-    </w:tbl>
     <w:p>
       <w:pPr>
-        <w:spacing w:after="80"/>
+        <w:jc w:val="center"/>
       </w:pPr>
+      <w:r>
+        <w:drawing>
+          <wp:inline xmlns:a="http://schemas.openxmlformats.org/drawingml/2006/main" xmlns:pic="http://schemas.openxmlformats.org/drawingml/2006/picture">
+            <wp:extent cx="5943600" cy="1611738"/>
+            <wp:docPr id="15" name="Picture 15"/>
+            <wp:cNvGraphicFramePr>
+              <a:graphicFrameLocks noChangeAspect="1"/>
+            </wp:cNvGraphicFramePr>
+            <a:graphic>
+              <a:graphicData uri="http://schemas.openxmlformats.org/drawingml/2006/picture">
+                <pic:pic>
+                  <pic:nvPicPr>
+                    <pic:cNvPr id="0" name="11_pctlByTime.png"/>
+                    <pic:cNvPicPr/>
+                  </pic:nvPicPr>
+                  <pic:blipFill>
+                    <a:blip r:embed="rId23"/>
+                    <a:stretch>
+                      <a:fillRect/>
+                    </a:stretch>
+                  </pic:blipFill>
+                  <pic:spPr>
+                    <a:xfrm>
+                      <a:off x="0" y="0"/>
+                      <a:ext cx="5943600" cy="1611738"/>
+                    </a:xfrm>
+                    <a:prstGeom prst="rect"/>
+                  </pic:spPr>
+                </pic:pic>
+              </a:graphicData>
+            </a:graphic>
+          </wp:inline>
+        </w:drawing>
+      </w:r>
+    </w:p>
+    <w:p>
+      <w:pPr>
+        <w:spacing w:after="240"/>
+        <w:jc w:val="center"/>
+      </w:pPr>
+      <w:r>
+        <w:rPr>
+          <w:i/>
+          <w:color w:val="6B6A66"/>
+          <w:sz w:val="17"/>
+        </w:rPr>
+        <w:t>.spread.pctlByTime</w:t>
+      </w:r>
     </w:p>
     <w:p>
       <w:pPr>
@@ -4333,7 +3510,7 @@
         <w:drawing>
           <wp:inline xmlns:a="http://schemas.openxmlformats.org/drawingml/2006/main" xmlns:pic="http://schemas.openxmlformats.org/drawingml/2006/picture">
             <wp:extent cx="5943600" cy="3545546"/>
-            <wp:docPr id="4" name="Picture 4"/>
+            <wp:docPr id="16" name="Picture 16"/>
             <wp:cNvGraphicFramePr>
               <a:graphicFrameLocks noChangeAspect="1"/>
             </wp:cNvGraphicFramePr>
@@ -4345,7 +3522,7 @@
                     <pic:cNvPicPr/>
                   </pic:nvPicPr>
                   <pic:blipFill>
-                    <a:blip r:embed="rId12"/>
+                    <a:blip r:embed="rId24"/>
                     <a:stretch>
                       <a:fillRect/>
                     </a:stretch>
@@ -4600,125 +3777,58 @@
         <w:t xml:space="preserve"> joins the model's composed total against any independently sourced spread series and reports richness in both bps and pct:</w:t>
       </w:r>
     </w:p>
-    <w:tbl>
-      <w:tblPr>
-        <w:tblW w:type="auto" w:w="0"/>
-        <w:jc w:val="left"/>
-        <w:tblLook w:firstColumn="1" w:firstRow="1" w:lastColumn="0" w:lastRow="0" w:noHBand="0" w:noVBand="1" w:val="04A0"/>
-      </w:tblPr>
-      <w:tblGrid>
-        <w:gridCol w:w="10080"/>
-      </w:tblGrid>
-      <w:tr>
-        <w:tc>
-          <w:tcPr>
-            <w:tcW w:type="dxa" w:w="9360"/>
-            <w:shd w:val="clear" w:color="auto" w:fill="1a2733"/>
-            <w:tcMar>
-              <w:top w:w="120" w:type="dxa"/>
-              <w:bottom w:w="120" w:type="dxa"/>
-              <w:left w:w="160" w:type="dxa"/>
-              <w:right w:w="160" w:type="dxa"/>
-            </w:tcMar>
-          </w:tcPr>
-          <w:p>
-            <w:pPr>
-              <w:spacing w:after="0"/>
-            </w:pPr>
-            <w:r>
-              <w:rPr>
-                <w:rFonts w:ascii="Consolas" w:hAnsi="Consolas"/>
-                <w:color w:val="E7ECEF"/>
-                <w:sz w:val="17"/>
-              </w:rPr>
-              <w:t>.spread.vsReference:{[modelTab;refTab;keyCols;refCol]</w:t>
-            </w:r>
-          </w:p>
-          <w:p>
-            <w:pPr>
-              <w:spacing w:after="0"/>
-            </w:pPr>
-            <w:r>
-              <w:rPr>
-                <w:rFonts w:ascii="Consolas" w:hAnsi="Consolas"/>
-                <w:color w:val="E7ECEF"/>
-                <w:sz w:val="17"/>
-              </w:rPr>
-              <w:t xml:space="preserve">  m:$[`totalSprd in cols modelTab;modelTab;.spread.compose modelTab];</w:t>
-            </w:r>
-          </w:p>
-          <w:p>
-            <w:pPr>
-              <w:spacing w:after="0"/>
-            </w:pPr>
-            <w:r>
-              <w:rPr>
-                <w:rFonts w:ascii="Consolas" w:hAnsi="Consolas"/>
-                <w:color w:val="E7ECEF"/>
-                <w:sz w:val="17"/>
-              </w:rPr>
-              <w:t xml:space="preserve">  mSel:keyCols xkey ?[m;();0b;(keyCols!keyCols),enlist[`modelSprd]!enlist`totalSprd];</w:t>
-            </w:r>
-          </w:p>
-          <w:p>
-            <w:pPr>
-              <w:spacing w:after="0"/>
-            </w:pPr>
-            <w:r>
-              <w:rPr>
-                <w:rFonts w:ascii="Consolas" w:hAnsi="Consolas"/>
-                <w:color w:val="E7ECEF"/>
-                <w:sz w:val="17"/>
-              </w:rPr>
-              <w:t xml:space="preserve">  rSel:keyCols xkey ?[refTab;();0b;(keyCols!keyCols),enlist[`refSprd]!enlist refCol];</w:t>
-            </w:r>
-          </w:p>
-          <w:p>
-            <w:pPr>
-              <w:spacing w:after="0"/>
-            </w:pPr>
-            <w:r>
-              <w:rPr>
-                <w:rFonts w:ascii="Consolas" w:hAnsi="Consolas"/>
-                <w:color w:val="E7ECEF"/>
-                <w:sz w:val="17"/>
-              </w:rPr>
-              <w:t xml:space="preserve">  res:0!mSel,'rSel;</w:t>
-            </w:r>
-          </w:p>
-          <w:p>
-            <w:pPr>
-              <w:spacing w:after="0"/>
-            </w:pPr>
-            <w:r>
-              <w:rPr>
-                <w:rFonts w:ascii="Consolas" w:hAnsi="Consolas"/>
-                <w:color w:val="E7ECEF"/>
-                <w:sz w:val="17"/>
-              </w:rPr>
-              <w:t xml:space="preserve">  update richnessBps:1e4*modelSprd-refSprd, richnessPct:100*(modelSprd-refSprd)%refSprd from res</w:t>
-            </w:r>
-          </w:p>
-          <w:p>
-            <w:pPr>
-              <w:spacing w:after="0"/>
-            </w:pPr>
-            <w:r>
-              <w:rPr>
-                <w:rFonts w:ascii="Consolas" w:hAnsi="Consolas"/>
-                <w:color w:val="E7ECEF"/>
-                <w:sz w:val="17"/>
-              </w:rPr>
-              <w:t xml:space="preserve"> };</w:t>
-            </w:r>
-          </w:p>
-        </w:tc>
-      </w:tr>
-    </w:tbl>
     <w:p>
       <w:pPr>
-        <w:spacing w:after="80"/>
+        <w:jc w:val="center"/>
       </w:pPr>
+      <w:r>
+        <w:drawing>
+          <wp:inline xmlns:a="http://schemas.openxmlformats.org/drawingml/2006/main" xmlns:pic="http://schemas.openxmlformats.org/drawingml/2006/picture">
+            <wp:extent cx="5943600" cy="1906344"/>
+            <wp:docPr id="17" name="Picture 17"/>
+            <wp:cNvGraphicFramePr>
+              <a:graphicFrameLocks noChangeAspect="1"/>
+            </wp:cNvGraphicFramePr>
+            <a:graphic>
+              <a:graphicData uri="http://schemas.openxmlformats.org/drawingml/2006/picture">
+                <pic:pic>
+                  <pic:nvPicPr>
+                    <pic:cNvPr id="0" name="12_vsReference.png"/>
+                    <pic:cNvPicPr/>
+                  </pic:nvPicPr>
+                  <pic:blipFill>
+                    <a:blip r:embed="rId25"/>
+                    <a:stretch>
+                      <a:fillRect/>
+                    </a:stretch>
+                  </pic:blipFill>
+                  <pic:spPr>
+                    <a:xfrm>
+                      <a:off x="0" y="0"/>
+                      <a:ext cx="5943600" cy="1906344"/>
+                    </a:xfrm>
+                    <a:prstGeom prst="rect"/>
+                  </pic:spPr>
+                </pic:pic>
+              </a:graphicData>
+            </a:graphic>
+          </wp:inline>
+        </w:drawing>
+      </w:r>
+    </w:p>
+    <w:p>
+      <w:pPr>
+        <w:spacing w:after="240"/>
+        <w:jc w:val="center"/>
+      </w:pPr>
+      <w:r>
+        <w:rPr>
+          <w:i/>
+          <w:color w:val="6B6A66"/>
+          <w:sz w:val="17"/>
+        </w:rPr>
+        <w:t>.spread.vsReference</w:t>
+      </w:r>
     </w:p>
     <w:p>
       <w:pPr>
@@ -5016,60 +4126,58 @@
         <w:t xml:space="preserve"> subset — the shared offset-grid helpers plus every function discussed in this article — run at 5x the session size used above: a 216,000-row rate series, 10,000 trades, 25 orders, and 30,000 quotes.</w:t>
       </w:r>
     </w:p>
-    <w:tbl>
-      <w:tblPr>
-        <w:tblW w:type="auto" w:w="0"/>
-        <w:jc w:val="left"/>
-        <w:tblLook w:firstColumn="1" w:firstRow="1" w:lastColumn="0" w:lastRow="0" w:noHBand="0" w:noVBand="1" w:val="04A0"/>
-      </w:tblPr>
-      <w:tblGrid>
-        <w:gridCol w:w="10080"/>
-      </w:tblGrid>
-      <w:tr>
-        <w:tc>
-          <w:tcPr>
-            <w:tcW w:type="dxa" w:w="9360"/>
-            <w:shd w:val="clear" w:color="auto" w:fill="1a2733"/>
-            <w:tcMar>
-              <w:top w:w="120" w:type="dxa"/>
-              <w:bottom w:w="120" w:type="dxa"/>
-              <w:left w:w="160" w:type="dxa"/>
-              <w:right w:w="160" w:type="dxa"/>
-            </w:tcMar>
-          </w:tcPr>
-          <w:p>
-            <w:pPr>
-              <w:spacing w:after="0"/>
-            </w:pPr>
-            <w:r>
-              <w:rPr>
-                <w:rFonts w:ascii="Consolas" w:hAnsi="Consolas"/>
-                <w:color w:val="E7ECEF"/>
-                <w:sz w:val="17"/>
-              </w:rPr>
-              <w:t>q perf/perfMarkOut.q   # .util.* (this table's util rows)</w:t>
-            </w:r>
-          </w:p>
-          <w:p>
-            <w:pPr>
-              <w:spacing w:after="0"/>
-            </w:pPr>
-            <w:r>
-              <w:rPr>
-                <w:rFonts w:ascii="Consolas" w:hAnsi="Consolas"/>
-                <w:color w:val="E7ECEF"/>
-                <w:sz w:val="17"/>
-              </w:rPr>
-              <w:t>q perf/perfSpread.q    # .spread.* (this table's spread rows)</w:t>
-            </w:r>
-          </w:p>
-        </w:tc>
-      </w:tr>
-    </w:tbl>
     <w:p>
       <w:pPr>
-        <w:spacing w:after="80"/>
+        <w:jc w:val="center"/>
       </w:pPr>
+      <w:r>
+        <w:drawing>
+          <wp:inline xmlns:a="http://schemas.openxmlformats.org/drawingml/2006/main" xmlns:pic="http://schemas.openxmlformats.org/drawingml/2006/picture">
+            <wp:extent cx="4919472" cy="1341120"/>
+            <wp:docPr id="18" name="Picture 18"/>
+            <wp:cNvGraphicFramePr>
+              <a:graphicFrameLocks noChangeAspect="1"/>
+            </wp:cNvGraphicFramePr>
+            <a:graphic>
+              <a:graphicData uri="http://schemas.openxmlformats.org/drawingml/2006/picture">
+                <pic:pic>
+                  <pic:nvPicPr>
+                    <pic:cNvPr id="0" name="13_run-perf.png"/>
+                    <pic:cNvPicPr/>
+                  </pic:nvPicPr>
+                  <pic:blipFill>
+                    <a:blip r:embed="rId26"/>
+                    <a:stretch>
+                      <a:fillRect/>
+                    </a:stretch>
+                  </pic:blipFill>
+                  <pic:spPr>
+                    <a:xfrm>
+                      <a:off x="0" y="0"/>
+                      <a:ext cx="4919472" cy="1341120"/>
+                    </a:xfrm>
+                    <a:prstGeom prst="rect"/>
+                  </pic:spPr>
+                </pic:pic>
+              </a:graphicData>
+            </a:graphic>
+          </wp:inline>
+        </w:drawing>
+      </w:r>
+    </w:p>
+    <w:p>
+      <w:pPr>
+        <w:spacing w:after="240"/>
+        <w:jc w:val="center"/>
+      </w:pPr>
+      <w:r>
+        <w:rPr>
+          <w:i/>
+          <w:color w:val="6B6A66"/>
+          <w:sz w:val="17"/>
+        </w:rPr>
+        <w:t>perf runner commands</w:t>
+      </w:r>
     </w:p>
     <w:p>
       <w:pPr>
@@ -5079,7 +4187,7 @@
         <w:drawing>
           <wp:inline xmlns:a="http://schemas.openxmlformats.org/drawingml/2006/main" xmlns:pic="http://schemas.openxmlformats.org/drawingml/2006/picture">
             <wp:extent cx="5943600" cy="4548602"/>
-            <wp:docPr id="5" name="Picture 5"/>
+            <wp:docPr id="19" name="Picture 19"/>
             <wp:cNvGraphicFramePr>
               <a:graphicFrameLocks noChangeAspect="1"/>
             </wp:cNvGraphicFramePr>
@@ -5091,7 +4199,7 @@
                     <pic:cNvPicPr/>
                   </pic:nvPicPr>
                   <pic:blipFill>
-                    <a:blip r:embed="rId13"/>
+                    <a:blip r:embed="rId27"/>
                     <a:stretch>
                       <a:fillRect/>
                     </a:stretch>
@@ -5124,1396 +4232,58 @@
         <w:t>Every .util.* and .spread.* function, timed at 5x scale</w:t>
       </w:r>
     </w:p>
-    <w:tbl>
-      <w:tblPr>
-        <w:tblW w:type="auto" w:w="0"/>
-        <w:jc w:val="left"/>
-        <w:tblLayout w:type="autofit"/>
-        <w:tblLook w:firstColumn="1" w:firstRow="1" w:lastColumn="0" w:lastRow="0" w:noHBand="0" w:noVBand="1" w:val="04A0"/>
-      </w:tblPr>
-      <w:tblGrid>
-        <w:gridCol w:w="3360"/>
-        <w:gridCol w:w="3360"/>
-        <w:gridCol w:w="3360"/>
-      </w:tblGrid>
-      <w:tr>
-        <w:tc>
-          <w:tcPr>
-            <w:tcW w:type="dxa" w:w="2246"/>
-            <w:shd w:val="clear" w:color="auto" w:fill="eef0ee"/>
-            <w:tcBorders>
-              <w:top w:val="single" w:sz="4" w:color="c3c2b7"/>
-              <w:left w:val="single" w:sz="4" w:color="c3c2b7"/>
-              <w:bottom w:val="single" w:sz="4" w:color="c3c2b7"/>
-              <w:right w:val="single" w:sz="4" w:color="c3c2b7"/>
-            </w:tcBorders>
-          </w:tcPr>
-          <w:p>
-            <w:pPr>
-              <w:spacing w:after="40"/>
-            </w:pPr>
-            <w:r>
-              <w:rPr>
-                <w:b/>
-                <w:color w:val="0B0B0B"/>
-                <w:sz w:val="18"/>
-              </w:rPr>
-              <w:t>Function</w:t>
-            </w:r>
-          </w:p>
-        </w:tc>
-        <w:tc>
-          <w:tcPr>
-            <w:tcW w:type="dxa" w:w="3557"/>
-            <w:shd w:val="clear" w:color="auto" w:fill="eef0ee"/>
-            <w:tcBorders>
-              <w:top w:val="single" w:sz="4" w:color="c3c2b7"/>
-              <w:left w:val="single" w:sz="4" w:color="c3c2b7"/>
-              <w:bottom w:val="single" w:sz="4" w:color="c3c2b7"/>
-              <w:right w:val="single" w:sz="4" w:color="c3c2b7"/>
-            </w:tcBorders>
-          </w:tcPr>
-          <w:p>
-            <w:pPr>
-              <w:spacing w:after="40"/>
-            </w:pPr>
-            <w:r>
-              <w:rPr>
-                <w:b/>
-                <w:color w:val="0B0B0B"/>
-                <w:sz w:val="18"/>
-              </w:rPr>
-              <w:t>Reps</w:t>
-            </w:r>
-          </w:p>
-        </w:tc>
-        <w:tc>
-          <w:tcPr>
-            <w:tcW w:type="dxa" w:w="3557"/>
-            <w:shd w:val="clear" w:color="auto" w:fill="eef0ee"/>
-            <w:tcBorders>
-              <w:top w:val="single" w:sz="4" w:color="c3c2b7"/>
-              <w:left w:val="single" w:sz="4" w:color="c3c2b7"/>
-              <w:bottom w:val="single" w:sz="4" w:color="c3c2b7"/>
-              <w:right w:val="single" w:sz="4" w:color="c3c2b7"/>
-            </w:tcBorders>
-          </w:tcPr>
-          <w:p>
-            <w:pPr>
-              <w:spacing w:after="40"/>
-            </w:pPr>
-            <w:r>
-              <w:rPr>
-                <w:b/>
-                <w:color w:val="0B0B0B"/>
-                <w:sz w:val="18"/>
-              </w:rPr>
-              <w:t>Avg ms/call</w:t>
-            </w:r>
-          </w:p>
-        </w:tc>
-      </w:tr>
-      <w:tr>
-        <w:tc>
-          <w:tcPr>
-            <w:tcW w:type="dxa" w:w="2246"/>
-            <w:tcBorders>
-              <w:top w:val="single" w:sz="4" w:color="c3c2b7"/>
-              <w:left w:val="single" w:sz="4" w:color="c3c2b7"/>
-              <w:bottom w:val="single" w:sz="4" w:color="c3c2b7"/>
-              <w:right w:val="single" w:sz="4" w:color="c3c2b7"/>
-            </w:tcBorders>
-          </w:tcPr>
-          <w:p>
-            <w:pPr>
-              <w:spacing w:after="40"/>
-            </w:pPr>
-            <w:r>
-              <w:rPr>
-                <w:rFonts w:ascii="Consolas" w:hAnsi="Consolas"/>
-                <w:color w:val="1C5CAB"/>
-                <w:sz w:val="17"/>
-              </w:rPr>
-              <w:t>.util.buildGrid</w:t>
-            </w:r>
-          </w:p>
-        </w:tc>
-        <w:tc>
-          <w:tcPr>
-            <w:tcW w:type="dxa" w:w="3557"/>
-            <w:tcBorders>
-              <w:top w:val="single" w:sz="4" w:color="c3c2b7"/>
-              <w:left w:val="single" w:sz="4" w:color="c3c2b7"/>
-              <w:bottom w:val="single" w:sz="4" w:color="c3c2b7"/>
-              <w:right w:val="single" w:sz="4" w:color="c3c2b7"/>
-            </w:tcBorders>
-          </w:tcPr>
-          <w:p>
-            <w:pPr>
-              <w:spacing w:after="40"/>
-            </w:pPr>
-            <w:r>
-              <w:rPr>
-                <w:color w:val="3A3A38"/>
-                <w:sz w:val="18"/>
-              </w:rPr>
-              <w:t>2000</w:t>
-            </w:r>
-          </w:p>
-        </w:tc>
-        <w:tc>
-          <w:tcPr>
-            <w:tcW w:type="dxa" w:w="3557"/>
-            <w:tcBorders>
-              <w:top w:val="single" w:sz="4" w:color="c3c2b7"/>
-              <w:left w:val="single" w:sz="4" w:color="c3c2b7"/>
-              <w:bottom w:val="single" w:sz="4" w:color="c3c2b7"/>
-              <w:right w:val="single" w:sz="4" w:color="c3c2b7"/>
-            </w:tcBorders>
-          </w:tcPr>
-          <w:p>
-            <w:pPr>
-              <w:spacing w:after="40"/>
-            </w:pPr>
-            <w:r>
-              <w:rPr>
-                <w:color w:val="3A3A38"/>
-                <w:sz w:val="18"/>
-              </w:rPr>
-              <w:t>0.005</w:t>
-            </w:r>
-          </w:p>
-        </w:tc>
-      </w:tr>
-      <w:tr>
-        <w:tc>
-          <w:tcPr>
-            <w:tcW w:type="dxa" w:w="2246"/>
-            <w:tcBorders>
-              <w:top w:val="single" w:sz="4" w:color="c3c2b7"/>
-              <w:left w:val="single" w:sz="4" w:color="c3c2b7"/>
-              <w:bottom w:val="single" w:sz="4" w:color="c3c2b7"/>
-              <w:right w:val="single" w:sz="4" w:color="c3c2b7"/>
-            </w:tcBorders>
-          </w:tcPr>
-          <w:p>
-            <w:pPr>
-              <w:spacing w:after="40"/>
-            </w:pPr>
-            <w:r>
-              <w:rPr>
-                <w:rFonts w:ascii="Consolas" w:hAnsi="Consolas"/>
-                <w:color w:val="1C5CAB"/>
-                <w:sz w:val="17"/>
-              </w:rPr>
-              <w:t>.util.toTimespan</w:t>
-            </w:r>
-          </w:p>
-        </w:tc>
-        <w:tc>
-          <w:tcPr>
-            <w:tcW w:type="dxa" w:w="3557"/>
-            <w:tcBorders>
-              <w:top w:val="single" w:sz="4" w:color="c3c2b7"/>
-              <w:left w:val="single" w:sz="4" w:color="c3c2b7"/>
-              <w:bottom w:val="single" w:sz="4" w:color="c3c2b7"/>
-              <w:right w:val="single" w:sz="4" w:color="c3c2b7"/>
-            </w:tcBorders>
-          </w:tcPr>
-          <w:p>
-            <w:pPr>
-              <w:spacing w:after="40"/>
-            </w:pPr>
-            <w:r>
-              <w:rPr>
-                <w:color w:val="3A3A38"/>
-                <w:sz w:val="18"/>
-              </w:rPr>
-              <w:t>2000</w:t>
-            </w:r>
-          </w:p>
-        </w:tc>
-        <w:tc>
-          <w:tcPr>
-            <w:tcW w:type="dxa" w:w="3557"/>
-            <w:tcBorders>
-              <w:top w:val="single" w:sz="4" w:color="c3c2b7"/>
-              <w:left w:val="single" w:sz="4" w:color="c3c2b7"/>
-              <w:bottom w:val="single" w:sz="4" w:color="c3c2b7"/>
-              <w:right w:val="single" w:sz="4" w:color="c3c2b7"/>
-            </w:tcBorders>
-          </w:tcPr>
-          <w:p>
-            <w:pPr>
-              <w:spacing w:after="40"/>
-            </w:pPr>
-            <w:r>
-              <w:rPr>
-                <w:color w:val="3A3A38"/>
-                <w:sz w:val="18"/>
-              </w:rPr>
-              <w:t>&lt;0.001</w:t>
-            </w:r>
-          </w:p>
-        </w:tc>
-      </w:tr>
-      <w:tr>
-        <w:tc>
-          <w:tcPr>
-            <w:tcW w:type="dxa" w:w="2246"/>
-            <w:tcBorders>
-              <w:top w:val="single" w:sz="4" w:color="c3c2b7"/>
-              <w:left w:val="single" w:sz="4" w:color="c3c2b7"/>
-              <w:bottom w:val="single" w:sz="4" w:color="c3c2b7"/>
-              <w:right w:val="single" w:sz="4" w:color="c3c2b7"/>
-            </w:tcBorders>
-          </w:tcPr>
-          <w:p>
-            <w:pPr>
-              <w:spacing w:after="40"/>
-            </w:pPr>
-            <w:r>
-              <w:rPr>
-                <w:rFonts w:ascii="Consolas" w:hAnsi="Consolas"/>
-                <w:color w:val="1C5CAB"/>
-                <w:sz w:val="17"/>
-              </w:rPr>
-              <w:t>.util.explode</w:t>
-            </w:r>
-          </w:p>
-        </w:tc>
-        <w:tc>
-          <w:tcPr>
-            <w:tcW w:type="dxa" w:w="3557"/>
-            <w:tcBorders>
-              <w:top w:val="single" w:sz="4" w:color="c3c2b7"/>
-              <w:left w:val="single" w:sz="4" w:color="c3c2b7"/>
-              <w:bottom w:val="single" w:sz="4" w:color="c3c2b7"/>
-              <w:right w:val="single" w:sz="4" w:color="c3c2b7"/>
-            </w:tcBorders>
-          </w:tcPr>
-          <w:p>
-            <w:pPr>
-              <w:spacing w:after="40"/>
-            </w:pPr>
-            <w:r>
-              <w:rPr>
-                <w:color w:val="3A3A38"/>
-                <w:sz w:val="18"/>
-              </w:rPr>
-              <w:t>50</w:t>
-            </w:r>
-          </w:p>
-        </w:tc>
-        <w:tc>
-          <w:tcPr>
-            <w:tcW w:type="dxa" w:w="3557"/>
-            <w:tcBorders>
-              <w:top w:val="single" w:sz="4" w:color="c3c2b7"/>
-              <w:left w:val="single" w:sz="4" w:color="c3c2b7"/>
-              <w:bottom w:val="single" w:sz="4" w:color="c3c2b7"/>
-              <w:right w:val="single" w:sz="4" w:color="c3c2b7"/>
-            </w:tcBorders>
-          </w:tcPr>
-          <w:p>
-            <w:pPr>
-              <w:spacing w:after="40"/>
-            </w:pPr>
-            <w:r>
-              <w:rPr>
-                <w:color w:val="3A3A38"/>
-                <w:sz w:val="18"/>
-              </w:rPr>
-              <w:t>3.14</w:t>
-            </w:r>
-          </w:p>
-        </w:tc>
-      </w:tr>
-      <w:tr>
-        <w:tc>
-          <w:tcPr>
-            <w:tcW w:type="dxa" w:w="2246"/>
-            <w:tcBorders>
-              <w:top w:val="single" w:sz="4" w:color="c3c2b7"/>
-              <w:left w:val="single" w:sz="4" w:color="c3c2b7"/>
-              <w:bottom w:val="single" w:sz="4" w:color="c3c2b7"/>
-              <w:right w:val="single" w:sz="4" w:color="c3c2b7"/>
-            </w:tcBorders>
-          </w:tcPr>
-          <w:p>
-            <w:pPr>
-              <w:spacing w:after="40"/>
-            </w:pPr>
-            <w:r>
-              <w:rPr>
-                <w:rFonts w:ascii="Consolas" w:hAnsi="Consolas"/>
-                <w:color w:val="1C5CAB"/>
-                <w:sz w:val="17"/>
-              </w:rPr>
-              <w:t>.spread.compose</w:t>
-            </w:r>
-          </w:p>
-        </w:tc>
-        <w:tc>
-          <w:tcPr>
-            <w:tcW w:type="dxa" w:w="3557"/>
-            <w:tcBorders>
-              <w:top w:val="single" w:sz="4" w:color="c3c2b7"/>
-              <w:left w:val="single" w:sz="4" w:color="c3c2b7"/>
-              <w:bottom w:val="single" w:sz="4" w:color="c3c2b7"/>
-              <w:right w:val="single" w:sz="4" w:color="c3c2b7"/>
-            </w:tcBorders>
-          </w:tcPr>
-          <w:p>
-            <w:pPr>
-              <w:spacing w:after="40"/>
-            </w:pPr>
-            <w:r>
-              <w:rPr>
-                <w:color w:val="3A3A38"/>
-                <w:sz w:val="18"/>
-              </w:rPr>
-              <w:t>100</w:t>
-            </w:r>
-          </w:p>
-        </w:tc>
-        <w:tc>
-          <w:tcPr>
-            <w:tcW w:type="dxa" w:w="3557"/>
-            <w:tcBorders>
-              <w:top w:val="single" w:sz="4" w:color="c3c2b7"/>
-              <w:left w:val="single" w:sz="4" w:color="c3c2b7"/>
-              <w:bottom w:val="single" w:sz="4" w:color="c3c2b7"/>
-              <w:right w:val="single" w:sz="4" w:color="c3c2b7"/>
-            </w:tcBorders>
-          </w:tcPr>
-          <w:p>
-            <w:pPr>
-              <w:spacing w:after="40"/>
-            </w:pPr>
-            <w:r>
-              <w:rPr>
-                <w:color w:val="3A3A38"/>
-                <w:sz w:val="18"/>
-              </w:rPr>
-              <w:t>0.05</w:t>
-            </w:r>
-          </w:p>
-        </w:tc>
-      </w:tr>
-      <w:tr>
-        <w:tc>
-          <w:tcPr>
-            <w:tcW w:type="dxa" w:w="2246"/>
-            <w:tcBorders>
-              <w:top w:val="single" w:sz="4" w:color="c3c2b7"/>
-              <w:left w:val="single" w:sz="4" w:color="c3c2b7"/>
-              <w:bottom w:val="single" w:sz="4" w:color="c3c2b7"/>
-              <w:right w:val="single" w:sz="4" w:color="c3c2b7"/>
-            </w:tcBorders>
-          </w:tcPr>
-          <w:p>
-            <w:pPr>
-              <w:spacing w:after="40"/>
-            </w:pPr>
-            <w:r>
-              <w:rPr>
-                <w:rFonts w:ascii="Consolas" w:hAnsi="Consolas"/>
-                <w:color w:val="1C5CAB"/>
-                <w:sz w:val="17"/>
-              </w:rPr>
-              <w:t>.spread.decompose</w:t>
-            </w:r>
-          </w:p>
-        </w:tc>
-        <w:tc>
-          <w:tcPr>
-            <w:tcW w:type="dxa" w:w="3557"/>
-            <w:tcBorders>
-              <w:top w:val="single" w:sz="4" w:color="c3c2b7"/>
-              <w:left w:val="single" w:sz="4" w:color="c3c2b7"/>
-              <w:bottom w:val="single" w:sz="4" w:color="c3c2b7"/>
-              <w:right w:val="single" w:sz="4" w:color="c3c2b7"/>
-            </w:tcBorders>
-          </w:tcPr>
-          <w:p>
-            <w:pPr>
-              <w:spacing w:after="40"/>
-            </w:pPr>
-            <w:r>
-              <w:rPr>
-                <w:color w:val="3A3A38"/>
-                <w:sz w:val="18"/>
-              </w:rPr>
-              <w:t>50</w:t>
-            </w:r>
-          </w:p>
-        </w:tc>
-        <w:tc>
-          <w:tcPr>
-            <w:tcW w:type="dxa" w:w="3557"/>
-            <w:tcBorders>
-              <w:top w:val="single" w:sz="4" w:color="c3c2b7"/>
-              <w:left w:val="single" w:sz="4" w:color="c3c2b7"/>
-              <w:bottom w:val="single" w:sz="4" w:color="c3c2b7"/>
-              <w:right w:val="single" w:sz="4" w:color="c3c2b7"/>
-            </w:tcBorders>
-          </w:tcPr>
-          <w:p>
-            <w:pPr>
-              <w:spacing w:after="40"/>
-            </w:pPr>
-            <w:r>
-              <w:rPr>
-                <w:color w:val="3A3A38"/>
-                <w:sz w:val="18"/>
-              </w:rPr>
-              <w:t>1.52</w:t>
-            </w:r>
-          </w:p>
-        </w:tc>
-      </w:tr>
-      <w:tr>
-        <w:tc>
-          <w:tcPr>
-            <w:tcW w:type="dxa" w:w="2246"/>
-            <w:tcBorders>
-              <w:top w:val="single" w:sz="4" w:color="c3c2b7"/>
-              <w:left w:val="single" w:sz="4" w:color="c3c2b7"/>
-              <w:bottom w:val="single" w:sz="4" w:color="c3c2b7"/>
-              <w:right w:val="single" w:sz="4" w:color="c3c2b7"/>
-            </w:tcBorders>
-          </w:tcPr>
-          <w:p>
-            <w:pPr>
-              <w:spacing w:after="40"/>
-            </w:pPr>
-            <w:r>
-              <w:rPr>
-                <w:rFonts w:ascii="Consolas" w:hAnsi="Consolas"/>
-                <w:color w:val="1C5CAB"/>
-                <w:sz w:val="17"/>
-              </w:rPr>
-              <w:t>.spread.waterfall</w:t>
-            </w:r>
-          </w:p>
-        </w:tc>
-        <w:tc>
-          <w:tcPr>
-            <w:tcW w:type="dxa" w:w="3557"/>
-            <w:tcBorders>
-              <w:top w:val="single" w:sz="4" w:color="c3c2b7"/>
-              <w:left w:val="single" w:sz="4" w:color="c3c2b7"/>
-              <w:bottom w:val="single" w:sz="4" w:color="c3c2b7"/>
-              <w:right w:val="single" w:sz="4" w:color="c3c2b7"/>
-            </w:tcBorders>
-          </w:tcPr>
-          <w:p>
-            <w:pPr>
-              <w:spacing w:after="40"/>
-            </w:pPr>
-            <w:r>
-              <w:rPr>
-                <w:color w:val="3A3A38"/>
-                <w:sz w:val="18"/>
-              </w:rPr>
-              <w:t>50</w:t>
-            </w:r>
-          </w:p>
-        </w:tc>
-        <w:tc>
-          <w:tcPr>
-            <w:tcW w:type="dxa" w:w="3557"/>
-            <w:tcBorders>
-              <w:top w:val="single" w:sz="4" w:color="c3c2b7"/>
-              <w:left w:val="single" w:sz="4" w:color="c3c2b7"/>
-              <w:bottom w:val="single" w:sz="4" w:color="c3c2b7"/>
-              <w:right w:val="single" w:sz="4" w:color="c3c2b7"/>
-            </w:tcBorders>
-          </w:tcPr>
-          <w:p>
-            <w:pPr>
-              <w:spacing w:after="40"/>
-            </w:pPr>
-            <w:r>
-              <w:rPr>
-                <w:color w:val="3A3A38"/>
-                <w:sz w:val="18"/>
-              </w:rPr>
-              <w:t>4.04</w:t>
-            </w:r>
-          </w:p>
-        </w:tc>
-      </w:tr>
-      <w:tr>
-        <w:tc>
-          <w:tcPr>
-            <w:tcW w:type="dxa" w:w="2246"/>
-            <w:tcBorders>
-              <w:top w:val="single" w:sz="4" w:color="c3c2b7"/>
-              <w:left w:val="single" w:sz="4" w:color="c3c2b7"/>
-              <w:bottom w:val="single" w:sz="4" w:color="c3c2b7"/>
-              <w:right w:val="single" w:sz="4" w:color="c3c2b7"/>
-            </w:tcBorders>
-          </w:tcPr>
-          <w:p>
-            <w:pPr>
-              <w:spacing w:after="40"/>
-            </w:pPr>
-            <w:r>
-              <w:rPr>
-                <w:rFonts w:ascii="Consolas" w:hAnsi="Consolas"/>
-                <w:color w:val="1C5CAB"/>
-                <w:sz w:val="17"/>
-              </w:rPr>
-              <w:t>.spread.priv.wavgAggCols</w:t>
-            </w:r>
-          </w:p>
-        </w:tc>
-        <w:tc>
-          <w:tcPr>
-            <w:tcW w:type="dxa" w:w="3557"/>
-            <w:tcBorders>
-              <w:top w:val="single" w:sz="4" w:color="c3c2b7"/>
-              <w:left w:val="single" w:sz="4" w:color="c3c2b7"/>
-              <w:bottom w:val="single" w:sz="4" w:color="c3c2b7"/>
-              <w:right w:val="single" w:sz="4" w:color="c3c2b7"/>
-            </w:tcBorders>
-          </w:tcPr>
-          <w:p>
-            <w:pPr>
-              <w:spacing w:after="40"/>
-            </w:pPr>
-            <w:r>
-              <w:rPr>
-                <w:color w:val="3A3A38"/>
-                <w:sz w:val="18"/>
-              </w:rPr>
-              <w:t>2000</w:t>
-            </w:r>
-          </w:p>
-        </w:tc>
-        <w:tc>
-          <w:tcPr>
-            <w:tcW w:type="dxa" w:w="3557"/>
-            <w:tcBorders>
-              <w:top w:val="single" w:sz="4" w:color="c3c2b7"/>
-              <w:left w:val="single" w:sz="4" w:color="c3c2b7"/>
-              <w:bottom w:val="single" w:sz="4" w:color="c3c2b7"/>
-              <w:right w:val="single" w:sz="4" w:color="c3c2b7"/>
-            </w:tcBorders>
-          </w:tcPr>
-          <w:p>
-            <w:pPr>
-              <w:spacing w:after="40"/>
-            </w:pPr>
-            <w:r>
-              <w:rPr>
-                <w:color w:val="3A3A38"/>
-                <w:sz w:val="18"/>
-              </w:rPr>
-              <w:t>0.001</w:t>
-            </w:r>
-          </w:p>
-        </w:tc>
-      </w:tr>
-      <w:tr>
-        <w:tc>
-          <w:tcPr>
-            <w:tcW w:type="dxa" w:w="2246"/>
-            <w:tcBorders>
-              <w:top w:val="single" w:sz="4" w:color="c3c2b7"/>
-              <w:left w:val="single" w:sz="4" w:color="c3c2b7"/>
-              <w:bottom w:val="single" w:sz="4" w:color="c3c2b7"/>
-              <w:right w:val="single" w:sz="4" w:color="c3c2b7"/>
-            </w:tcBorders>
-          </w:tcPr>
-          <w:p>
-            <w:pPr>
-              <w:spacing w:after="40"/>
-            </w:pPr>
-            <w:r>
-              <w:rPr>
-                <w:rFonts w:ascii="Consolas" w:hAnsi="Consolas"/>
-                <w:color w:val="1C5CAB"/>
-                <w:sz w:val="17"/>
-              </w:rPr>
-              <w:t>.spread.util.timeBucket</w:t>
-            </w:r>
-          </w:p>
-        </w:tc>
-        <w:tc>
-          <w:tcPr>
-            <w:tcW w:type="dxa" w:w="3557"/>
-            <w:tcBorders>
-              <w:top w:val="single" w:sz="4" w:color="c3c2b7"/>
-              <w:left w:val="single" w:sz="4" w:color="c3c2b7"/>
-              <w:bottom w:val="single" w:sz="4" w:color="c3c2b7"/>
-              <w:right w:val="single" w:sz="4" w:color="c3c2b7"/>
-            </w:tcBorders>
-          </w:tcPr>
-          <w:p>
-            <w:pPr>
-              <w:spacing w:after="40"/>
-            </w:pPr>
-            <w:r>
-              <w:rPr>
-                <w:color w:val="3A3A38"/>
-                <w:sz w:val="18"/>
-              </w:rPr>
-              <w:t>2000</w:t>
-            </w:r>
-          </w:p>
-        </w:tc>
-        <w:tc>
-          <w:tcPr>
-            <w:tcW w:type="dxa" w:w="3557"/>
-            <w:tcBorders>
-              <w:top w:val="single" w:sz="4" w:color="c3c2b7"/>
-              <w:left w:val="single" w:sz="4" w:color="c3c2b7"/>
-              <w:bottom w:val="single" w:sz="4" w:color="c3c2b7"/>
-              <w:right w:val="single" w:sz="4" w:color="c3c2b7"/>
-            </w:tcBorders>
-          </w:tcPr>
-          <w:p>
-            <w:pPr>
-              <w:spacing w:after="40"/>
-            </w:pPr>
-            <w:r>
-              <w:rPr>
-                <w:color w:val="3A3A38"/>
-                <w:sz w:val="18"/>
-              </w:rPr>
-              <w:t>&lt;0.001</w:t>
-            </w:r>
-          </w:p>
-        </w:tc>
-      </w:tr>
-      <w:tr>
-        <w:tc>
-          <w:tcPr>
-            <w:tcW w:type="dxa" w:w="2246"/>
-            <w:tcBorders>
-              <w:top w:val="single" w:sz="4" w:color="c3c2b7"/>
-              <w:left w:val="single" w:sz="4" w:color="c3c2b7"/>
-              <w:bottom w:val="single" w:sz="4" w:color="c3c2b7"/>
-              <w:right w:val="single" w:sz="4" w:color="c3c2b7"/>
-            </w:tcBorders>
-          </w:tcPr>
-          <w:p>
-            <w:pPr>
-              <w:spacing w:after="40"/>
-            </w:pPr>
-            <w:r>
-              <w:rPr>
-                <w:rFonts w:ascii="Consolas" w:hAnsi="Consolas"/>
-                <w:color w:val="1C5CAB"/>
-                <w:sz w:val="17"/>
-              </w:rPr>
-              <w:t>.spread.wavgBy</w:t>
-            </w:r>
-          </w:p>
-        </w:tc>
-        <w:tc>
-          <w:tcPr>
-            <w:tcW w:type="dxa" w:w="3557"/>
-            <w:tcBorders>
-              <w:top w:val="single" w:sz="4" w:color="c3c2b7"/>
-              <w:left w:val="single" w:sz="4" w:color="c3c2b7"/>
-              <w:bottom w:val="single" w:sz="4" w:color="c3c2b7"/>
-              <w:right w:val="single" w:sz="4" w:color="c3c2b7"/>
-            </w:tcBorders>
-          </w:tcPr>
-          <w:p>
-            <w:pPr>
-              <w:spacing w:after="40"/>
-            </w:pPr>
-            <w:r>
-              <w:rPr>
-                <w:color w:val="3A3A38"/>
-                <w:sz w:val="18"/>
-              </w:rPr>
-              <w:t>100</w:t>
-            </w:r>
-          </w:p>
-        </w:tc>
-        <w:tc>
-          <w:tcPr>
-            <w:tcW w:type="dxa" w:w="3557"/>
-            <w:tcBorders>
-              <w:top w:val="single" w:sz="4" w:color="c3c2b7"/>
-              <w:left w:val="single" w:sz="4" w:color="c3c2b7"/>
-              <w:bottom w:val="single" w:sz="4" w:color="c3c2b7"/>
-              <w:right w:val="single" w:sz="4" w:color="c3c2b7"/>
-            </w:tcBorders>
-          </w:tcPr>
-          <w:p>
-            <w:pPr>
-              <w:spacing w:after="40"/>
-            </w:pPr>
-            <w:r>
-              <w:rPr>
-                <w:color w:val="3A3A38"/>
-                <w:sz w:val="18"/>
-              </w:rPr>
-              <w:t>0.47</w:t>
-            </w:r>
-          </w:p>
-        </w:tc>
-      </w:tr>
-      <w:tr>
-        <w:tc>
-          <w:tcPr>
-            <w:tcW w:type="dxa" w:w="2246"/>
-            <w:tcBorders>
-              <w:top w:val="single" w:sz="4" w:color="c3c2b7"/>
-              <w:left w:val="single" w:sz="4" w:color="c3c2b7"/>
-              <w:bottom w:val="single" w:sz="4" w:color="c3c2b7"/>
-              <w:right w:val="single" w:sz="4" w:color="c3c2b7"/>
-            </w:tcBorders>
-          </w:tcPr>
-          <w:p>
-            <w:pPr>
-              <w:spacing w:after="40"/>
-            </w:pPr>
-            <w:r>
-              <w:rPr>
-                <w:rFonts w:ascii="Consolas" w:hAnsi="Consolas"/>
-                <w:color w:val="1C5CAB"/>
-                <w:sz w:val="17"/>
-              </w:rPr>
-              <w:t>.spread.byRegime</w:t>
-            </w:r>
-          </w:p>
-        </w:tc>
-        <w:tc>
-          <w:tcPr>
-            <w:tcW w:type="dxa" w:w="3557"/>
-            <w:tcBorders>
-              <w:top w:val="single" w:sz="4" w:color="c3c2b7"/>
-              <w:left w:val="single" w:sz="4" w:color="c3c2b7"/>
-              <w:bottom w:val="single" w:sz="4" w:color="c3c2b7"/>
-              <w:right w:val="single" w:sz="4" w:color="c3c2b7"/>
-            </w:tcBorders>
-          </w:tcPr>
-          <w:p>
-            <w:pPr>
-              <w:spacing w:after="40"/>
-            </w:pPr>
-            <w:r>
-              <w:rPr>
-                <w:color w:val="3A3A38"/>
-                <w:sz w:val="18"/>
-              </w:rPr>
-              <w:t>100</w:t>
-            </w:r>
-          </w:p>
-        </w:tc>
-        <w:tc>
-          <w:tcPr>
-            <w:tcW w:type="dxa" w:w="3557"/>
-            <w:tcBorders>
-              <w:top w:val="single" w:sz="4" w:color="c3c2b7"/>
-              <w:left w:val="single" w:sz="4" w:color="c3c2b7"/>
-              <w:bottom w:val="single" w:sz="4" w:color="c3c2b7"/>
-              <w:right w:val="single" w:sz="4" w:color="c3c2b7"/>
-            </w:tcBorders>
-          </w:tcPr>
-          <w:p>
-            <w:pPr>
-              <w:spacing w:after="40"/>
-            </w:pPr>
-            <w:r>
-              <w:rPr>
-                <w:color w:val="3A3A38"/>
-                <w:sz w:val="18"/>
-              </w:rPr>
-              <w:t>0.59</w:t>
-            </w:r>
-          </w:p>
-        </w:tc>
-      </w:tr>
-      <w:tr>
-        <w:tc>
-          <w:tcPr>
-            <w:tcW w:type="dxa" w:w="2246"/>
-            <w:tcBorders>
-              <w:top w:val="single" w:sz="4" w:color="c3c2b7"/>
-              <w:left w:val="single" w:sz="4" w:color="c3c2b7"/>
-              <w:bottom w:val="single" w:sz="4" w:color="c3c2b7"/>
-              <w:right w:val="single" w:sz="4" w:color="c3c2b7"/>
-            </w:tcBorders>
-          </w:tcPr>
-          <w:p>
-            <w:pPr>
-              <w:spacing w:after="40"/>
-            </w:pPr>
-            <w:r>
-              <w:rPr>
-                <w:rFonts w:ascii="Consolas" w:hAnsi="Consolas"/>
-                <w:color w:val="1C5CAB"/>
-                <w:sz w:val="17"/>
-              </w:rPr>
-              <w:t>.spread.byTime</w:t>
-            </w:r>
-          </w:p>
-        </w:tc>
-        <w:tc>
-          <w:tcPr>
-            <w:tcW w:type="dxa" w:w="3557"/>
-            <w:tcBorders>
-              <w:top w:val="single" w:sz="4" w:color="c3c2b7"/>
-              <w:left w:val="single" w:sz="4" w:color="c3c2b7"/>
-              <w:bottom w:val="single" w:sz="4" w:color="c3c2b7"/>
-              <w:right w:val="single" w:sz="4" w:color="c3c2b7"/>
-            </w:tcBorders>
-          </w:tcPr>
-          <w:p>
-            <w:pPr>
-              <w:spacing w:after="40"/>
-            </w:pPr>
-            <w:r>
-              <w:rPr>
-                <w:color w:val="3A3A38"/>
-                <w:sz w:val="18"/>
-              </w:rPr>
-              <w:t>50</w:t>
-            </w:r>
-          </w:p>
-        </w:tc>
-        <w:tc>
-          <w:tcPr>
-            <w:tcW w:type="dxa" w:w="3557"/>
-            <w:tcBorders>
-              <w:top w:val="single" w:sz="4" w:color="c3c2b7"/>
-              <w:left w:val="single" w:sz="4" w:color="c3c2b7"/>
-              <w:bottom w:val="single" w:sz="4" w:color="c3c2b7"/>
-              <w:right w:val="single" w:sz="4" w:color="c3c2b7"/>
-            </w:tcBorders>
-          </w:tcPr>
-          <w:p>
-            <w:pPr>
-              <w:spacing w:after="40"/>
-            </w:pPr>
-            <w:r>
-              <w:rPr>
-                <w:color w:val="3A3A38"/>
-                <w:sz w:val="18"/>
-              </w:rPr>
-              <w:t>1.98</w:t>
-            </w:r>
-          </w:p>
-        </w:tc>
-      </w:tr>
-      <w:tr>
-        <w:tc>
-          <w:tcPr>
-            <w:tcW w:type="dxa" w:w="2246"/>
-            <w:tcBorders>
-              <w:top w:val="single" w:sz="4" w:color="c3c2b7"/>
-              <w:left w:val="single" w:sz="4" w:color="c3c2b7"/>
-              <w:bottom w:val="single" w:sz="4" w:color="c3c2b7"/>
-              <w:right w:val="single" w:sz="4" w:color="c3c2b7"/>
-            </w:tcBorders>
-          </w:tcPr>
-          <w:p>
-            <w:pPr>
-              <w:spacing w:after="40"/>
-            </w:pPr>
-            <w:r>
-              <w:rPr>
-                <w:rFonts w:ascii="Consolas" w:hAnsi="Consolas"/>
-                <w:color w:val="1C5CAB"/>
-                <w:sz w:val="17"/>
-              </w:rPr>
-              <w:t>.spread.shareByTime</w:t>
-            </w:r>
-          </w:p>
-        </w:tc>
-        <w:tc>
-          <w:tcPr>
-            <w:tcW w:type="dxa" w:w="3557"/>
-            <w:tcBorders>
-              <w:top w:val="single" w:sz="4" w:color="c3c2b7"/>
-              <w:left w:val="single" w:sz="4" w:color="c3c2b7"/>
-              <w:bottom w:val="single" w:sz="4" w:color="c3c2b7"/>
-              <w:right w:val="single" w:sz="4" w:color="c3c2b7"/>
-            </w:tcBorders>
-          </w:tcPr>
-          <w:p>
-            <w:pPr>
-              <w:spacing w:after="40"/>
-            </w:pPr>
-            <w:r>
-              <w:rPr>
-                <w:color w:val="3A3A38"/>
-                <w:sz w:val="18"/>
-              </w:rPr>
-              <w:t>50</w:t>
-            </w:r>
-          </w:p>
-        </w:tc>
-        <w:tc>
-          <w:tcPr>
-            <w:tcW w:type="dxa" w:w="3557"/>
-            <w:tcBorders>
-              <w:top w:val="single" w:sz="4" w:color="c3c2b7"/>
-              <w:left w:val="single" w:sz="4" w:color="c3c2b7"/>
-              <w:bottom w:val="single" w:sz="4" w:color="c3c2b7"/>
-              <w:right w:val="single" w:sz="4" w:color="c3c2b7"/>
-            </w:tcBorders>
-          </w:tcPr>
-          <w:p>
-            <w:pPr>
-              <w:spacing w:after="40"/>
-            </w:pPr>
-            <w:r>
-              <w:rPr>
-                <w:color w:val="3A3A38"/>
-                <w:sz w:val="18"/>
-              </w:rPr>
-              <w:t>1.9</w:t>
-            </w:r>
-          </w:p>
-        </w:tc>
-      </w:tr>
-      <w:tr>
-        <w:tc>
-          <w:tcPr>
-            <w:tcW w:type="dxa" w:w="2246"/>
-            <w:tcBorders>
-              <w:top w:val="single" w:sz="4" w:color="c3c2b7"/>
-              <w:left w:val="single" w:sz="4" w:color="c3c2b7"/>
-              <w:bottom w:val="single" w:sz="4" w:color="c3c2b7"/>
-              <w:right w:val="single" w:sz="4" w:color="c3c2b7"/>
-            </w:tcBorders>
-          </w:tcPr>
-          <w:p>
-            <w:pPr>
-              <w:spacing w:after="40"/>
-            </w:pPr>
-            <w:r>
-              <w:rPr>
-                <w:rFonts w:ascii="Consolas" w:hAnsi="Consolas"/>
-                <w:color w:val="1C5CAB"/>
-                <w:sz w:val="17"/>
-              </w:rPr>
-              <w:t>.spread.priv.wpctl</w:t>
-            </w:r>
-          </w:p>
-        </w:tc>
-        <w:tc>
-          <w:tcPr>
-            <w:tcW w:type="dxa" w:w="3557"/>
-            <w:tcBorders>
-              <w:top w:val="single" w:sz="4" w:color="c3c2b7"/>
-              <w:left w:val="single" w:sz="4" w:color="c3c2b7"/>
-              <w:bottom w:val="single" w:sz="4" w:color="c3c2b7"/>
-              <w:right w:val="single" w:sz="4" w:color="c3c2b7"/>
-            </w:tcBorders>
-          </w:tcPr>
-          <w:p>
-            <w:pPr>
-              <w:spacing w:after="40"/>
-            </w:pPr>
-            <w:r>
-              <w:rPr>
-                <w:color w:val="3A3A38"/>
-                <w:sz w:val="18"/>
-              </w:rPr>
-              <w:t>2000</w:t>
-            </w:r>
-          </w:p>
-        </w:tc>
-        <w:tc>
-          <w:tcPr>
-            <w:tcW w:type="dxa" w:w="3557"/>
-            <w:tcBorders>
-              <w:top w:val="single" w:sz="4" w:color="c3c2b7"/>
-              <w:left w:val="single" w:sz="4" w:color="c3c2b7"/>
-              <w:bottom w:val="single" w:sz="4" w:color="c3c2b7"/>
-              <w:right w:val="single" w:sz="4" w:color="c3c2b7"/>
-            </w:tcBorders>
-          </w:tcPr>
-          <w:p>
-            <w:pPr>
-              <w:spacing w:after="40"/>
-            </w:pPr>
-            <w:r>
-              <w:rPr>
-                <w:color w:val="3A3A38"/>
-                <w:sz w:val="18"/>
-              </w:rPr>
-              <w:t>0.582</w:t>
-            </w:r>
-          </w:p>
-        </w:tc>
-      </w:tr>
-      <w:tr>
-        <w:tc>
-          <w:tcPr>
-            <w:tcW w:type="dxa" w:w="2246"/>
-            <w:tcBorders>
-              <w:top w:val="single" w:sz="4" w:color="c3c2b7"/>
-              <w:left w:val="single" w:sz="4" w:color="c3c2b7"/>
-              <w:bottom w:val="single" w:sz="4" w:color="c3c2b7"/>
-              <w:right w:val="single" w:sz="4" w:color="c3c2b7"/>
-            </w:tcBorders>
-          </w:tcPr>
-          <w:p>
-            <w:pPr>
-              <w:spacing w:after="40"/>
-            </w:pPr>
-            <w:r>
-              <w:rPr>
-                <w:rFonts w:ascii="Consolas" w:hAnsi="Consolas"/>
-                <w:color w:val="1C5CAB"/>
-                <w:sz w:val="17"/>
-              </w:rPr>
-              <w:t>.spread.pctlBy</w:t>
-            </w:r>
-          </w:p>
-        </w:tc>
-        <w:tc>
-          <w:tcPr>
-            <w:tcW w:type="dxa" w:w="3557"/>
-            <w:tcBorders>
-              <w:top w:val="single" w:sz="4" w:color="c3c2b7"/>
-              <w:left w:val="single" w:sz="4" w:color="c3c2b7"/>
-              <w:bottom w:val="single" w:sz="4" w:color="c3c2b7"/>
-              <w:right w:val="single" w:sz="4" w:color="c3c2b7"/>
-            </w:tcBorders>
-          </w:tcPr>
-          <w:p>
-            <w:pPr>
-              <w:spacing w:after="40"/>
-            </w:pPr>
-            <w:r>
-              <w:rPr>
-                <w:color w:val="3A3A38"/>
-                <w:sz w:val="18"/>
-              </w:rPr>
-              <w:t>100</w:t>
-            </w:r>
-          </w:p>
-        </w:tc>
-        <w:tc>
-          <w:tcPr>
-            <w:tcW w:type="dxa" w:w="3557"/>
-            <w:tcBorders>
-              <w:top w:val="single" w:sz="4" w:color="c3c2b7"/>
-              <w:left w:val="single" w:sz="4" w:color="c3c2b7"/>
-              <w:bottom w:val="single" w:sz="4" w:color="c3c2b7"/>
-              <w:right w:val="single" w:sz="4" w:color="c3c2b7"/>
-            </w:tcBorders>
-          </w:tcPr>
-          <w:p>
-            <w:pPr>
-              <w:spacing w:after="40"/>
-            </w:pPr>
-            <w:r>
-              <w:rPr>
-                <w:color w:val="3A3A38"/>
-                <w:sz w:val="18"/>
-              </w:rPr>
-              <w:t>1.81</w:t>
-            </w:r>
-          </w:p>
-        </w:tc>
-      </w:tr>
-      <w:tr>
-        <w:tc>
-          <w:tcPr>
-            <w:tcW w:type="dxa" w:w="2246"/>
-            <w:tcBorders>
-              <w:top w:val="single" w:sz="4" w:color="c3c2b7"/>
-              <w:left w:val="single" w:sz="4" w:color="c3c2b7"/>
-              <w:bottom w:val="single" w:sz="4" w:color="c3c2b7"/>
-              <w:right w:val="single" w:sz="4" w:color="c3c2b7"/>
-            </w:tcBorders>
-          </w:tcPr>
-          <w:p>
-            <w:pPr>
-              <w:spacing w:after="40"/>
-            </w:pPr>
-            <w:r>
-              <w:rPr>
-                <w:rFonts w:ascii="Consolas" w:hAnsi="Consolas"/>
-                <w:color w:val="1C5CAB"/>
-                <w:sz w:val="17"/>
-              </w:rPr>
-              <w:t>.spread.pctlByTime</w:t>
-            </w:r>
-          </w:p>
-        </w:tc>
-        <w:tc>
-          <w:tcPr>
-            <w:tcW w:type="dxa" w:w="3557"/>
-            <w:tcBorders>
-              <w:top w:val="single" w:sz="4" w:color="c3c2b7"/>
-              <w:left w:val="single" w:sz="4" w:color="c3c2b7"/>
-              <w:bottom w:val="single" w:sz="4" w:color="c3c2b7"/>
-              <w:right w:val="single" w:sz="4" w:color="c3c2b7"/>
-            </w:tcBorders>
-          </w:tcPr>
-          <w:p>
-            <w:pPr>
-              <w:spacing w:after="40"/>
-            </w:pPr>
-            <w:r>
-              <w:rPr>
-                <w:color w:val="3A3A38"/>
-                <w:sz w:val="18"/>
-              </w:rPr>
-              <w:t>50</w:t>
-            </w:r>
-          </w:p>
-        </w:tc>
-        <w:tc>
-          <w:tcPr>
-            <w:tcW w:type="dxa" w:w="3557"/>
-            <w:tcBorders>
-              <w:top w:val="single" w:sz="4" w:color="c3c2b7"/>
-              <w:left w:val="single" w:sz="4" w:color="c3c2b7"/>
-              <w:bottom w:val="single" w:sz="4" w:color="c3c2b7"/>
-              <w:right w:val="single" w:sz="4" w:color="c3c2b7"/>
-            </w:tcBorders>
-          </w:tcPr>
-          <w:p>
-            <w:pPr>
-              <w:spacing w:after="40"/>
-            </w:pPr>
-            <w:r>
-              <w:rPr>
-                <w:color w:val="3A3A38"/>
-                <w:sz w:val="18"/>
-              </w:rPr>
-              <w:t>6.84</w:t>
-            </w:r>
-          </w:p>
-        </w:tc>
-      </w:tr>
-      <w:tr>
-        <w:tc>
-          <w:tcPr>
-            <w:tcW w:type="dxa" w:w="2246"/>
-            <w:tcBorders>
-              <w:top w:val="single" w:sz="4" w:color="c3c2b7"/>
-              <w:left w:val="single" w:sz="4" w:color="c3c2b7"/>
-              <w:bottom w:val="single" w:sz="4" w:color="c3c2b7"/>
-              <w:right w:val="single" w:sz="4" w:color="c3c2b7"/>
-            </w:tcBorders>
-          </w:tcPr>
-          <w:p>
-            <w:pPr>
-              <w:spacing w:after="40"/>
-            </w:pPr>
-            <w:r>
-              <w:rPr>
-                <w:rFonts w:ascii="Consolas" w:hAnsi="Consolas"/>
-                <w:color w:val="1C5CAB"/>
-                <w:sz w:val="17"/>
-              </w:rPr>
-              <w:t>.spread.vsReference</w:t>
-            </w:r>
-          </w:p>
-        </w:tc>
-        <w:tc>
-          <w:tcPr>
-            <w:tcW w:type="dxa" w:w="3557"/>
-            <w:tcBorders>
-              <w:top w:val="single" w:sz="4" w:color="c3c2b7"/>
-              <w:left w:val="single" w:sz="4" w:color="c3c2b7"/>
-              <w:bottom w:val="single" w:sz="4" w:color="c3c2b7"/>
-              <w:right w:val="single" w:sz="4" w:color="c3c2b7"/>
-            </w:tcBorders>
-          </w:tcPr>
-          <w:p>
-            <w:pPr>
-              <w:spacing w:after="40"/>
-            </w:pPr>
-            <w:r>
-              <w:rPr>
-                <w:color w:val="3A3A38"/>
-                <w:sz w:val="18"/>
-              </w:rPr>
-              <w:t>50</w:t>
-            </w:r>
-          </w:p>
-        </w:tc>
-        <w:tc>
-          <w:tcPr>
-            <w:tcW w:type="dxa" w:w="3557"/>
-            <w:tcBorders>
-              <w:top w:val="single" w:sz="4" w:color="c3c2b7"/>
-              <w:left w:val="single" w:sz="4" w:color="c3c2b7"/>
-              <w:bottom w:val="single" w:sz="4" w:color="c3c2b7"/>
-              <w:right w:val="single" w:sz="4" w:color="c3c2b7"/>
-            </w:tcBorders>
-          </w:tcPr>
-          <w:p>
-            <w:pPr>
-              <w:spacing w:after="40"/>
-            </w:pPr>
-            <w:r>
-              <w:rPr>
-                <w:color w:val="3A3A38"/>
-                <w:sz w:val="18"/>
-              </w:rPr>
-              <w:t>0.08</w:t>
-            </w:r>
-          </w:p>
-        </w:tc>
-      </w:tr>
-      <w:tr>
-        <w:tc>
-          <w:tcPr>
-            <w:tcW w:type="dxa" w:w="2246"/>
-            <w:tcBorders>
-              <w:top w:val="single" w:sz="4" w:color="c3c2b7"/>
-              <w:left w:val="single" w:sz="4" w:color="c3c2b7"/>
-              <w:bottom w:val="single" w:sz="4" w:color="c3c2b7"/>
-              <w:right w:val="single" w:sz="4" w:color="c3c2b7"/>
-            </w:tcBorders>
-          </w:tcPr>
-          <w:p>
-            <w:pPr>
-              <w:spacing w:after="40"/>
-            </w:pPr>
-            <w:r>
-              <w:rPr>
-                <w:rFonts w:ascii="Consolas" w:hAnsi="Consolas"/>
-                <w:color w:val="1C5CAB"/>
-                <w:sz w:val="17"/>
-              </w:rPr>
-              <w:t>.spread.onQuote</w:t>
-            </w:r>
-          </w:p>
-        </w:tc>
-        <w:tc>
-          <w:tcPr>
-            <w:tcW w:type="dxa" w:w="3557"/>
-            <w:tcBorders>
-              <w:top w:val="single" w:sz="4" w:color="c3c2b7"/>
-              <w:left w:val="single" w:sz="4" w:color="c3c2b7"/>
-              <w:bottom w:val="single" w:sz="4" w:color="c3c2b7"/>
-              <w:right w:val="single" w:sz="4" w:color="c3c2b7"/>
-            </w:tcBorders>
-          </w:tcPr>
-          <w:p>
-            <w:pPr>
-              <w:spacing w:after="40"/>
-            </w:pPr>
-            <w:r>
-              <w:rPr>
-                <w:color w:val="3A3A38"/>
-                <w:sz w:val="18"/>
-              </w:rPr>
-              <w:t>1000</w:t>
-            </w:r>
-          </w:p>
-        </w:tc>
-        <w:tc>
-          <w:tcPr>
-            <w:tcW w:type="dxa" w:w="3557"/>
-            <w:tcBorders>
-              <w:top w:val="single" w:sz="4" w:color="c3c2b7"/>
-              <w:left w:val="single" w:sz="4" w:color="c3c2b7"/>
-              <w:bottom w:val="single" w:sz="4" w:color="c3c2b7"/>
-              <w:right w:val="single" w:sz="4" w:color="c3c2b7"/>
-            </w:tcBorders>
-          </w:tcPr>
-          <w:p>
-            <w:pPr>
-              <w:spacing w:after="40"/>
-            </w:pPr>
-            <w:r>
-              <w:rPr>
-                <w:color w:val="3A3A38"/>
-                <w:sz w:val="18"/>
-              </w:rPr>
-              <w:t>0.004</w:t>
-            </w:r>
-          </w:p>
-        </w:tc>
-      </w:tr>
-      <w:tr>
-        <w:tc>
-          <w:tcPr>
-            <w:tcW w:type="dxa" w:w="2246"/>
-            <w:tcBorders>
-              <w:top w:val="single" w:sz="4" w:color="c3c2b7"/>
-              <w:left w:val="single" w:sz="4" w:color="c3c2b7"/>
-              <w:bottom w:val="single" w:sz="4" w:color="c3c2b7"/>
-              <w:right w:val="single" w:sz="4" w:color="c3c2b7"/>
-            </w:tcBorders>
-          </w:tcPr>
-          <w:p>
-            <w:pPr>
-              <w:spacing w:after="40"/>
-            </w:pPr>
-            <w:r>
-              <w:rPr>
-                <w:rFonts w:ascii="Consolas" w:hAnsi="Consolas"/>
-                <w:color w:val="1C5CAB"/>
-                <w:sz w:val="17"/>
-              </w:rPr>
-              <w:t>.spread.latest</w:t>
-            </w:r>
-          </w:p>
-        </w:tc>
-        <w:tc>
-          <w:tcPr>
-            <w:tcW w:type="dxa" w:w="3557"/>
-            <w:tcBorders>
-              <w:top w:val="single" w:sz="4" w:color="c3c2b7"/>
-              <w:left w:val="single" w:sz="4" w:color="c3c2b7"/>
-              <w:bottom w:val="single" w:sz="4" w:color="c3c2b7"/>
-              <w:right w:val="single" w:sz="4" w:color="c3c2b7"/>
-            </w:tcBorders>
-          </w:tcPr>
-          <w:p>
-            <w:pPr>
-              <w:spacing w:after="40"/>
-            </w:pPr>
-            <w:r>
-              <w:rPr>
-                <w:color w:val="3A3A38"/>
-                <w:sz w:val="18"/>
-              </w:rPr>
-              <w:t>1000</w:t>
-            </w:r>
-          </w:p>
-        </w:tc>
-        <w:tc>
-          <w:tcPr>
-            <w:tcW w:type="dxa" w:w="3557"/>
-            <w:tcBorders>
-              <w:top w:val="single" w:sz="4" w:color="c3c2b7"/>
-              <w:left w:val="single" w:sz="4" w:color="c3c2b7"/>
-              <w:bottom w:val="single" w:sz="4" w:color="c3c2b7"/>
-              <w:right w:val="single" w:sz="4" w:color="c3c2b7"/>
-            </w:tcBorders>
-          </w:tcPr>
-          <w:p>
-            <w:pPr>
-              <w:spacing w:after="40"/>
-            </w:pPr>
-            <w:r>
-              <w:rPr>
-                <w:color w:val="3A3A38"/>
-                <w:sz w:val="18"/>
-              </w:rPr>
-              <w:t>&lt;0.001</w:t>
-            </w:r>
-          </w:p>
-        </w:tc>
-      </w:tr>
-    </w:tbl>
     <w:p>
       <w:pPr>
-        <w:spacing w:after="120"/>
+        <w:jc w:val="center"/>
       </w:pPr>
+      <w:r>
+        <w:drawing>
+          <wp:inline xmlns:a="http://schemas.openxmlformats.org/drawingml/2006/main" xmlns:pic="http://schemas.openxmlformats.org/drawingml/2006/picture">
+            <wp:extent cx="3352800" cy="5986272"/>
+            <wp:docPr id="20" name="Picture 20"/>
+            <wp:cNvGraphicFramePr>
+              <a:graphicFrameLocks noChangeAspect="1"/>
+            </wp:cNvGraphicFramePr>
+            <a:graphic>
+              <a:graphicData uri="http://schemas.openxmlformats.org/drawingml/2006/picture">
+                <pic:pic>
+                  <pic:nvPicPr>
+                    <pic:cNvPr id="0" name="15_perf-table.png"/>
+                    <pic:cNvPicPr/>
+                  </pic:nvPicPr>
+                  <pic:blipFill>
+                    <a:blip r:embed="rId28"/>
+                    <a:stretch>
+                      <a:fillRect/>
+                    </a:stretch>
+                  </pic:blipFill>
+                  <pic:spPr>
+                    <a:xfrm>
+                      <a:off x="0" y="0"/>
+                      <a:ext cx="3352800" cy="5986272"/>
+                    </a:xfrm>
+                    <a:prstGeom prst="rect"/>
+                  </pic:spPr>
+                </pic:pic>
+              </a:graphicData>
+            </a:graphic>
+          </wp:inline>
+        </w:drawing>
+      </w:r>
+    </w:p>
+    <w:p>
+      <w:pPr>
+        <w:spacing w:after="240"/>
+        <w:jc w:val="center"/>
+      </w:pPr>
+      <w:r>
+        <w:rPr>
+          <w:i/>
+          <w:color w:val="6B6A66"/>
+          <w:sz w:val="17"/>
+        </w:rPr>
+        <w:t>Performance results table</w:t>
+      </w:r>
     </w:p>
     <w:p>
       <w:pPr>

--- a/articles/spread/spreadAnalytics.docx
+++ b/articles/spread/spreadAnalytics.docx
@@ -45,49 +45,7 @@
           <w:color w:val="3A3A38"/>
           <w:sz w:val="20"/>
         </w:rPr>
-        <w:t>A pricing engine's quoted spread is never just one number — it's the sum of several named adjustments stacked on top of a reference level: a base markup, a client-tier skew, a volatility buffer, quote-stability smoothing, a fallback component, and a directional-signal adjustment. In the context of this article and the code:</w:t>
-      </w:r>
-    </w:p>
-    <w:p>
-      <w:pPr>
-        <w:pStyle w:val="ListBullet"/>
-        <w:spacing w:after="80"/>
-      </w:pPr>
-      <w:r>
-        <w:rPr>
-          <w:b/>
-          <w:color w:val="3A3A38"/>
-          <w:sz w:val="20"/>
-        </w:rPr>
-        <w:t>Composition</w:t>
-      </w:r>
-      <w:r>
-        <w:rPr>
-          <w:color w:val="3A3A38"/>
-          <w:sz w:val="20"/>
-        </w:rPr>
-        <w:t xml:space="preserve"> asks the simple direction: given the named components, what's the total quoted spread? A one-line row-wise sum.</w:t>
-      </w:r>
-    </w:p>
-    <w:p>
-      <w:pPr>
-        <w:pStyle w:val="ListBullet"/>
-        <w:spacing w:after="80"/>
-      </w:pPr>
-      <w:r>
-        <w:rPr>
-          <w:b/>
-          <w:color w:val="3A3A38"/>
-          <w:sz w:val="20"/>
-        </w:rPr>
-        <w:t>Decomposition and aggregation</w:t>
-      </w:r>
-      <w:r>
-        <w:rPr>
-          <w:color w:val="3A3A38"/>
-          <w:sz w:val="20"/>
-        </w:rPr>
-        <w:t xml:space="preserve"> ask the harder question: once you have thousands of quotes a day across symbols, aggression levels, and market regimes, how much of the spread is coming from </w:t>
+        <w:t xml:space="preserve">In production FX pricing systems, a quoted spread is rarely a single, atomic figure — it is the sum of several independently governed adjustments layered on top of a reference level: a base markup, a client-tier skew, a volatility buffer, quote-stability smoothing, a fallback component, and a directional-signal adjustment. That composition isn't a modeling detail; it's operationally load-bearing. Two quotes can land on the same total spread by entirely different routes, and treating the total as one opaque number makes margin attribution, risk review, and client-fairness questions impossible to answer with any precision — you can see </w:t>
       </w:r>
       <w:r>
         <w:rPr>
@@ -95,35 +53,29 @@
           <w:color w:val="3A3A38"/>
           <w:sz w:val="20"/>
         </w:rPr>
-        <w:t>which</w:t>
+        <w:t>that</w:t>
       </w:r>
       <w:r>
         <w:rPr>
           <w:color w:val="3A3A38"/>
           <w:sz w:val="20"/>
         </w:rPr>
-        <w:t xml:space="preserve"> component, on average, and does that hold up when you slice by time instead of by tag? Get the weighting wrong and every rollup lies.</w:t>
-      </w:r>
-    </w:p>
-    <w:p>
-      <w:pPr>
-        <w:pStyle w:val="ListBullet"/>
-        <w:spacing w:after="80"/>
-      </w:pPr>
-      <w:r>
-        <w:rPr>
-          <w:b/>
+        <w:t xml:space="preserve"> pricing moved, not </w:t>
+      </w:r>
+      <w:r>
+        <w:rPr>
+          <w:i/>
           <w:color w:val="3A3A38"/>
           <w:sz w:val="20"/>
         </w:rPr>
-        <w:t>Reconciliation</w:t>
+        <w:t>why</w:t>
       </w:r>
       <w:r>
         <w:rPr>
           <w:color w:val="3A3A38"/>
           <w:sz w:val="20"/>
         </w:rPr>
-        <w:t xml:space="preserve"> asks a third question: is what the model quoted actually consistent with an independent reference — richer, cheaper, in line?</w:t>
+        <w:t>.</w:t>
       </w:r>
     </w:p>
     <w:p>
@@ -135,21 +87,49 @@
           <w:color w:val="3A3A38"/>
           <w:sz w:val="20"/>
         </w:rPr>
-        <w:t xml:space="preserve">This is a different shape of problem to </w:t>
-      </w:r>
-      <w:r>
-        <w:rPr>
-          <w:color w:val="1C5CAB"/>
-          <w:u w:val="single"/>
-        </w:rPr>
-        <w:t>markout / market impact</w:t>
-      </w:r>
-      <w:r>
-        <w:rPr>
+        <w:t>This piece is organized around three questions a pricing or risk team asks of any spread build-up, in increasing order of engineering difficulty:</w:t>
+      </w:r>
+    </w:p>
+    <w:p>
+      <w:pPr>
+        <w:pStyle w:val="ListNumber"/>
+        <w:spacing w:after="80"/>
+      </w:pPr>
+      <w:r>
+        <w:rPr>
+          <w:b/>
           <w:color w:val="3A3A38"/>
           <w:sz w:val="20"/>
         </w:rPr>
-        <w:t xml:space="preserve">. There, the components are hidden — you observe a single noisy price curve after a trade and have to </w:t>
+        <w:t>Composition</w:t>
+      </w:r>
+      <w:r>
+        <w:rPr>
+          <w:color w:val="3A3A38"/>
+          <w:sz w:val="20"/>
+        </w:rPr>
+        <w:t xml:space="preserve"> — given the named components, what's the total quoted spread? Structurally trivial, a one-line row-wise sum; the risk is entirely in making sure every component is captured once and none is silently dropped or double-counted.</w:t>
+      </w:r>
+    </w:p>
+    <w:p>
+      <w:pPr>
+        <w:pStyle w:val="ListNumber"/>
+        <w:spacing w:after="80"/>
+      </w:pPr>
+      <w:r>
+        <w:rPr>
+          <w:b/>
+          <w:color w:val="3A3A38"/>
+          <w:sz w:val="20"/>
+        </w:rPr>
+        <w:t>Decomposition and aggregation</w:t>
+      </w:r>
+      <w:r>
+        <w:rPr>
+          <w:color w:val="3A3A38"/>
+          <w:sz w:val="20"/>
+        </w:rPr>
+        <w:t xml:space="preserve"> — at production scale (thousands of quotes a day across symbols, aggression tiers, and market regimes), how much of the spread is attributable to </w:t>
       </w:r>
       <w:r>
         <w:rPr>
@@ -157,14 +137,61 @@
           <w:color w:val="3A3A38"/>
           <w:sz w:val="20"/>
         </w:rPr>
-        <w:t>infer</w:t>
+        <w:t>which</w:t>
       </w:r>
       <w:r>
         <w:rPr>
           <w:color w:val="3A3A38"/>
           <w:sz w:val="20"/>
         </w:rPr>
-        <w:t xml:space="preserve"> a temporary/permanent split from it. Here, the components are already columns in the row the moment the quote is generated; nothing needs to be estimated. The engineering problem is entirely downstream: aggregating an additive decomposition without breaking the weighting, and checking the result against something outside the model.</w:t>
+        <w:t xml:space="preserve"> component, on average, and does that attribution survive being cut by time instead of by tag? This is the question with the most at stake: get the weighting wrong and every downstream rollup misattributes margin or risk to the wrong component, without ever raising an error.</w:t>
+      </w:r>
+    </w:p>
+    <w:p>
+      <w:pPr>
+        <w:pStyle w:val="ListNumber"/>
+        <w:spacing w:after="80"/>
+      </w:pPr>
+      <w:r>
+        <w:rPr>
+          <w:b/>
+          <w:color w:val="3A3A38"/>
+          <w:sz w:val="20"/>
+        </w:rPr>
+        <w:t>Reconciliation</w:t>
+      </w:r>
+      <w:r>
+        <w:rPr>
+          <w:color w:val="3A3A38"/>
+          <w:sz w:val="20"/>
+        </w:rPr>
+        <w:t xml:space="preserve"> — is what the model actually quoted consistent with an independent reference — richer, cheaper, in line? This is what turns an internal pricing decomposition into an externally checkable claim, rather than a number the model is left grading on its own homework.</w:t>
+      </w:r>
+    </w:p>
+    <w:p>
+      <w:pPr>
+        <w:spacing w:after="160"/>
+      </w:pPr>
+      <w:r>
+        <w:rPr>
+          <w:color w:val="3A3A38"/>
+          <w:sz w:val="20"/>
+        </w:rPr>
+        <w:t xml:space="preserve">Framed this way, the problem has a different shape from </w:t>
+      </w:r>
+      <w:r>
+        <w:rPr>
+          <w:color w:val="1C5CAB"/>
+          <w:u w:val="single"/>
+        </w:rPr>
+        <w:t>markout / market impact</w:t>
+      </w:r>
+      <w:r>
+        <w:rPr>
+          <w:color w:val="3A3A38"/>
+          <w:sz w:val="20"/>
+        </w:rPr>
+        <w:t>. There, the components are unobserved: a trade produces one noisy price curve, and a temporary/permanent split has to be statistically inferred from it after the fact. Here, the reverse is true — every component is already a column in the row at the moment the quote is generated, so nothing needs to be estimated. The engineering burden moves entirely downstream: aggregating an additive decomposition without corrupting the weighting, and validating the result against a source outside the model itself.</w:t>
       </w:r>
     </w:p>
     <w:p>
@@ -355,7 +382,37 @@
           <w:color w:val="3A3A38"/>
           <w:sz w:val="20"/>
         </w:rPr>
-        <w:t>A quote is modelled as seven named components summing to a total:</w:t>
+        <w:t xml:space="preserve">The starting assumption is that a quote's total spread decomposes losslessly into seven named, independently sourced components — the pricing engine's own build-up, not a statistical approximation of one reconstructed after the fact. </w:t>
+      </w:r>
+      <w:r>
+        <w:rPr>
+          <w:rFonts w:ascii="Consolas" w:hAnsi="Consolas"/>
+          <w:color w:val="1C5CAB"/>
+          <w:sz w:val="19"/>
+        </w:rPr>
+        <w:t>.spread.componentCols</w:t>
+      </w:r>
+      <w:r>
+        <w:rPr>
+          <w:color w:val="3A3A38"/>
+          <w:sz w:val="20"/>
+        </w:rPr>
+        <w:t xml:space="preserve"> fixes that vocabulary; </w:t>
+      </w:r>
+      <w:r>
+        <w:rPr>
+          <w:rFonts w:ascii="Consolas" w:hAnsi="Consolas"/>
+          <w:color w:val="1C5CAB"/>
+          <w:sz w:val="19"/>
+        </w:rPr>
+        <w:t>.spread.compose</w:t>
+      </w:r>
+      <w:r>
+        <w:rPr>
+          <w:color w:val="3A3A38"/>
+          <w:sz w:val="20"/>
+        </w:rPr>
+        <w:t xml:space="preserve"> implements the only claim this section makes: the total is the row-wise sum, nothing more.</w:t>
       </w:r>
     </w:p>
     <w:p>
@@ -365,7 +422,7 @@
       <w:r>
         <w:drawing>
           <wp:inline xmlns:a="http://schemas.openxmlformats.org/drawingml/2006/main" xmlns:pic="http://schemas.openxmlformats.org/drawingml/2006/picture">
-            <wp:extent cx="5943600" cy="1627048"/>
+            <wp:extent cx="5943600" cy="1539315"/>
             <wp:docPr id="3" name="Picture 3"/>
             <wp:cNvGraphicFramePr>
               <a:graphicFrameLocks noChangeAspect="1"/>
@@ -386,7 +443,7 @@
                   <pic:spPr>
                     <a:xfrm>
                       <a:off x="0" y="0"/>
-                      <a:ext cx="5943600" cy="1627048"/>
+                      <a:ext cx="5943600" cy="1539315"/>
                     </a:xfrm>
                     <a:prstGeom prst="rect"/>
                   </pic:spPr>
@@ -418,7 +475,7 @@
       <w:r>
         <w:drawing>
           <wp:inline xmlns:a="http://schemas.openxmlformats.org/drawingml/2006/main" xmlns:pic="http://schemas.openxmlformats.org/drawingml/2006/picture">
-            <wp:extent cx="4492752" cy="2767584"/>
+            <wp:extent cx="4547616" cy="2767584"/>
             <wp:docPr id="4" name="Picture 4"/>
             <wp:cNvGraphicFramePr>
               <a:graphicFrameLocks noChangeAspect="1"/>
@@ -439,7 +496,7 @@
                   <pic:spPr>
                     <a:xfrm>
                       <a:off x="0" y="0"/>
-                      <a:ext cx="4492752" cy="2767584"/>
+                      <a:ext cx="4547616" cy="2767584"/>
                     </a:xfrm>
                     <a:prstGeom prst="rect"/>
                   </pic:spPr>
@@ -496,7 +553,7 @@
           <w:color w:val="1C5CAB"/>
           <w:sz w:val="19"/>
         </w:rPr>
-        <w:t>refSprd</w:t>
+        <w:t>anchorSprd</w:t>
       </w:r>
       <w:r>
         <w:rPr>
@@ -526,7 +583,7 @@
           <w:color w:val="1C5CAB"/>
           <w:sz w:val="19"/>
         </w:rPr>
-        <w:t>clientSprd</w:t>
+        <w:t>tierSprd</w:t>
       </w:r>
       <w:r>
         <w:rPr>
@@ -541,7 +598,7 @@
           <w:color w:val="1C5CAB"/>
           <w:sz w:val="19"/>
         </w:rPr>
-        <w:t>volSprd</w:t>
+        <w:t>riskSprd</w:t>
       </w:r>
       <w:r>
         <w:rPr>
@@ -556,7 +613,7 @@
           <w:color w:val="1C5CAB"/>
           <w:sz w:val="19"/>
         </w:rPr>
-        <w:t>smoothSprd</w:t>
+        <w:t>stabilitySprd</w:t>
       </w:r>
       <w:r>
         <w:rPr>
@@ -586,7 +643,7 @@
           <w:color w:val="1C5CAB"/>
           <w:sz w:val="19"/>
         </w:rPr>
-        <w:t>alphaSprd</w:t>
+        <w:t>signalSprd</w:t>
       </w:r>
       <w:r>
         <w:rPr>
@@ -696,7 +753,7 @@
           <w:color w:val="3A3A38"/>
           <w:sz w:val="20"/>
         </w:rPr>
-        <w:t xml:space="preserve"> melts that into one row per (quote, component) — the shape a stacked-bar or attribution view wants — and </w:t>
+        <w:t xml:space="preserve"> and </w:t>
       </w:r>
       <w:r>
         <w:rPr>
@@ -711,7 +768,7 @@
           <w:color w:val="3A3A38"/>
           <w:sz w:val="20"/>
         </w:rPr>
-        <w:t xml:space="preserve"> appends a running cumulative column per component, so </w:t>
+        <w:t xml:space="preserve"> restate that same claim in the two shapes downstream analysis actually needs: </w:t>
       </w:r>
       <w:r>
         <w:rPr>
@@ -719,14 +776,44 @@
           <w:color w:val="1C5CAB"/>
           <w:sz w:val="19"/>
         </w:rPr>
-        <w:t>cum_alphaSprd == totalSprd</w:t>
+        <w:t>decompose</w:t>
       </w:r>
       <w:r>
         <w:rPr>
           <w:color w:val="3A3A38"/>
           <w:sz w:val="20"/>
         </w:rPr>
-        <w:t xml:space="preserve"> on every row by construction. Both are exact, not fitted: no residual, no goodness-of-fit statistic, because there's nothing being estimated.</w:t>
+        <w:t xml:space="preserve"> melts a wide row into one row per (quote, component) — the shape a stacked-bar or attribution view requires — and </w:t>
+      </w:r>
+      <w:r>
+        <w:rPr>
+          <w:rFonts w:ascii="Consolas" w:hAnsi="Consolas"/>
+          <w:color w:val="1C5CAB"/>
+          <w:sz w:val="19"/>
+        </w:rPr>
+        <w:t>waterfall</w:t>
+      </w:r>
+      <w:r>
+        <w:rPr>
+          <w:color w:val="3A3A38"/>
+          <w:sz w:val="20"/>
+        </w:rPr>
+        <w:t xml:space="preserve"> appends a running cumulative column per component, so </w:t>
+      </w:r>
+      <w:r>
+        <w:rPr>
+          <w:rFonts w:ascii="Consolas" w:hAnsi="Consolas"/>
+          <w:color w:val="1C5CAB"/>
+          <w:sz w:val="19"/>
+        </w:rPr>
+        <w:t>cum_signalSprd == totalSprd</w:t>
+      </w:r>
+      <w:r>
+        <w:rPr>
+          <w:color w:val="3A3A38"/>
+          <w:sz w:val="20"/>
+        </w:rPr>
+        <w:t xml:space="preserve"> holds on every row by construction. Neither is fitted: there is no residual and no goodness-of-fit statistic to report, because nothing here is being estimated — the exactness itself is the deliverable.</w:t>
       </w:r>
     </w:p>
     <w:p>
@@ -866,7 +953,7 @@
           <w:color w:val="1C5CAB"/>
           <w:sz w:val="19"/>
         </w:rPr>
-        <w:t>cum_refSprd</w:t>
+        <w:t>cum_anchorSprd</w:t>
       </w:r>
       <w:r>
         <w:rPr>
@@ -881,7 +968,7 @@
           <w:color w:val="1C5CAB"/>
           <w:sz w:val="19"/>
         </w:rPr>
-        <w:t>refSprd</w:t>
+        <w:t>anchorSprd</w:t>
       </w:r>
       <w:r>
         <w:rPr>
@@ -941,7 +1028,7 @@
           <w:color w:val="1C5CAB"/>
           <w:sz w:val="19"/>
         </w:rPr>
-        <w:t>cum_alphaSprd</w:t>
+        <w:t>cum_signalSprd</w:t>
       </w:r>
       <w:r>
         <w:rPr>
@@ -963,7 +1050,7 @@
           <w:color w:val="3A3A38"/>
           <w:sz w:val="20"/>
         </w:rPr>
-        <w:t xml:space="preserve"> by construction — the invariant the tests assert.</w:t>
+        <w:t xml:space="preserve"> by construction — the invariant the test suite asserts directly, rather than trusting that it holds.</w:t>
       </w:r>
     </w:p>
     <w:p>
@@ -988,7 +1075,7 @@
           <w:color w:val="3A3A38"/>
           <w:sz w:val="20"/>
         </w:rPr>
-        <w:t xml:space="preserve">The part worth being careful about is aggregation. A single quote's spread means nothing on its own — the number that matters is the size-weighted average across many quotes, and that weighting has to be applied </w:t>
+        <w:t xml:space="preserve">Aggregation is where a decomposition like this typically breaks in practice. A single quote's spread carries no information on its own — what a pricing or risk review actually needs is the size-weighted average across many quotes, and that weight has to be applied </w:t>
       </w:r>
       <w:r>
         <w:rPr>
@@ -996,14 +1083,14 @@
           <w:color w:val="3A3A38"/>
           <w:sz w:val="20"/>
         </w:rPr>
-        <w:t>consistently</w:t>
+        <w:t>identically</w:t>
       </w:r>
       <w:r>
         <w:rPr>
           <w:color w:val="3A3A38"/>
           <w:sz w:val="20"/>
         </w:rPr>
-        <w:t xml:space="preserve"> whether you're rolling up by regime, by time, or by nothing at all. Rather than writing that three times, one private helper builds the aggregate-column spec and every public rollup threads through it:</w:t>
+        <w:t xml:space="preserve"> regardless of whether the rollup is by regime, by time, or by nothing at all. An inconsistency here doesn't raise an error; it just produces a number that's quietly wrong. The fix applied here is structural rather than procedural: one private helper builds the aggregate-column specification once, and every public rollup is required to route through it.</w:t>
       </w:r>
     </w:p>
     <w:p>
@@ -1193,7 +1280,7 @@
           <w:color w:val="3A3A38"/>
           <w:sz w:val="20"/>
         </w:rPr>
-        <w:t xml:space="preserve"> builds the spec as one direct key-vector/value-vector zip — </w:t>
+        <w:t xml:space="preserve"> builds the spec as a single key-vector/value-vector zip — </w:t>
       </w:r>
       <w:r>
         <w:rPr>
@@ -1238,7 +1325,7 @@
           <w:color w:val="3A3A38"/>
           <w:sz w:val="20"/>
         </w:rPr>
-        <w:t xml:space="preserve"> tuple per column for values — rather than building a one-item dict per column and unioning them. Same result, one dict allocation instead of </w:t>
+        <w:t xml:space="preserve"> tuple per column for values — rather than building a one-item dict per column and unioning them together. The result is identical; the cost isn't: one dict allocation instead of </w:t>
       </w:r>
       <w:r>
         <w:rPr>
@@ -1288,7 +1375,7 @@
           <w:color w:val="3A3A38"/>
           <w:sz w:val="20"/>
         </w:rPr>
-        <w:t xml:space="preserve"> are both a handful of lines on top of the same helper — </w:t>
+        <w:t xml:space="preserve"> are both a handful of lines on top of the same helper: </w:t>
       </w:r>
       <w:r>
         <w:rPr>
@@ -1318,7 +1405,7 @@
           <w:color w:val="3A3A38"/>
           <w:sz w:val="20"/>
         </w:rPr>
-        <w:t xml:space="preserve"> just calls </w:t>
+        <w:t xml:space="preserve"> calls </w:t>
       </w:r>
       <w:r>
         <w:rPr>
@@ -1333,7 +1420,7 @@
           <w:color w:val="3A3A38"/>
           <w:sz w:val="20"/>
         </w:rPr>
-        <w:t xml:space="preserve"> with whatever regime columns the caller passes it (e.g. </w:t>
+        <w:t xml:space="preserve"> directly with whatever regime columns the caller supplies (e.g. </w:t>
       </w:r>
       <w:r>
         <w:rPr>
@@ -1348,7 +1435,7 @@
           <w:color w:val="3A3A38"/>
           <w:sz w:val="20"/>
         </w:rPr>
-        <w:t>) prepended to any extra keys. One weighting convention, three ways to slice it.</w:t>
+        <w:t>) prepended to any extra keys. The result is one weighting convention enforced across three distinct entry points, rather than three independent chances to get it wrong.</w:t>
       </w:r>
     </w:p>
     <w:p>
@@ -1373,7 +1460,7 @@
           <w:color w:val="3A3A38"/>
           <w:sz w:val="20"/>
         </w:rPr>
-        <w:t xml:space="preserve">To check the aggregation and reconciliation logic against a known answer rather than plausible-looking output, </w:t>
+        <w:t xml:space="preserve">Validating an aggregation pipeline against real production data has an obvious failure mode: a plausible-looking number and a correct one are indistinguishable without a known answer to check against. </w:t>
       </w:r>
       <w:r>
         <w:rPr>
@@ -1388,7 +1475,7 @@
           <w:color w:val="3A3A38"/>
           <w:sz w:val="20"/>
         </w:rPr>
-        <w:t xml:space="preserve"> builds a synthetic session with three effects injected in advance:</w:t>
+        <w:t xml:space="preserve"> exists to remove that ambiguity — it builds a synthetic session with three effects injected in advance, each carrying a known ground-truth value the analytics functions are then required to recover:</w:t>
       </w:r>
     </w:p>
     <w:p>
@@ -1447,7 +1534,7 @@
           <w:color w:val="1C5CAB"/>
           <w:sz w:val="19"/>
         </w:rPr>
-        <w:t>volSprd</w:t>
+        <w:t>riskSprd</w:t>
       </w:r>
       <w:r>
         <w:rPr>
@@ -1469,7 +1556,7 @@
           <w:color w:val="3A3A38"/>
           <w:sz w:val="20"/>
         </w:rPr>
-        <w:t>) for every stressed quote. Nothing else is touched.</w:t>
+        <w:t>) for every stressed quote — nothing else is touched, isolating the effect to one component.</w:t>
       </w:r>
     </w:p>
     <w:p>
@@ -1513,7 +1600,7 @@
           <w:color w:val="1C5CAB"/>
           <w:sz w:val="19"/>
         </w:rPr>
-        <w:t>clientSprd</w:t>
+        <w:t>tierSprd</w:t>
       </w:r>
       <w:r>
         <w:rPr>
@@ -1565,7 +1652,7 @@
           <w:color w:val="3A3A38"/>
           <w:sz w:val="20"/>
         </w:rPr>
-        <w:t>=0.4) — more aggressive pricing quotes tighter.</w:t>
+        <w:t>=0.4), modeling the standard pricing behavior that more aggressive tiers get tighter spreads.</w:t>
       </w:r>
     </w:p>
     <w:p>
@@ -1586,7 +1673,7 @@
           <w:color w:val="3A3A38"/>
           <w:sz w:val="20"/>
         </w:rPr>
-        <w:t xml:space="preserve"> built from the model's own </w:t>
+        <w:t xml:space="preserve">, built from the model's own </w:t>
       </w:r>
       <w:r>
         <w:rPr>
@@ -1646,7 +1733,7 @@
           <w:color w:val="3A3A38"/>
           <w:sz w:val="20"/>
         </w:rPr>
-        <w:t xml:space="preserve"> uses) plus noise — standing in for a rate the model didn't produce itself, for testing reconciliation.</w:t>
+        <w:t xml:space="preserve"> uses) plus noise — standing in for a rate the model didn't produce itself, specifically to exercise the reconciliation path.</w:t>
       </w:r>
     </w:p>
     <w:p>
@@ -1711,7 +1798,7 @@
           <w:color w:val="3A3A38"/>
           <w:sz w:val="20"/>
         </w:rPr>
-        <w:t>Note: this generator isn't a model of how a real pricing engine actually sets a spread — it's a controlled way to know the right answer in advance, the same role GBM plays in the markout/impact piece's synthetic rate series.</w:t>
+        <w:t>To be clear about what this buys and what it doesn't: this generator is not a model of how a real pricing engine sets a spread. It's a controlled way to know the correct answer in advance — the same role GBM plays in the markout/impact article's synthetic rate series — so that "the function ran without error" and "the function is correct" remain distinguishable claims.</w:t>
       </w:r>
     </w:p>
     <w:p>
@@ -1744,7 +1831,7 @@
           <w:color w:val="3A3A38"/>
           <w:sz w:val="20"/>
         </w:rPr>
-        <w:t xml:space="preserve"> builds a 6,000-quote synthetic session (3 symbols, 3 aggression levels, two regimes), runs it through </w:t>
+        <w:t xml:space="preserve"> runs the recovery check end to end: a 6,000-quote synthetic session (3 symbols, 3 aggression levels, two regimes) through </w:t>
       </w:r>
       <w:r>
         <w:rPr>
@@ -1774,7 +1861,7 @@
           <w:color w:val="3A3A38"/>
           <w:sz w:val="20"/>
         </w:rPr>
-        <w:t xml:space="preserve">, and leaves </w:t>
+        <w:t xml:space="preserve">, leaving </w:t>
       </w:r>
       <w:r>
         <w:rPr>
@@ -1789,7 +1876,7 @@
           <w:color w:val="3A3A38"/>
           <w:sz w:val="20"/>
         </w:rPr>
-        <w:t xml:space="preserve"> in the workspace — the same check </w:t>
+        <w:t xml:space="preserve"> in the workspace as the result — the same assertion </w:t>
       </w:r>
       <w:r>
         <w:rPr>
@@ -1804,7 +1891,7 @@
           <w:color w:val="3A3A38"/>
           <w:sz w:val="20"/>
         </w:rPr>
-        <w:t xml:space="preserve"> asserts on non-interactively:</w:t>
+        <w:t xml:space="preserve"> runs non-interactively as a pass/fail gate:</w:t>
       </w:r>
     </w:p>
     <w:p>
@@ -1901,7 +1988,7 @@
           <w:color w:val="1C5CAB"/>
           <w:sz w:val="19"/>
         </w:rPr>
-        <w:t>volSprd</w:t>
+        <w:t>riskSprd</w:t>
       </w:r>
       <w:r>
         <w:rPr>
@@ -2001,7 +2088,7 @@
           <w:color w:val="3A3A38"/>
           <w:sz w:val="20"/>
         </w:rPr>
-        <w:t xml:space="preserve">The aggression effect isn't in the automated check above, but it's directly visible in </w:t>
+        <w:t xml:space="preserve">The aggression effect isn't covered by the automated check above, but the same recovery is directly visible in </w:t>
       </w:r>
       <w:r>
         <w:rPr>
@@ -2164,7 +2251,7 @@
           <w:color w:val="3A3A38"/>
           <w:sz w:val="20"/>
         </w:rPr>
-        <w:t xml:space="preserve"> — both land on the injected </w:t>
+        <w:t xml:space="preserve"> — both independently converge on the injected </w:t>
       </w:r>
       <w:r>
         <w:rPr>
@@ -2179,7 +2266,7 @@
           <w:color w:val="3A3A38"/>
           <w:sz w:val="20"/>
         </w:rPr>
-        <w:t xml:space="preserve"> of 0.4, recovered independently for two different components.</w:t>
+        <w:t xml:space="preserve"> of 0.4, recovered from two unrelated components without being asked to agree.</w:t>
       </w:r>
     </w:p>
     <w:p>
@@ -2244,7 +2331,7 @@
           <w:color w:val="3A3A38"/>
           <w:sz w:val="20"/>
         </w:rPr>
-        <w:t xml:space="preserve">That chart picks two realistic composite scenarios rather than isolating one variable — a calm, low-aggression quote versus an aggressive quote issued into a stressed market — and it's worth noticing what the totals do: </w:t>
+        <w:t xml:space="preserve">That chart deliberately compares two realistic composite scenarios rather than isolating a single variable — a calm, low-aggression quote against an aggressive quote issued into a stressed market — and the result worth noting is what the totals do: </w:t>
       </w:r>
       <w:r>
         <w:rPr>
@@ -2252,14 +2339,14 @@
           <w:color w:val="3A3A38"/>
           <w:sz w:val="20"/>
         </w:rPr>
-        <w:t>1.55 vs. 1.53, almost unchanged.</w:t>
+        <w:t>1.55 vs. 1.53, effectively unchanged.</w:t>
       </w:r>
       <w:r>
         <w:rPr>
           <w:color w:val="3A3A38"/>
           <w:sz w:val="20"/>
         </w:rPr>
-        <w:t xml:space="preserve"> The tighter base markup and client skew from aggressive pricing very nearly cancel the wider volatility buffer from the stress regime. A dashboard that only shows </w:t>
+        <w:t xml:space="preserve"> The tighter base markup and client skew from aggressive pricing nearly cancel the wider volatility buffer from the stress regime. A dashboard reporting only </w:t>
       </w:r>
       <w:r>
         <w:rPr>
@@ -2274,7 +2361,7 @@
           <w:color w:val="3A3A38"/>
           <w:sz w:val="20"/>
         </w:rPr>
-        <w:t xml:space="preserve"> would report these two quotes as practically identical; the decomposition shows they got there by two completely different routes. That gap — same total, different composition — is the entire reason to keep the components around instead of collapsing to one number at write time.</w:t>
+        <w:t xml:space="preserve"> would flag these two quotes as practically identical; the decomposition shows they arrived there by two entirely different routes. That gap — same total, different composition — is the operational case for keeping the components addressable, rather than collapsing them to one number at write time.</w:t>
       </w:r>
     </w:p>
     <w:p>
@@ -2284,7 +2371,7 @@
       <w:r>
         <w:drawing>
           <wp:inline xmlns:a="http://schemas.openxmlformats.org/drawingml/2006/main" xmlns:pic="http://schemas.openxmlformats.org/drawingml/2006/picture">
-            <wp:extent cx="5943600" cy="3251078"/>
+            <wp:extent cx="5943600" cy="3258931"/>
             <wp:docPr id="11" name="Picture 11"/>
             <wp:cNvGraphicFramePr>
               <a:graphicFrameLocks noChangeAspect="1"/>
@@ -2305,7 +2392,7 @@
                   <pic:spPr>
                     <a:xfrm>
                       <a:off x="0" y="0"/>
-                      <a:ext cx="5943600" cy="3251078"/>
+                      <a:ext cx="5943600" cy="3258931"/>
                     </a:xfrm>
                     <a:prstGeom prst="rect"/>
                   </pic:spPr>
@@ -2327,7 +2414,7 @@
           <w:color w:val="6B6A66"/>
           <w:sz w:val="17"/>
         </w:rPr>
-        <w:t>volSprd carries the regime shift</w:t>
+        <w:t>riskSprd carries the regime shift</w:t>
       </w:r>
     </w:p>
     <w:p>
@@ -2354,7 +2441,7 @@
           <w:color w:val="3A3A38"/>
           <w:sz w:val="20"/>
         </w:rPr>
-        <w:t xml:space="preserve"> instead of by regime tag — a completely independent aggregation path — and recovers the same step: </w:t>
+        <w:t xml:space="preserve"> instead of by regime tag — a fully independent aggregation path — and recovers the same signal: </w:t>
       </w:r>
       <w:r>
         <w:rPr>
@@ -2362,7 +2449,7 @@
           <w:color w:val="1C5CAB"/>
           <w:sz w:val="19"/>
         </w:rPr>
-        <w:t>volSprd</w:t>
+        <w:t>riskSprd</w:t>
       </w:r>
       <w:r>
         <w:rPr>
@@ -2384,7 +2471,7 @@
           <w:color w:val="3A3A38"/>
           <w:sz w:val="20"/>
         </w:rPr>
-        <w:t xml:space="preserve"> follows it, and every other component stays flat. Two unrelated rollups agreeing on the same signal is itself a form of validation.</w:t>
+        <w:t xml:space="preserve"> follows it, and every other component stays flat. Two unrelated rollups agreeing on the same result is itself a form of validation, distinct from either rollup being correct in isolation.</w:t>
       </w:r>
     </w:p>
     <w:p>
@@ -2425,14 +2512,14 @@
           <w:color w:val="1C5CAB"/>
           <w:sz w:val="19"/>
         </w:rPr>
-        <w:t>volSprd</w:t>
+        <w:t>riskSprd</w:t>
       </w:r>
       <w:r>
         <w:rPr>
           <w:color w:val="3A3A38"/>
           <w:sz w:val="20"/>
         </w:rPr>
-        <w:t xml:space="preserve">". A related but different question is "what </w:t>
+        <w:t xml:space="preserve">" — a related but distinct question is "what </w:t>
       </w:r>
       <w:r>
         <w:rPr>
@@ -2455,14 +2542,14 @@
           <w:color w:val="1C5CAB"/>
           <w:sz w:val="19"/>
         </w:rPr>
-        <w:t>volSprd</w:t>
+        <w:t>riskSprd</w:t>
       </w:r>
       <w:r>
         <w:rPr>
           <w:color w:val="3A3A38"/>
           <w:sz w:val="20"/>
         </w:rPr>
-        <w:t xml:space="preserve"> responsible for, and does that change over the session" — level and share tell different stories whenever the other components are moving too. That question turns out to need no new machinery: </w:t>
+        <w:t xml:space="preserve"> responsible for, and does that change over the session." Level and share diverge whenever the other components are moving too, and a pricing review that only tracks level can miss a share shift entirely. Answering it required no new machinery: </w:t>
       </w:r>
       <w:r>
         <w:rPr>
@@ -2507,7 +2594,7 @@
           <w:color w:val="3A3A38"/>
           <w:sz w:val="20"/>
         </w:rPr>
-        <w:t xml:space="preserve">'s output is exactly quote-shaped (every component column plus </w:t>
+        <w:t xml:space="preserve">'s output is quote-shaped by construction (every component column plus </w:t>
       </w:r>
       <w:r>
         <w:rPr>
@@ -2537,7 +2624,7 @@
           <w:color w:val="3A3A38"/>
           <w:sz w:val="20"/>
         </w:rPr>
-        <w:t xml:space="preserve"> result, rather than raw quotes, gives share-over-time for free:</w:t>
+        <w:t xml:space="preserve"> result instead of raw quotes gives share-over-time as a direct consequence, not a separate feature:</w:t>
       </w:r>
     </w:p>
     <w:p>
@@ -2602,7 +2689,7 @@
           <w:color w:val="3A3A38"/>
           <w:sz w:val="20"/>
         </w:rPr>
-        <w:t xml:space="preserve">The order matters. </w:t>
+        <w:t xml:space="preserve">The order is not incidental. </w:t>
       </w:r>
       <w:r>
         <w:rPr>
@@ -2632,7 +2719,7 @@
           <w:color w:val="3A3A38"/>
           <w:sz w:val="20"/>
         </w:rPr>
-        <w:t xml:space="preserve">: a component's share in a bucket must be the ratio of its own weighted average to the bucket's weighted total, not an average of each quote's individual </w:t>
+        <w:t xml:space="preserve">: a component's share within a bucket is the ratio of its own weighted average to the bucket's weighted total — not an average of each quote's individual </w:t>
       </w:r>
       <w:r>
         <w:rPr>
@@ -2647,7 +2734,7 @@
           <w:color w:val="3A3A38"/>
           <w:sz w:val="20"/>
         </w:rPr>
-        <w:t xml:space="preserve"> — averaging ratios directly gives the wrong answer the moment weight varies within the bucket. In symbols, per bucket: </w:t>
+        <w:t xml:space="preserve">, which produces the wrong answer as soon as weight varies within the bucket. In symbols, per bucket: </w:t>
       </w:r>
       <w:r>
         <w:rPr>
@@ -2692,7 +2779,7 @@
           <w:color w:val="3A3A38"/>
           <w:sz w:val="20"/>
         </w:rPr>
-        <w:t xml:space="preserve">), not the average of each quote's own </w:t>
+        <w:t xml:space="preserve">), not the mean of each quote's own </w:t>
       </w:r>
       <w:r>
         <w:rPr>
@@ -2722,7 +2809,7 @@
           <w:color w:val="3A3A38"/>
           <w:sz w:val="20"/>
         </w:rPr>
-        <w:t xml:space="preserve">. Doing it in this order, </w:t>
+        <w:t xml:space="preserve">. Sequenced this way, </w:t>
       </w:r>
       <w:r>
         <w:rPr>
@@ -2737,7 +2824,7 @@
           <w:color w:val="3A3A38"/>
           <w:sz w:val="20"/>
         </w:rPr>
-        <w:t xml:space="preserve"> sums to exactly 100 within every bucket by construction, the same invariant </w:t>
+        <w:t xml:space="preserve"> sums to exactly 100 within every bucket by construction — the same invariant </w:t>
       </w:r>
       <w:r>
         <w:rPr>
@@ -2760,14 +2847,14 @@
           <w:color w:val="1C5CAB"/>
           <w:sz w:val="19"/>
         </w:rPr>
-        <w:t>cum_alphaSprd == totalSprd</w:t>
+        <w:t>cum_signalSprd == totalSprd</w:t>
       </w:r>
       <w:r>
         <w:rPr>
           <w:color w:val="3A3A38"/>
           <w:sz w:val="20"/>
         </w:rPr>
-        <w:t xml:space="preserve"> gives for a single row.</w:t>
+        <w:t xml:space="preserve"> provides at the single-row level.</w:t>
       </w:r>
     </w:p>
     <w:p>
@@ -2777,7 +2864,7 @@
       <w:r>
         <w:drawing>
           <wp:inline xmlns:a="http://schemas.openxmlformats.org/drawingml/2006/main" xmlns:pic="http://schemas.openxmlformats.org/drawingml/2006/picture">
-            <wp:extent cx="5943600" cy="3251078"/>
+            <wp:extent cx="5943600" cy="3258931"/>
             <wp:docPr id="13" name="Picture 13"/>
             <wp:cNvGraphicFramePr>
               <a:graphicFrameLocks noChangeAspect="1"/>
@@ -2798,7 +2885,7 @@
                   <pic:spPr>
                     <a:xfrm>
                       <a:off x="0" y="0"/>
-                      <a:ext cx="5943600" cy="3251078"/>
+                      <a:ext cx="5943600" cy="3258931"/>
                     </a:xfrm>
                     <a:prstGeom prst="rect"/>
                   </pic:spPr>
@@ -2832,7 +2919,7 @@
           <w:color w:val="3A3A38"/>
           <w:sz w:val="20"/>
         </w:rPr>
-        <w:t xml:space="preserve">Same session, same transition, same component — but the y-axis is now "% of </w:t>
+        <w:t xml:space="preserve">Same session, same transition, same component — but the y-axis now reads "% of </w:t>
       </w:r>
       <w:r>
         <w:rPr>
@@ -2855,14 +2942,14 @@
           <w:color w:val="1C5CAB"/>
           <w:sz w:val="19"/>
         </w:rPr>
-        <w:t>volSprd</w:t>
+        <w:t>riskSprd</w:t>
       </w:r>
       <w:r>
         <w:rPr>
           <w:color w:val="3A3A38"/>
           <w:sz w:val="20"/>
         </w:rPr>
-        <w:t xml:space="preserve"> goes from ~6% of the quoted spread to ~21% at the stress transition. That framing matters for a different audience than the level chart does: a pricing manager asking "is the vol buffer blowing out my margins today" cares about the share, not the raw number, and the two aren't always telling the same story — a component can hold a </w:t>
+        <w:t xml:space="preserve"> moves from ~6% of the quoted spread to ~21% at the stress transition. That framing serves a different reader than the level chart does: a pricing manager asking "is the vol buffer eroding my margin today" needs the share, not the raw number, and the two don't always move together — a component can hold a </w:t>
       </w:r>
       <w:r>
         <w:rPr>
@@ -2877,7 +2964,7 @@
           <w:color w:val="3A3A38"/>
           <w:sz w:val="20"/>
         </w:rPr>
-        <w:t xml:space="preserve"> share while the total (and therefore its absolute level) moves, or vice versa.</w:t>
+        <w:t xml:space="preserve"> share while the total moves, or the reverse.</w:t>
       </w:r>
     </w:p>
     <w:p>
@@ -2889,7 +2976,7 @@
           <w:color w:val="3A3A38"/>
           <w:sz w:val="20"/>
         </w:rPr>
-        <w:t xml:space="preserve">Building </w:t>
+        <w:t xml:space="preserve">Making </w:t>
       </w:r>
       <w:r>
         <w:rPr>
@@ -2904,7 +2991,7 @@
           <w:color w:val="3A3A38"/>
           <w:sz w:val="20"/>
         </w:rPr>
-        <w:t xml:space="preserve"> to unkey its input defensively (</w:t>
+        <w:t xml:space="preserve"> unkey its input defensively (</w:t>
       </w:r>
       <w:r>
         <w:rPr>
@@ -2919,7 +3006,7 @@
           <w:color w:val="3A3A38"/>
           <w:sz w:val="20"/>
         </w:rPr>
-        <w:t xml:space="preserve"> before the column select) is what makes this composition possible at all: </w:t>
+        <w:t xml:space="preserve"> before the column select) is what makes this composition possible at all. </w:t>
       </w:r>
       <w:r>
         <w:rPr>
@@ -2934,7 +3021,7 @@
           <w:color w:val="3A3A38"/>
           <w:sz w:val="20"/>
         </w:rPr>
-        <w:t xml:space="preserve">'s output is a keyed table (every </w:t>
+        <w:t xml:space="preserve">'s output is a keyed table — every </w:t>
       </w:r>
       <w:r>
         <w:rPr>
@@ -2949,7 +3036,7 @@
           <w:color w:val="3A3A38"/>
           <w:sz w:val="20"/>
         </w:rPr>
-        <w:t xml:space="preserve"> group-by result is), and naively feeding a keyed table into code written against a plain one is exactly the kind of thing that looks fine until you actually chain two functions together.</w:t>
+        <w:t xml:space="preserve"> group-by result is — and feeding a keyed table into code written against a plain one is exactly the kind of interface mismatch that looks fine in isolation and only surfaces once two functions are actually chained together.</w:t>
       </w:r>
     </w:p>
     <w:p>
@@ -3034,7 +3121,7 @@
           <w:color w:val="3A3A38"/>
           <w:sz w:val="20"/>
         </w:rPr>
-        <w:t xml:space="preserve"> — answers with a single weighted average. An average can look perfectly calm while a chunk of the distribution behind it is not: three quotes at 1.30 and one at 4.00 average out to 1.68, a number that undersells what actually happened on that fourth quote. A pricing desk asking "how bad does this ever get" needs the tail, not the center.</w:t>
+        <w:t xml:space="preserve"> — answers with a single weighted average, and an average can look stable while a meaningful part of the underlying distribution is not: three quotes at 1.30 and one at 4.00 average to 1.68, a figure that materially understates what happened on that fourth quote. The question a pricing or risk desk actually needs answered — "how bad does this get" — is a tail question, not a center-of-mass one, and a mean alone cannot answer it.</w:t>
       </w:r>
     </w:p>
     <w:p>
@@ -3311,7 +3398,7 @@
           <w:color w:val="3A3A38"/>
           <w:sz w:val="20"/>
         </w:rPr>
-        <w:t xml:space="preserve">Nearest-rank rather than interpolated is a deliberate choice: the value returned was always an actual observed quote, matching how a "worst 1% of the time" read is usually meant in a risk context, rather than a smoothed statistical estimate. Because </w:t>
+        <w:t xml:space="preserve">Nearest-rank rather than interpolated is a deliberate choice: the value returned is always an actual observed quote, consistent with how a "worst 1% of the time" figure is conventionally read in a risk context, rather than a smoothed statistical estimate that no single quote ever produced. Because </w:t>
       </w:r>
       <w:r>
         <w:rPr>
@@ -3356,7 +3443,7 @@
           <w:color w:val="3A3A38"/>
           <w:sz w:val="20"/>
         </w:rPr>
-        <w:t xml:space="preserve"> does, it drops straight into the same aggregate-spec pattern </w:t>
+        <w:t xml:space="preserve"> does, it drops directly into the same aggregate-spec pattern </w:t>
       </w:r>
       <w:r>
         <w:rPr>
@@ -3446,7 +3533,7 @@
           <w:color w:val="3A3A38"/>
           <w:sz w:val="20"/>
         </w:rPr>
-        <w:t xml:space="preserve"> with it swapped in:</w:t>
+        <w:t xml:space="preserve"> with it substituted in:</w:t>
       </w:r>
     </w:p>
     <w:p>
@@ -3564,7 +3651,7 @@
           <w:color w:val="3A3A38"/>
           <w:sz w:val="20"/>
         </w:rPr>
-        <w:t xml:space="preserve">Run against the same synthetic session as every other chart here, </w:t>
+        <w:t xml:space="preserve">Run against the same synthetic session as every other chart in this piece, </w:t>
       </w:r>
       <w:r>
         <w:rPr>
@@ -3609,7 +3696,7 @@
           <w:color w:val="3A3A38"/>
           <w:sz w:val="20"/>
         </w:rPr>
-        <w:t xml:space="preserve"> all jump at the stress transition together with the mean — the gap between them doesn't widen the way it would if the stress were a tail-specific event (an occasional very-wide quote pulling </w:t>
+        <w:t xml:space="preserve"> all move at the stress transition together with the mean — the gap between them doesn't widen the way it would if the stress were a tail-specific event (an occasional very-wide quote pulling </w:t>
       </w:r>
       <w:r>
         <w:rPr>
@@ -3639,7 +3726,7 @@
           <w:color w:val="3A3A38"/>
           <w:sz w:val="20"/>
         </w:rPr>
-        <w:t xml:space="preserve"> stayed put). That's not a null result: it </w:t>
+        <w:t xml:space="preserve"> held steady). That's not an inconclusive result: it </w:t>
       </w:r>
       <w:r>
         <w:rPr>
@@ -3654,7 +3741,7 @@
           <w:color w:val="3A3A38"/>
           <w:sz w:val="20"/>
         </w:rPr>
-        <w:t xml:space="preserve"> the injected stress here is a uniform level-shift affecting every quote by the same factor, exactly matching how </w:t>
+        <w:t xml:space="preserve"> that the injected stress here is a uniform level-shift affecting every quote equally, exactly matching how </w:t>
       </w:r>
       <w:r>
         <w:rPr>
@@ -3669,7 +3756,7 @@
           <w:color w:val="3A3A38"/>
           <w:sz w:val="20"/>
         </w:rPr>
-        <w:t xml:space="preserve"> built it — </w:t>
+        <w:t xml:space="preserve"> constructed it — </w:t>
       </w:r>
       <w:r>
         <w:rPr>
@@ -3677,14 +3764,14 @@
           <w:color w:val="1C5CAB"/>
           <w:sz w:val="19"/>
         </w:rPr>
-        <w:t>volSprd</w:t>
+        <w:t>riskSprd</w:t>
       </w:r>
       <w:r>
         <w:rPr>
           <w:color w:val="3A3A38"/>
           <w:sz w:val="20"/>
         </w:rPr>
-        <w:t>'s multiplier applies to every stressed quote equally, not to a random few. Percentile analysis earns its place precisely by being able to tell these two situations apart; this session happens to land on the "uniform shift" side of that distinction, and knowing that for certain is worth more than assuming it.</w:t>
+        <w:t>'s multiplier applies to every stressed quote, not to a random subset. Distinguishing these two cases is precisely what percentile analysis is for; this session lands on the "uniform shift" side, and knowing that with certainty is worth more than assuming it from the mean alone.</w:t>
       </w:r>
     </w:p>
     <w:p>
@@ -3741,7 +3828,7 @@
           <w:color w:val="3A3A38"/>
           <w:sz w:val="20"/>
         </w:rPr>
-        <w:t>'s cost (a full sort per bucket vs. one weighted sum), the one rollup in this library where reaching for the distribution instead of the mean has a real, measurable price.</w:t>
+        <w:t>'s cost (a full sort per bucket vs. one weighted sum) — the one rollup in this library where trading the mean for the distribution has a measurable, quantified price rather than a theoretical one.</w:t>
       </w:r>
     </w:p>
     <w:p>
@@ -3784,7 +3871,7 @@
       <w:r>
         <w:drawing>
           <wp:inline xmlns:a="http://schemas.openxmlformats.org/drawingml/2006/main" xmlns:pic="http://schemas.openxmlformats.org/drawingml/2006/picture">
-            <wp:extent cx="5943600" cy="1906344"/>
+            <wp:extent cx="5943600" cy="1806249"/>
             <wp:docPr id="17" name="Picture 17"/>
             <wp:cNvGraphicFramePr>
               <a:graphicFrameLocks noChangeAspect="1"/>
@@ -3805,7 +3892,7 @@
                   <pic:spPr>
                     <a:xfrm>
                       <a:off x="0" y="0"/>
-                      <a:ext cx="5943600" cy="1906344"/>
+                      <a:ext cx="5943600" cy="1806249"/>
                     </a:xfrm>
                     <a:prstGeom prst="rect"/>
                   </pic:spPr>
@@ -3877,7 +3964,7 @@
           <w:color w:val="1C5CAB"/>
           <w:sz w:val="19"/>
         </w:rPr>
-        <w:t>refSprd</w:t>
+        <w:t>benchSprd</w:t>
       </w:r>
       <w:r>
         <w:rPr>
@@ -3922,7 +4009,7 @@
           <w:color w:val="1C5CAB"/>
           <w:sz w:val="19"/>
         </w:rPr>
-        <w:t>refSprd</w:t>
+        <w:t>benchSprd</w:t>
       </w:r>
       <w:r>
         <w:rPr>
@@ -3937,7 +4024,7 @@
           <w:color w:val="1C5CAB"/>
           <w:sz w:val="19"/>
         </w:rPr>
-        <w:t>refSprd</w:t>
+        <w:t>benchSprd</w:t>
       </w:r>
       <w:r>
         <w:rPr>
@@ -3956,7 +4043,7 @@
           <w:color w:val="3A3A38"/>
           <w:sz w:val="20"/>
         </w:rPr>
-        <w:t xml:space="preserve">The obvious use is a pricing-desk sanity check — is what we're quoting consistent with a competitor feed, a prior model version, or an internal benchmark rate — but it's the same shape regardless of what </w:t>
+        <w:t xml:space="preserve">The immediate use case is a pricing-desk sanity check — is what's being quoted consistent with a competitor feed, a prior model version, or an internal benchmark rate — but the function makes no assumption about what </w:t>
       </w:r>
       <w:r>
         <w:rPr>
@@ -3971,7 +4058,7 @@
           <w:color w:val="3A3A38"/>
           <w:sz w:val="20"/>
         </w:rPr>
-        <w:t xml:space="preserve"> actually is: any two independently produced spread series, reconciled on shared keys.</w:t>
+        <w:t xml:space="preserve"> actually is. Any two independently produced spread series, reconciled on shared keys, fit the same shape: a required check, not a bespoke one built per comparison.</w:t>
       </w:r>
     </w:p>
     <w:p>
@@ -3996,7 +4083,7 @@
           <w:color w:val="3A3A38"/>
           <w:sz w:val="20"/>
         </w:rPr>
-        <w:t>Spread decomposition and market impact both live under the same broad heading — pricing/post-trade analytics — and they're close to opposite problems. Market impact starts with one noisy number (price after the fact) and has to recover a hidden temporary/permanent structure from it, which is why that piece needed a parametric fit and a goodness-of-fit statistic to know if the recovery was any good. Spread decomposition starts with the structure already given — every component is a column the pricing engine already computed — so there's nothing to estimate. The entire job is downstream: aggregate an additive decomposition without breaking the weighting no matter which dimension you slice by, and check the result against something the model didn't produce itself.</w:t>
+        <w:t>Spread decomposition and market impact sit under the same broad heading — pricing and post-trade analytics — while being close to opposite problems in shape. Market impact starts from one noisy observable (price after the fact) and has to recover a hidden temporary/permanent structure from it, which is why that analysis required a parametric fit and a goodness-of-fit statistic before its recovery could be trusted. Spread decomposition starts from the opposite position: the structure is already given, every component is a column the pricing engine already computed, and there is nothing left to estimate. The entire engineering problem is downstream of that — aggregating an additive decomposition without corrupting the weighting regardless of which dimension it's sliced by, and validating the result against something the model itself did not produce.</w:t>
       </w:r>
     </w:p>
     <w:p>
@@ -4008,7 +4095,7 @@
           <w:color w:val="3A3A38"/>
           <w:sz w:val="20"/>
         </w:rPr>
-        <w:t>Both pieces lean on the same discipline to know the code is actually right rather than just plausible: build a synthetic scenario with a known answer baked in, and require the functions to reproduce that number, not merely something in the right ballpark.</w:t>
+        <w:t>Both pieces are held to the same standard for knowing the code is correct rather than merely plausible: construct a synthetic scenario with a known answer built in, and require the functions to reproduce that specific number — not something in the right ballpark.</w:t>
       </w:r>
     </w:p>
     <w:p>
@@ -4033,7 +4120,7 @@
           <w:color w:val="3A3A38"/>
           <w:sz w:val="20"/>
         </w:rPr>
-        <w:t xml:space="preserve">Correctness aside, it's worth knowing what these functions actually cost. </w:t>
+        <w:t xml:space="preserve">Correctness established, the remaining question is cost: what this decomposition- and-aggregation pipeline actually takes to run at production-representative volumes. </w:t>
       </w:r>
       <w:r>
         <w:rPr>
@@ -4048,7 +4135,7 @@
           <w:color w:val="3A3A38"/>
           <w:sz w:val="20"/>
         </w:rPr>
-        <w:t xml:space="preserve"> is a shared timing harness (functions only); two per-article runners load it and time every public function in their own analytics file against realistic-sized synthetic data, via kdb+'s built-in </w:t>
+        <w:t xml:space="preserve"> is a shared, functions-only timing harness; per-article runners load it and time every public function in their own analytics file against realistic-sized synthetic data, via kdb+'s built-in </w:t>
       </w:r>
       <w:r>
         <w:rPr>
@@ -4063,7 +4150,7 @@
           <w:color w:val="3A3A38"/>
           <w:sz w:val="20"/>
         </w:rPr>
-        <w:t xml:space="preserve"> time+space profiler (called programmatically, </w:t>
+        <w:t xml:space="preserve"> time+space profiler (invoked programmatically as </w:t>
       </w:r>
       <w:r>
         <w:rPr>
@@ -4078,7 +4165,7 @@
           <w:color w:val="3A3A38"/>
           <w:sz w:val="20"/>
         </w:rPr>
-        <w:t xml:space="preserve">, so the (ms;bytes) pair can be captured and averaged over </w:t>
+        <w:t xml:space="preserve">, so the (ms;bytes) pair is captured and averaged over </w:t>
       </w:r>
       <w:r>
         <w:rPr>
@@ -4093,7 +4180,7 @@
           <w:color w:val="3A3A38"/>
           <w:sz w:val="20"/>
         </w:rPr>
-        <w:t xml:space="preserve"> reps rather than only printed). Below is the </w:t>
+        <w:t xml:space="preserve"> reps rather than merely printed to console). The table below covers the </w:t>
       </w:r>
       <w:r>
         <w:rPr>
@@ -4123,7 +4210,7 @@
           <w:color w:val="3A3A38"/>
           <w:sz w:val="20"/>
         </w:rPr>
-        <w:t xml:space="preserve"> subset — the shared offset-grid helpers plus every function discussed in this article — run at 5x the session size used above: a 216,000-row rate series, 10,000 trades, 25 orders, and 30,000 quotes.</w:t>
+        <w:t xml:space="preserve"> subset — the shared offset-grid helpers plus every function discussed in this piece — run at 5x the session size used above: a 216,000-row rate series, 10,000 trades, 25 orders, and 30,000 quotes.</w:t>
       </w:r>
     </w:p>
     <w:p>
@@ -4354,7 +4441,7 @@
           <w:color w:val="3A3A38"/>
           <w:sz w:val="20"/>
         </w:rPr>
-        <w:t xml:space="preserve">) are all sub-microsecond to low-microsecond — they're building small fixed-size structures, not touching the quote table at all. </w:t>
+        <w:t xml:space="preserve">) are all sub-microsecond to low-microsecond — they build small, fixed-size structures and never touch the quote table. </w:t>
       </w:r>
       <w:r>
         <w:rPr>
@@ -4369,7 +4456,7 @@
           <w:color w:val="3A3A38"/>
           <w:sz w:val="20"/>
         </w:rPr>
-        <w:t xml:space="preserve"> is essentially free (0.05ms for 30,000 rows) since it's one row-wise sum; </w:t>
+        <w:t xml:space="preserve"> is close to free (0.05ms for 30,000 rows), being a single row-wise sum; </w:t>
       </w:r>
       <w:r>
         <w:rPr>
@@ -4399,7 +4486,7 @@
           <w:color w:val="3A3A38"/>
           <w:sz w:val="20"/>
         </w:rPr>
-        <w:t xml:space="preserve"> cost more (1.5–4ms) because they each build several full-sized intermediate tables (one per component, or one cumulative column per component) rather than a single pass. The aggregations (</w:t>
+        <w:t xml:space="preserve"> cost more (1.5–4ms) because each builds several full-sized intermediate tables — one per component, or one cumulative column per component — rather than a single pass. The aggregations (</w:t>
       </w:r>
       <w:r>
         <w:rPr>
@@ -4444,7 +4531,7 @@
           <w:color w:val="3A3A38"/>
           <w:sz w:val="20"/>
         </w:rPr>
-        <w:t xml:space="preserve">) land under 2ms even grouping and weight-averaging all 30,000 rows — </w:t>
+        <w:t xml:space="preserve">) stay under 2ms even while grouping and weight-averaging all 30,000 rows; </w:t>
       </w:r>
       <w:r>
         <w:rPr>
@@ -4489,7 +4576,7 @@
           <w:color w:val="3A3A38"/>
           <w:sz w:val="20"/>
         </w:rPr>
-        <w:t xml:space="preserve"> alone does (1.9ms vs. 1.98ms) — </w:t>
+        <w:t xml:space="preserve"> alone does (1.9ms vs. 1.98ms), since </w:t>
       </w:r>
       <w:r>
         <w:rPr>
@@ -4504,7 +4591,7 @@
           <w:color w:val="3A3A38"/>
           <w:sz w:val="20"/>
         </w:rPr>
-        <w:t xml:space="preserve"> only runs against the small, already-aggregated bucket table it produces, not the original 30,000 rows, so melting it into shares is nearly free on top. The percentile rollups are the clear outliers: </w:t>
+        <w:t xml:space="preserve"> only runs against the small, already-aggregated bucket table it produces rather than the original 30,000 rows — melting it into shares is close to free on top. The percentile rollups are the clear outliers: </w:t>
       </w:r>
       <w:r>
         <w:rPr>
@@ -4564,7 +4651,7 @@
           <w:color w:val="3A3A38"/>
           <w:sz w:val="20"/>
         </w:rPr>
-        <w:t xml:space="preserve">'s (6.84ms vs. 2.02ms) — the one place in this library where a full sort per group, rather than a running sum, actually shows up in the numbers. </w:t>
+        <w:t xml:space="preserve">'s (6.84ms vs. 2.02ms) — the one place in this library where a full sort per group, rather than a running sum, materially shows up in the numbers. </w:t>
       </w:r>
       <w:r>
         <w:rPr>
@@ -4579,7 +4666,7 @@
           <w:color w:val="3A3A38"/>
           <w:sz w:val="20"/>
         </w:rPr>
-        <w:t xml:space="preserve"> (the real-time path) is flat at 0.004ms regardless of session size, as it should be — it upserts one row into a table keyed by a small, bounded (sym, aggression, marketStatus) key space, never touching the historical quote volume at all.</w:t>
+        <w:t xml:space="preserve"> (the real-time path) is flat at 0.004ms regardless of session size, as required — it upserts one row into a table keyed by a small, bounded (sym, aggression, marketStatus) key space, never touching the historical quote volume.</w:t>
       </w:r>
     </w:p>
     <w:p>
@@ -4666,7 +4753,7 @@
           <w:color w:val="3A3A38"/>
           <w:sz w:val="20"/>
         </w:rPr>
-        <w:t>'s millisecond resolution at this call cost, not literally free.</w:t>
+        <w:t>'s millisecond resolution at this call cost, not a claim that the operation is literally free.</w:t>
       </w:r>
     </w:p>
     <w:sectPr>
